--- a/docx/ru/BUFRCREX_TableB_ru_03.docx
+++ b/docx/ru/BUFRCREX_TableB_ru_03.docx
@@ -8,19 +8,33 @@
       </w:pPr>
       <w:r>
         <w:rPr>
-          <w:rFonts w:ascii="Arial" w:hAnsi="Arial"/>
+          <w:rFonts w:ascii="Verdana" w:hAnsi="Verdana"/>
           <w:b/>
           <w:sz w:val="22"/>
         </w:rPr>
-        <w:t>BUFR/CREX Table B — Class 03: Приборное обеспечение в BUFR/CREX</w:t>
+        <w:t>Класс 03: Приборное обеспечение в BUFR/CREX</w:t>
       </w:r>
     </w:p>
     <w:tbl>
       <w:tblPr>
         <w:tblStyle w:val="TableGrid"/>
         <w:tblW w:type="auto" w:w="0"/>
-        <w:jc w:val="center"/>
+        <w:jc w:val="left"/>
         <w:tblLook w:firstColumn="1" w:firstRow="1" w:lastColumn="0" w:lastRow="0" w:noHBand="0" w:noVBand="1" w:val="04A0"/>
+        <w:tblBorders>
+          <w:top w:val="single" w:sz="4" w:space="0" w:color="595959"/>
+          <w:left w:val="single" w:sz="4" w:space="0" w:color="595959"/>
+          <w:bottom w:val="single" w:sz="4" w:space="0" w:color="595959"/>
+          <w:right w:val="single" w:sz="4" w:space="0" w:color="595959"/>
+          <w:insideH w:val="single" w:sz="4" w:space="0" w:color="595959"/>
+          <w:insideV w:val="single" w:sz="4" w:space="0" w:color="595959"/>
+        </w:tblBorders>
+        <w:tblCellMar>
+          <w:top w:w="85" w:type="dxa"/>
+          <w:left w:w="85" w:type="dxa"/>
+          <w:bottom w:w="85" w:type="dxa"/>
+          <w:right w:w="85" w:type="dxa"/>
+        </w:tblCellMar>
       </w:tblPr>
       <w:tblGrid>
         <w:gridCol w:w="1514"/>
@@ -35,20 +49,20 @@
         <w:gridCol w:w="1514"/>
       </w:tblGrid>
       <w:tr>
+        <w:trPr>
+          <w:tblHeader/>
+        </w:trPr>
         <w:tc>
           <w:tcPr>
             <w:tcW w:type="dxa" w:w="1514"/>
-            <w:shd w:val="clear" w:color="auto" w:fill="D9E2F3"/>
+            <w:shd w:val="clear" w:color="auto" w:fill="D9D9D9"/>
           </w:tcPr>
           <w:p>
-            <w:pPr>
-              <w:jc w:val="center"/>
-            </w:pPr>
             <w:r/>
             <w:r>
               <w:rPr>
-                <w:rFonts w:ascii="Arial" w:hAnsi="Arial"/>
-                <w:b/>
+                <w:rFonts w:ascii="Verdana" w:hAnsi="Verdana"/>
+                <w:b w:val="0"/>
                 <w:sz w:val="16"/>
               </w:rPr>
               <w:t>FXY</w:t>
@@ -58,185 +72,161 @@
         <w:tc>
           <w:tcPr>
             <w:tcW w:type="dxa" w:w="1514"/>
-            <w:shd w:val="clear" w:color="auto" w:fill="D9E2F3"/>
+            <w:shd w:val="clear" w:color="auto" w:fill="D9D9D9"/>
           </w:tcPr>
           <w:p>
-            <w:pPr>
-              <w:jc w:val="center"/>
-            </w:pPr>
             <w:r/>
             <w:r>
               <w:rPr>
-                <w:rFonts w:ascii="Arial" w:hAnsi="Arial"/>
-                <w:b/>
+                <w:rFonts w:ascii="Verdana" w:hAnsi="Verdana"/>
+                <w:b w:val="0"/>
                 <w:sz w:val="16"/>
               </w:rPr>
-              <w:t>ElementName</w:t>
+              <w:t>НАЗВАНИЕ ЭЛЕМЕНТА</w:t>
             </w:r>
           </w:p>
         </w:tc>
         <w:tc>
           <w:tcPr>
             <w:tcW w:type="dxa" w:w="1514"/>
-            <w:shd w:val="clear" w:color="auto" w:fill="D9E2F3"/>
+            <w:shd w:val="clear" w:color="auto" w:fill="D9D9D9"/>
           </w:tcPr>
           <w:p>
-            <w:pPr>
-              <w:jc w:val="center"/>
-            </w:pPr>
             <w:r/>
             <w:r>
               <w:rPr>
-                <w:rFonts w:ascii="Arial" w:hAnsi="Arial"/>
-                <w:b/>
+                <w:rFonts w:ascii="Verdana" w:hAnsi="Verdana"/>
+                <w:b w:val="0"/>
                 <w:sz w:val="16"/>
               </w:rPr>
-              <w:t>BUFR Unit</w:t>
+              <w:t>ЕД. ИЗМ. BUFR</w:t>
             </w:r>
           </w:p>
         </w:tc>
         <w:tc>
           <w:tcPr>
             <w:tcW w:type="dxa" w:w="1514"/>
-            <w:shd w:val="clear" w:color="auto" w:fill="D9E2F3"/>
+            <w:shd w:val="clear" w:color="auto" w:fill="D9D9D9"/>
           </w:tcPr>
           <w:p>
-            <w:pPr>
-              <w:jc w:val="center"/>
-            </w:pPr>
             <w:r/>
             <w:r>
               <w:rPr>
-                <w:rFonts w:ascii="Arial" w:hAnsi="Arial"/>
-                <w:b/>
+                <w:rFonts w:ascii="Verdana" w:hAnsi="Verdana"/>
+                <w:b w:val="0"/>
                 <w:sz w:val="16"/>
               </w:rPr>
-              <w:t>Scale</w:t>
+              <w:t>МАСШТАБ</w:t>
             </w:r>
           </w:p>
         </w:tc>
         <w:tc>
           <w:tcPr>
             <w:tcW w:type="dxa" w:w="1514"/>
-            <w:shd w:val="clear" w:color="auto" w:fill="D9E2F3"/>
+            <w:shd w:val="clear" w:color="auto" w:fill="D9D9D9"/>
           </w:tcPr>
           <w:p>
-            <w:pPr>
-              <w:jc w:val="center"/>
-            </w:pPr>
             <w:r/>
             <w:r>
               <w:rPr>
-                <w:rFonts w:ascii="Arial" w:hAnsi="Arial"/>
-                <w:b/>
+                <w:rFonts w:ascii="Verdana" w:hAnsi="Verdana"/>
+                <w:b w:val="0"/>
                 <w:sz w:val="16"/>
               </w:rPr>
-              <w:t>Ref Value</w:t>
+              <w:t>НАЧ. ОТСЧ.</w:t>
             </w:r>
           </w:p>
         </w:tc>
         <w:tc>
           <w:tcPr>
             <w:tcW w:type="dxa" w:w="1514"/>
-            <w:shd w:val="clear" w:color="auto" w:fill="D9E2F3"/>
+            <w:shd w:val="clear" w:color="auto" w:fill="D9D9D9"/>
           </w:tcPr>
           <w:p>
-            <w:pPr>
-              <w:jc w:val="center"/>
-            </w:pPr>
             <w:r/>
             <w:r>
               <w:rPr>
-                <w:rFonts w:ascii="Arial" w:hAnsi="Arial"/>
-                <w:b/>
+                <w:rFonts w:ascii="Verdana" w:hAnsi="Verdana"/>
+                <w:b w:val="0"/>
                 <w:sz w:val="16"/>
               </w:rPr>
-              <w:t>Bits</w:t>
+              <w:t>БИТЫ</w:t>
             </w:r>
           </w:p>
         </w:tc>
         <w:tc>
           <w:tcPr>
             <w:tcW w:type="dxa" w:w="1514"/>
-            <w:shd w:val="clear" w:color="auto" w:fill="D9E2F3"/>
+            <w:shd w:val="clear" w:color="auto" w:fill="D9D9D9"/>
           </w:tcPr>
           <w:p>
-            <w:pPr>
-              <w:jc w:val="center"/>
-            </w:pPr>
             <w:r/>
             <w:r>
               <w:rPr>
-                <w:rFonts w:ascii="Arial" w:hAnsi="Arial"/>
-                <w:b/>
+                <w:rFonts w:ascii="Verdana" w:hAnsi="Verdana"/>
+                <w:b w:val="0"/>
                 <w:sz w:val="16"/>
               </w:rPr>
-              <w:t>CREX Unit</w:t>
+              <w:t>ЕД. ИЗМ. CREX</w:t>
             </w:r>
           </w:p>
         </w:tc>
         <w:tc>
           <w:tcPr>
             <w:tcW w:type="dxa" w:w="1514"/>
-            <w:shd w:val="clear" w:color="auto" w:fill="D9E2F3"/>
+            <w:shd w:val="clear" w:color="auto" w:fill="D9D9D9"/>
           </w:tcPr>
           <w:p>
-            <w:pPr>
-              <w:jc w:val="center"/>
-            </w:pPr>
             <w:r/>
             <w:r>
               <w:rPr>
-                <w:rFonts w:ascii="Arial" w:hAnsi="Arial"/>
-                <w:b/>
+                <w:rFonts w:ascii="Verdana" w:hAnsi="Verdana"/>
+                <w:b w:val="0"/>
                 <w:sz w:val="16"/>
               </w:rPr>
-              <w:t>Scale</w:t>
+              <w:t>МАСШТАБ</w:t>
             </w:r>
           </w:p>
         </w:tc>
         <w:tc>
           <w:tcPr>
             <w:tcW w:type="dxa" w:w="1514"/>
-            <w:shd w:val="clear" w:color="auto" w:fill="D9E2F3"/>
+            <w:shd w:val="clear" w:color="auto" w:fill="D9D9D9"/>
           </w:tcPr>
           <w:p>
-            <w:pPr>
-              <w:jc w:val="center"/>
-            </w:pPr>
             <w:r/>
             <w:r>
               <w:rPr>
-                <w:rFonts w:ascii="Arial" w:hAnsi="Arial"/>
-                <w:b/>
+                <w:rFonts w:ascii="Verdana" w:hAnsi="Verdana"/>
+                <w:b w:val="0"/>
                 <w:sz w:val="16"/>
               </w:rPr>
-              <w:t>Chars</w:t>
+              <w:t>СИМВ.</w:t>
             </w:r>
           </w:p>
         </w:tc>
         <w:tc>
           <w:tcPr>
             <w:tcW w:type="dxa" w:w="1514"/>
-            <w:shd w:val="clear" w:color="auto" w:fill="D9E2F3"/>
+            <w:shd w:val="clear" w:color="auto" w:fill="D9D9D9"/>
           </w:tcPr>
           <w:p>
-            <w:pPr>
-              <w:jc w:val="center"/>
-            </w:pPr>
             <w:r/>
             <w:r>
               <w:rPr>
-                <w:rFonts w:ascii="Arial" w:hAnsi="Arial"/>
-                <w:b/>
+                <w:rFonts w:ascii="Verdana" w:hAnsi="Verdana"/>
+                <w:b w:val="0"/>
                 <w:sz w:val="16"/>
               </w:rPr>
-              <w:t>Note</w:t>
+              <w:t>ПРИМЕЧАНИЕ</w:t>
             </w:r>
           </w:p>
         </w:tc>
       </w:tr>
       <w:tr>
+        <w:trPr>
+          <w:cantSplit/>
+        </w:trPr>
         <w:tc>
           <w:tcPr>
             <w:tcW w:type="dxa" w:w="1514"/>
@@ -245,7 +235,7 @@
             <w:r/>
             <w:r>
               <w:rPr>
-                <w:rFonts w:ascii="Arial" w:hAnsi="Arial"/>
+                <w:rFonts w:ascii="Verdana" w:hAnsi="Verdana"/>
                 <w:b w:val="0"/>
                 <w:sz w:val="16"/>
               </w:rPr>
@@ -261,7 +251,7 @@
             <w:r/>
             <w:r>
               <w:rPr>
-                <w:rFonts w:ascii="Arial" w:hAnsi="Arial"/>
+                <w:rFonts w:ascii="Verdana" w:hAnsi="Verdana"/>
                 <w:b w:val="0"/>
                 <w:sz w:val="16"/>
               </w:rPr>
@@ -277,7 +267,7 @@
             <w:r/>
             <w:r>
               <w:rPr>
-                <w:rFonts w:ascii="Arial" w:hAnsi="Arial"/>
+                <w:rFonts w:ascii="Verdana" w:hAnsi="Verdana"/>
                 <w:b w:val="0"/>
                 <w:sz w:val="16"/>
               </w:rPr>
@@ -293,7 +283,7 @@
             <w:r/>
             <w:r>
               <w:rPr>
-                <w:rFonts w:ascii="Arial" w:hAnsi="Arial"/>
+                <w:rFonts w:ascii="Verdana" w:hAnsi="Verdana"/>
                 <w:b w:val="0"/>
                 <w:sz w:val="16"/>
               </w:rPr>
@@ -309,7 +299,7 @@
             <w:r/>
             <w:r>
               <w:rPr>
-                <w:rFonts w:ascii="Arial" w:hAnsi="Arial"/>
+                <w:rFonts w:ascii="Verdana" w:hAnsi="Verdana"/>
                 <w:b w:val="0"/>
                 <w:sz w:val="16"/>
               </w:rPr>
@@ -325,7 +315,7 @@
             <w:r/>
             <w:r>
               <w:rPr>
-                <w:rFonts w:ascii="Arial" w:hAnsi="Arial"/>
+                <w:rFonts w:ascii="Verdana" w:hAnsi="Verdana"/>
                 <w:b w:val="0"/>
                 <w:sz w:val="16"/>
               </w:rPr>
@@ -341,7 +331,7 @@
             <w:r/>
             <w:r>
               <w:rPr>
-                <w:rFonts w:ascii="Arial" w:hAnsi="Arial"/>
+                <w:rFonts w:ascii="Verdana" w:hAnsi="Verdana"/>
                 <w:b w:val="0"/>
                 <w:sz w:val="16"/>
               </w:rPr>
@@ -357,7 +347,7 @@
             <w:r/>
             <w:r>
               <w:rPr>
-                <w:rFonts w:ascii="Arial" w:hAnsi="Arial"/>
+                <w:rFonts w:ascii="Verdana" w:hAnsi="Verdana"/>
                 <w:b w:val="0"/>
                 <w:sz w:val="16"/>
               </w:rPr>
@@ -373,7 +363,7 @@
             <w:r/>
             <w:r>
               <w:rPr>
-                <w:rFonts w:ascii="Arial" w:hAnsi="Arial"/>
+                <w:rFonts w:ascii="Verdana" w:hAnsi="Verdana"/>
                 <w:b w:val="0"/>
                 <w:sz w:val="16"/>
               </w:rPr>
@@ -389,7 +379,7 @@
             <w:r/>
             <w:r>
               <w:rPr>
-                <w:rFonts w:ascii="Arial" w:hAnsi="Arial"/>
+                <w:rFonts w:ascii="Verdana" w:hAnsi="Verdana"/>
                 <w:b w:val="0"/>
                 <w:sz w:val="16"/>
               </w:rPr>
@@ -398,6 +388,9 @@
         </w:tc>
       </w:tr>
       <w:tr>
+        <w:trPr>
+          <w:cantSplit/>
+        </w:trPr>
         <w:tc>
           <w:tcPr>
             <w:tcW w:type="dxa" w:w="1514"/>
@@ -406,7 +399,7 @@
             <w:r/>
             <w:r>
               <w:rPr>
-                <w:rFonts w:ascii="Arial" w:hAnsi="Arial"/>
+                <w:rFonts w:ascii="Verdana" w:hAnsi="Verdana"/>
                 <w:b w:val="0"/>
                 <w:sz w:val="16"/>
               </w:rPr>
@@ -422,7 +415,7 @@
             <w:r/>
             <w:r>
               <w:rPr>
-                <w:rFonts w:ascii="Arial" w:hAnsi="Arial"/>
+                <w:rFonts w:ascii="Verdana" w:hAnsi="Verdana"/>
                 <w:b w:val="0"/>
                 <w:sz w:val="16"/>
               </w:rPr>
@@ -438,7 +431,7 @@
             <w:r/>
             <w:r>
               <w:rPr>
-                <w:rFonts w:ascii="Arial" w:hAnsi="Arial"/>
+                <w:rFonts w:ascii="Verdana" w:hAnsi="Verdana"/>
                 <w:b w:val="0"/>
                 <w:sz w:val="16"/>
               </w:rPr>
@@ -454,7 +447,7 @@
             <w:r/>
             <w:r>
               <w:rPr>
-                <w:rFonts w:ascii="Arial" w:hAnsi="Arial"/>
+                <w:rFonts w:ascii="Verdana" w:hAnsi="Verdana"/>
                 <w:b w:val="0"/>
                 <w:sz w:val="16"/>
               </w:rPr>
@@ -470,7 +463,7 @@
             <w:r/>
             <w:r>
               <w:rPr>
-                <w:rFonts w:ascii="Arial" w:hAnsi="Arial"/>
+                <w:rFonts w:ascii="Verdana" w:hAnsi="Verdana"/>
                 <w:b w:val="0"/>
                 <w:sz w:val="16"/>
               </w:rPr>
@@ -486,7 +479,7 @@
             <w:r/>
             <w:r>
               <w:rPr>
-                <w:rFonts w:ascii="Arial" w:hAnsi="Arial"/>
+                <w:rFonts w:ascii="Verdana" w:hAnsi="Verdana"/>
                 <w:b w:val="0"/>
                 <w:sz w:val="16"/>
               </w:rPr>
@@ -502,7 +495,7 @@
             <w:r/>
             <w:r>
               <w:rPr>
-                <w:rFonts w:ascii="Arial" w:hAnsi="Arial"/>
+                <w:rFonts w:ascii="Verdana" w:hAnsi="Verdana"/>
                 <w:b w:val="0"/>
                 <w:sz w:val="16"/>
               </w:rPr>
@@ -518,7 +511,7 @@
             <w:r/>
             <w:r>
               <w:rPr>
-                <w:rFonts w:ascii="Arial" w:hAnsi="Arial"/>
+                <w:rFonts w:ascii="Verdana" w:hAnsi="Verdana"/>
                 <w:b w:val="0"/>
                 <w:sz w:val="16"/>
               </w:rPr>
@@ -534,7 +527,7 @@
             <w:r/>
             <w:r>
               <w:rPr>
-                <w:rFonts w:ascii="Arial" w:hAnsi="Arial"/>
+                <w:rFonts w:ascii="Verdana" w:hAnsi="Verdana"/>
                 <w:b w:val="0"/>
                 <w:sz w:val="16"/>
               </w:rPr>
@@ -550,7 +543,7 @@
             <w:r/>
             <w:r>
               <w:rPr>
-                <w:rFonts w:ascii="Arial" w:hAnsi="Arial"/>
+                <w:rFonts w:ascii="Verdana" w:hAnsi="Verdana"/>
                 <w:b w:val="0"/>
                 <w:sz w:val="16"/>
               </w:rPr>
@@ -559,6 +552,9 @@
         </w:tc>
       </w:tr>
       <w:tr>
+        <w:trPr>
+          <w:cantSplit/>
+        </w:trPr>
         <w:tc>
           <w:tcPr>
             <w:tcW w:type="dxa" w:w="1514"/>
@@ -567,7 +563,7 @@
             <w:r/>
             <w:r>
               <w:rPr>
-                <w:rFonts w:ascii="Arial" w:hAnsi="Arial"/>
+                <w:rFonts w:ascii="Verdana" w:hAnsi="Verdana"/>
                 <w:b w:val="0"/>
                 <w:sz w:val="16"/>
               </w:rPr>
@@ -583,7 +579,7 @@
             <w:r/>
             <w:r>
               <w:rPr>
-                <w:rFonts w:ascii="Arial" w:hAnsi="Arial"/>
+                <w:rFonts w:ascii="Verdana" w:hAnsi="Verdana"/>
                 <w:b w:val="0"/>
                 <w:sz w:val="16"/>
               </w:rPr>
@@ -599,7 +595,7 @@
             <w:r/>
             <w:r>
               <w:rPr>
-                <w:rFonts w:ascii="Arial" w:hAnsi="Arial"/>
+                <w:rFonts w:ascii="Verdana" w:hAnsi="Verdana"/>
                 <w:b w:val="0"/>
                 <w:sz w:val="16"/>
               </w:rPr>
@@ -615,7 +611,7 @@
             <w:r/>
             <w:r>
               <w:rPr>
-                <w:rFonts w:ascii="Arial" w:hAnsi="Arial"/>
+                <w:rFonts w:ascii="Verdana" w:hAnsi="Verdana"/>
                 <w:b w:val="0"/>
                 <w:sz w:val="16"/>
               </w:rPr>
@@ -631,7 +627,7 @@
             <w:r/>
             <w:r>
               <w:rPr>
-                <w:rFonts w:ascii="Arial" w:hAnsi="Arial"/>
+                <w:rFonts w:ascii="Verdana" w:hAnsi="Verdana"/>
                 <w:b w:val="0"/>
                 <w:sz w:val="16"/>
               </w:rPr>
@@ -647,7 +643,7 @@
             <w:r/>
             <w:r>
               <w:rPr>
-                <w:rFonts w:ascii="Arial" w:hAnsi="Arial"/>
+                <w:rFonts w:ascii="Verdana" w:hAnsi="Verdana"/>
                 <w:b w:val="0"/>
                 <w:sz w:val="16"/>
               </w:rPr>
@@ -663,7 +659,7 @@
             <w:r/>
             <w:r>
               <w:rPr>
-                <w:rFonts w:ascii="Arial" w:hAnsi="Arial"/>
+                <w:rFonts w:ascii="Verdana" w:hAnsi="Verdana"/>
                 <w:b w:val="0"/>
                 <w:sz w:val="16"/>
               </w:rPr>
@@ -679,7 +675,7 @@
             <w:r/>
             <w:r>
               <w:rPr>
-                <w:rFonts w:ascii="Arial" w:hAnsi="Arial"/>
+                <w:rFonts w:ascii="Verdana" w:hAnsi="Verdana"/>
                 <w:b w:val="0"/>
                 <w:sz w:val="16"/>
               </w:rPr>
@@ -695,7 +691,7 @@
             <w:r/>
             <w:r>
               <w:rPr>
-                <w:rFonts w:ascii="Arial" w:hAnsi="Arial"/>
+                <w:rFonts w:ascii="Verdana" w:hAnsi="Verdana"/>
                 <w:b w:val="0"/>
                 <w:sz w:val="16"/>
               </w:rPr>
@@ -711,7 +707,7 @@
             <w:r/>
             <w:r>
               <w:rPr>
-                <w:rFonts w:ascii="Arial" w:hAnsi="Arial"/>
+                <w:rFonts w:ascii="Verdana" w:hAnsi="Verdana"/>
                 <w:b w:val="0"/>
                 <w:sz w:val="16"/>
               </w:rPr>
@@ -720,6 +716,9 @@
         </w:tc>
       </w:tr>
       <w:tr>
+        <w:trPr>
+          <w:cantSplit/>
+        </w:trPr>
         <w:tc>
           <w:tcPr>
             <w:tcW w:type="dxa" w:w="1514"/>
@@ -728,7 +727,7 @@
             <w:r/>
             <w:r>
               <w:rPr>
-                <w:rFonts w:ascii="Arial" w:hAnsi="Arial"/>
+                <w:rFonts w:ascii="Verdana" w:hAnsi="Verdana"/>
                 <w:b w:val="0"/>
                 <w:sz w:val="16"/>
               </w:rPr>
@@ -744,7 +743,7 @@
             <w:r/>
             <w:r>
               <w:rPr>
-                <w:rFonts w:ascii="Arial" w:hAnsi="Arial"/>
+                <w:rFonts w:ascii="Verdana" w:hAnsi="Verdana"/>
                 <w:b w:val="0"/>
                 <w:sz w:val="16"/>
               </w:rPr>
@@ -760,7 +759,7 @@
             <w:r/>
             <w:r>
               <w:rPr>
-                <w:rFonts w:ascii="Arial" w:hAnsi="Arial"/>
+                <w:rFonts w:ascii="Verdana" w:hAnsi="Verdana"/>
                 <w:b w:val="0"/>
                 <w:sz w:val="16"/>
               </w:rPr>
@@ -776,7 +775,7 @@
             <w:r/>
             <w:r>
               <w:rPr>
-                <w:rFonts w:ascii="Arial" w:hAnsi="Arial"/>
+                <w:rFonts w:ascii="Verdana" w:hAnsi="Verdana"/>
                 <w:b w:val="0"/>
                 <w:sz w:val="16"/>
               </w:rPr>
@@ -792,7 +791,7 @@
             <w:r/>
             <w:r>
               <w:rPr>
-                <w:rFonts w:ascii="Arial" w:hAnsi="Arial"/>
+                <w:rFonts w:ascii="Verdana" w:hAnsi="Verdana"/>
                 <w:b w:val="0"/>
                 <w:sz w:val="16"/>
               </w:rPr>
@@ -808,7 +807,7 @@
             <w:r/>
             <w:r>
               <w:rPr>
-                <w:rFonts w:ascii="Arial" w:hAnsi="Arial"/>
+                <w:rFonts w:ascii="Verdana" w:hAnsi="Verdana"/>
                 <w:b w:val="0"/>
                 <w:sz w:val="16"/>
               </w:rPr>
@@ -824,7 +823,7 @@
             <w:r/>
             <w:r>
               <w:rPr>
-                <w:rFonts w:ascii="Arial" w:hAnsi="Arial"/>
+                <w:rFonts w:ascii="Verdana" w:hAnsi="Verdana"/>
                 <w:b w:val="0"/>
                 <w:sz w:val="16"/>
               </w:rPr>
@@ -840,7 +839,7 @@
             <w:r/>
             <w:r>
               <w:rPr>
-                <w:rFonts w:ascii="Arial" w:hAnsi="Arial"/>
+                <w:rFonts w:ascii="Verdana" w:hAnsi="Verdana"/>
                 <w:b w:val="0"/>
                 <w:sz w:val="16"/>
               </w:rPr>
@@ -856,7 +855,7 @@
             <w:r/>
             <w:r>
               <w:rPr>
-                <w:rFonts w:ascii="Arial" w:hAnsi="Arial"/>
+                <w:rFonts w:ascii="Verdana" w:hAnsi="Verdana"/>
                 <w:b w:val="0"/>
                 <w:sz w:val="16"/>
               </w:rPr>
@@ -872,7 +871,7 @@
             <w:r/>
             <w:r>
               <w:rPr>
-                <w:rFonts w:ascii="Arial" w:hAnsi="Arial"/>
+                <w:rFonts w:ascii="Verdana" w:hAnsi="Verdana"/>
                 <w:b w:val="0"/>
                 <w:sz w:val="16"/>
               </w:rPr>
@@ -881,6 +880,9 @@
         </w:tc>
       </w:tr>
       <w:tr>
+        <w:trPr>
+          <w:cantSplit/>
+        </w:trPr>
         <w:tc>
           <w:tcPr>
             <w:tcW w:type="dxa" w:w="1514"/>
@@ -889,7 +891,7 @@
             <w:r/>
             <w:r>
               <w:rPr>
-                <w:rFonts w:ascii="Arial" w:hAnsi="Arial"/>
+                <w:rFonts w:ascii="Verdana" w:hAnsi="Verdana"/>
                 <w:b w:val="0"/>
                 <w:sz w:val="16"/>
               </w:rPr>
@@ -905,7 +907,7 @@
             <w:r/>
             <w:r>
               <w:rPr>
-                <w:rFonts w:ascii="Arial" w:hAnsi="Arial"/>
+                <w:rFonts w:ascii="Verdana" w:hAnsi="Verdana"/>
                 <w:b w:val="0"/>
                 <w:sz w:val="16"/>
               </w:rPr>
@@ -921,7 +923,7 @@
             <w:r/>
             <w:r>
               <w:rPr>
-                <w:rFonts w:ascii="Arial" w:hAnsi="Arial"/>
+                <w:rFonts w:ascii="Verdana" w:hAnsi="Verdana"/>
                 <w:b w:val="0"/>
                 <w:sz w:val="16"/>
               </w:rPr>
@@ -937,7 +939,7 @@
             <w:r/>
             <w:r>
               <w:rPr>
-                <w:rFonts w:ascii="Arial" w:hAnsi="Arial"/>
+                <w:rFonts w:ascii="Verdana" w:hAnsi="Verdana"/>
                 <w:b w:val="0"/>
                 <w:sz w:val="16"/>
               </w:rPr>
@@ -953,7 +955,7 @@
             <w:r/>
             <w:r>
               <w:rPr>
-                <w:rFonts w:ascii="Arial" w:hAnsi="Arial"/>
+                <w:rFonts w:ascii="Verdana" w:hAnsi="Verdana"/>
                 <w:b w:val="0"/>
                 <w:sz w:val="16"/>
               </w:rPr>
@@ -969,7 +971,7 @@
             <w:r/>
             <w:r>
               <w:rPr>
-                <w:rFonts w:ascii="Arial" w:hAnsi="Arial"/>
+                <w:rFonts w:ascii="Verdana" w:hAnsi="Verdana"/>
                 <w:b w:val="0"/>
                 <w:sz w:val="16"/>
               </w:rPr>
@@ -985,7 +987,7 @@
             <w:r/>
             <w:r>
               <w:rPr>
-                <w:rFonts w:ascii="Arial" w:hAnsi="Arial"/>
+                <w:rFonts w:ascii="Verdana" w:hAnsi="Verdana"/>
                 <w:b w:val="0"/>
                 <w:sz w:val="16"/>
               </w:rPr>
@@ -1001,7 +1003,7 @@
             <w:r/>
             <w:r>
               <w:rPr>
-                <w:rFonts w:ascii="Arial" w:hAnsi="Arial"/>
+                <w:rFonts w:ascii="Verdana" w:hAnsi="Verdana"/>
                 <w:b w:val="0"/>
                 <w:sz w:val="16"/>
               </w:rPr>
@@ -1017,7 +1019,7 @@
             <w:r/>
             <w:r>
               <w:rPr>
-                <w:rFonts w:ascii="Arial" w:hAnsi="Arial"/>
+                <w:rFonts w:ascii="Verdana" w:hAnsi="Verdana"/>
                 <w:b w:val="0"/>
                 <w:sz w:val="16"/>
               </w:rPr>
@@ -1033,7 +1035,7 @@
             <w:r/>
             <w:r>
               <w:rPr>
-                <w:rFonts w:ascii="Arial" w:hAnsi="Arial"/>
+                <w:rFonts w:ascii="Verdana" w:hAnsi="Verdana"/>
                 <w:b w:val="0"/>
                 <w:sz w:val="16"/>
               </w:rPr>
@@ -1042,6 +1044,9 @@
         </w:tc>
       </w:tr>
       <w:tr>
+        <w:trPr>
+          <w:cantSplit/>
+        </w:trPr>
         <w:tc>
           <w:tcPr>
             <w:tcW w:type="dxa" w:w="1514"/>
@@ -1050,7 +1055,7 @@
             <w:r/>
             <w:r>
               <w:rPr>
-                <w:rFonts w:ascii="Arial" w:hAnsi="Arial"/>
+                <w:rFonts w:ascii="Verdana" w:hAnsi="Verdana"/>
                 <w:b w:val="0"/>
                 <w:sz w:val="16"/>
               </w:rPr>
@@ -1066,7 +1071,7 @@
             <w:r/>
             <w:r>
               <w:rPr>
-                <w:rFonts w:ascii="Arial" w:hAnsi="Arial"/>
+                <w:rFonts w:ascii="Verdana" w:hAnsi="Verdana"/>
                 <w:b w:val="0"/>
                 <w:sz w:val="16"/>
               </w:rPr>
@@ -1082,7 +1087,7 @@
             <w:r/>
             <w:r>
               <w:rPr>
-                <w:rFonts w:ascii="Arial" w:hAnsi="Arial"/>
+                <w:rFonts w:ascii="Verdana" w:hAnsi="Verdana"/>
                 <w:b w:val="0"/>
                 <w:sz w:val="16"/>
               </w:rPr>
@@ -1098,7 +1103,7 @@
             <w:r/>
             <w:r>
               <w:rPr>
-                <w:rFonts w:ascii="Arial" w:hAnsi="Arial"/>
+                <w:rFonts w:ascii="Verdana" w:hAnsi="Verdana"/>
                 <w:b w:val="0"/>
                 <w:sz w:val="16"/>
               </w:rPr>
@@ -1114,7 +1119,7 @@
             <w:r/>
             <w:r>
               <w:rPr>
-                <w:rFonts w:ascii="Arial" w:hAnsi="Arial"/>
+                <w:rFonts w:ascii="Verdana" w:hAnsi="Verdana"/>
                 <w:b w:val="0"/>
                 <w:sz w:val="16"/>
               </w:rPr>
@@ -1130,7 +1135,7 @@
             <w:r/>
             <w:r>
               <w:rPr>
-                <w:rFonts w:ascii="Arial" w:hAnsi="Arial"/>
+                <w:rFonts w:ascii="Verdana" w:hAnsi="Verdana"/>
                 <w:b w:val="0"/>
                 <w:sz w:val="16"/>
               </w:rPr>
@@ -1146,7 +1151,7 @@
             <w:r/>
             <w:r>
               <w:rPr>
-                <w:rFonts w:ascii="Arial" w:hAnsi="Arial"/>
+                <w:rFonts w:ascii="Verdana" w:hAnsi="Verdana"/>
                 <w:b w:val="0"/>
                 <w:sz w:val="16"/>
               </w:rPr>
@@ -1162,7 +1167,7 @@
             <w:r/>
             <w:r>
               <w:rPr>
-                <w:rFonts w:ascii="Arial" w:hAnsi="Arial"/>
+                <w:rFonts w:ascii="Verdana" w:hAnsi="Verdana"/>
                 <w:b w:val="0"/>
                 <w:sz w:val="16"/>
               </w:rPr>
@@ -1178,7 +1183,7 @@
             <w:r/>
             <w:r>
               <w:rPr>
-                <w:rFonts w:ascii="Arial" w:hAnsi="Arial"/>
+                <w:rFonts w:ascii="Verdana" w:hAnsi="Verdana"/>
                 <w:b w:val="0"/>
                 <w:sz w:val="16"/>
               </w:rPr>
@@ -1194,7 +1199,7 @@
             <w:r/>
             <w:r>
               <w:rPr>
-                <w:rFonts w:ascii="Arial" w:hAnsi="Arial"/>
+                <w:rFonts w:ascii="Verdana" w:hAnsi="Verdana"/>
                 <w:b w:val="0"/>
                 <w:sz w:val="16"/>
               </w:rPr>
@@ -1203,6 +1208,9 @@
         </w:tc>
       </w:tr>
       <w:tr>
+        <w:trPr>
+          <w:cantSplit/>
+        </w:trPr>
         <w:tc>
           <w:tcPr>
             <w:tcW w:type="dxa" w:w="1514"/>
@@ -1211,7 +1219,7 @@
             <w:r/>
             <w:r>
               <w:rPr>
-                <w:rFonts w:ascii="Arial" w:hAnsi="Arial"/>
+                <w:rFonts w:ascii="Verdana" w:hAnsi="Verdana"/>
                 <w:b w:val="0"/>
                 <w:sz w:val="16"/>
               </w:rPr>
@@ -1227,7 +1235,7 @@
             <w:r/>
             <w:r>
               <w:rPr>
-                <w:rFonts w:ascii="Arial" w:hAnsi="Arial"/>
+                <w:rFonts w:ascii="Verdana" w:hAnsi="Verdana"/>
                 <w:b w:val="0"/>
                 <w:sz w:val="16"/>
               </w:rPr>
@@ -1243,7 +1251,7 @@
             <w:r/>
             <w:r>
               <w:rPr>
-                <w:rFonts w:ascii="Arial" w:hAnsi="Arial"/>
+                <w:rFonts w:ascii="Verdana" w:hAnsi="Verdana"/>
                 <w:b w:val="0"/>
                 <w:sz w:val="16"/>
               </w:rPr>
@@ -1259,7 +1267,7 @@
             <w:r/>
             <w:r>
               <w:rPr>
-                <w:rFonts w:ascii="Arial" w:hAnsi="Arial"/>
+                <w:rFonts w:ascii="Verdana" w:hAnsi="Verdana"/>
                 <w:b w:val="0"/>
                 <w:sz w:val="16"/>
               </w:rPr>
@@ -1275,7 +1283,7 @@
             <w:r/>
             <w:r>
               <w:rPr>
-                <w:rFonts w:ascii="Arial" w:hAnsi="Arial"/>
+                <w:rFonts w:ascii="Verdana" w:hAnsi="Verdana"/>
                 <w:b w:val="0"/>
                 <w:sz w:val="16"/>
               </w:rPr>
@@ -1291,7 +1299,7 @@
             <w:r/>
             <w:r>
               <w:rPr>
-                <w:rFonts w:ascii="Arial" w:hAnsi="Arial"/>
+                <w:rFonts w:ascii="Verdana" w:hAnsi="Verdana"/>
                 <w:b w:val="0"/>
                 <w:sz w:val="16"/>
               </w:rPr>
@@ -1307,7 +1315,7 @@
             <w:r/>
             <w:r>
               <w:rPr>
-                <w:rFonts w:ascii="Arial" w:hAnsi="Arial"/>
+                <w:rFonts w:ascii="Verdana" w:hAnsi="Verdana"/>
                 <w:b w:val="0"/>
                 <w:sz w:val="16"/>
               </w:rPr>
@@ -1323,7 +1331,7 @@
             <w:r/>
             <w:r>
               <w:rPr>
-                <w:rFonts w:ascii="Arial" w:hAnsi="Arial"/>
+                <w:rFonts w:ascii="Verdana" w:hAnsi="Verdana"/>
                 <w:b w:val="0"/>
                 <w:sz w:val="16"/>
               </w:rPr>
@@ -1339,7 +1347,7 @@
             <w:r/>
             <w:r>
               <w:rPr>
-                <w:rFonts w:ascii="Arial" w:hAnsi="Arial"/>
+                <w:rFonts w:ascii="Verdana" w:hAnsi="Verdana"/>
                 <w:b w:val="0"/>
                 <w:sz w:val="16"/>
               </w:rPr>
@@ -1355,7 +1363,7 @@
             <w:r/>
             <w:r>
               <w:rPr>
-                <w:rFonts w:ascii="Arial" w:hAnsi="Arial"/>
+                <w:rFonts w:ascii="Verdana" w:hAnsi="Verdana"/>
                 <w:b w:val="0"/>
                 <w:sz w:val="16"/>
               </w:rPr>
@@ -1364,6 +1372,9 @@
         </w:tc>
       </w:tr>
       <w:tr>
+        <w:trPr>
+          <w:cantSplit/>
+        </w:trPr>
         <w:tc>
           <w:tcPr>
             <w:tcW w:type="dxa" w:w="1514"/>
@@ -1372,7 +1383,7 @@
             <w:r/>
             <w:r>
               <w:rPr>
-                <w:rFonts w:ascii="Arial" w:hAnsi="Arial"/>
+                <w:rFonts w:ascii="Verdana" w:hAnsi="Verdana"/>
                 <w:b w:val="0"/>
                 <w:sz w:val="16"/>
               </w:rPr>
@@ -1388,7 +1399,7 @@
             <w:r/>
             <w:r>
               <w:rPr>
-                <w:rFonts w:ascii="Arial" w:hAnsi="Arial"/>
+                <w:rFonts w:ascii="Verdana" w:hAnsi="Verdana"/>
                 <w:b w:val="0"/>
                 <w:sz w:val="16"/>
               </w:rPr>
@@ -1404,7 +1415,7 @@
             <w:r/>
             <w:r>
               <w:rPr>
-                <w:rFonts w:ascii="Arial" w:hAnsi="Arial"/>
+                <w:rFonts w:ascii="Verdana" w:hAnsi="Verdana"/>
                 <w:b w:val="0"/>
                 <w:sz w:val="16"/>
               </w:rPr>
@@ -1420,7 +1431,7 @@
             <w:r/>
             <w:r>
               <w:rPr>
-                <w:rFonts w:ascii="Arial" w:hAnsi="Arial"/>
+                <w:rFonts w:ascii="Verdana" w:hAnsi="Verdana"/>
                 <w:b w:val="0"/>
                 <w:sz w:val="16"/>
               </w:rPr>
@@ -1436,7 +1447,7 @@
             <w:r/>
             <w:r>
               <w:rPr>
-                <w:rFonts w:ascii="Arial" w:hAnsi="Arial"/>
+                <w:rFonts w:ascii="Verdana" w:hAnsi="Verdana"/>
                 <w:b w:val="0"/>
                 <w:sz w:val="16"/>
               </w:rPr>
@@ -1452,7 +1463,7 @@
             <w:r/>
             <w:r>
               <w:rPr>
-                <w:rFonts w:ascii="Arial" w:hAnsi="Arial"/>
+                <w:rFonts w:ascii="Verdana" w:hAnsi="Verdana"/>
                 <w:b w:val="0"/>
                 <w:sz w:val="16"/>
               </w:rPr>
@@ -1468,7 +1479,7 @@
             <w:r/>
             <w:r>
               <w:rPr>
-                <w:rFonts w:ascii="Arial" w:hAnsi="Arial"/>
+                <w:rFonts w:ascii="Verdana" w:hAnsi="Verdana"/>
                 <w:b w:val="0"/>
                 <w:sz w:val="16"/>
               </w:rPr>
@@ -1484,7 +1495,7 @@
             <w:r/>
             <w:r>
               <w:rPr>
-                <w:rFonts w:ascii="Arial" w:hAnsi="Arial"/>
+                <w:rFonts w:ascii="Verdana" w:hAnsi="Verdana"/>
                 <w:b w:val="0"/>
                 <w:sz w:val="16"/>
               </w:rPr>
@@ -1500,7 +1511,7 @@
             <w:r/>
             <w:r>
               <w:rPr>
-                <w:rFonts w:ascii="Arial" w:hAnsi="Arial"/>
+                <w:rFonts w:ascii="Verdana" w:hAnsi="Verdana"/>
                 <w:b w:val="0"/>
                 <w:sz w:val="16"/>
               </w:rPr>
@@ -1516,7 +1527,7 @@
             <w:r/>
             <w:r>
               <w:rPr>
-                <w:rFonts w:ascii="Arial" w:hAnsi="Arial"/>
+                <w:rFonts w:ascii="Verdana" w:hAnsi="Verdana"/>
                 <w:b w:val="0"/>
                 <w:sz w:val="16"/>
               </w:rPr>
@@ -1525,6 +1536,9 @@
         </w:tc>
       </w:tr>
       <w:tr>
+        <w:trPr>
+          <w:cantSplit/>
+        </w:trPr>
         <w:tc>
           <w:tcPr>
             <w:tcW w:type="dxa" w:w="1514"/>
@@ -1533,7 +1547,7 @@
             <w:r/>
             <w:r>
               <w:rPr>
-                <w:rFonts w:ascii="Arial" w:hAnsi="Arial"/>
+                <w:rFonts w:ascii="Verdana" w:hAnsi="Verdana"/>
                 <w:b w:val="0"/>
                 <w:sz w:val="16"/>
               </w:rPr>
@@ -1549,7 +1563,7 @@
             <w:r/>
             <w:r>
               <w:rPr>
-                <w:rFonts w:ascii="Arial" w:hAnsi="Arial"/>
+                <w:rFonts w:ascii="Verdana" w:hAnsi="Verdana"/>
                 <w:b w:val="0"/>
                 <w:sz w:val="16"/>
               </w:rPr>
@@ -1565,7 +1579,7 @@
             <w:r/>
             <w:r>
               <w:rPr>
-                <w:rFonts w:ascii="Arial" w:hAnsi="Arial"/>
+                <w:rFonts w:ascii="Verdana" w:hAnsi="Verdana"/>
                 <w:b w:val="0"/>
                 <w:sz w:val="16"/>
               </w:rPr>
@@ -1581,7 +1595,7 @@
             <w:r/>
             <w:r>
               <w:rPr>
-                <w:rFonts w:ascii="Arial" w:hAnsi="Arial"/>
+                <w:rFonts w:ascii="Verdana" w:hAnsi="Verdana"/>
                 <w:b w:val="0"/>
                 <w:sz w:val="16"/>
               </w:rPr>
@@ -1597,7 +1611,7 @@
             <w:r/>
             <w:r>
               <w:rPr>
-                <w:rFonts w:ascii="Arial" w:hAnsi="Arial"/>
+                <w:rFonts w:ascii="Verdana" w:hAnsi="Verdana"/>
                 <w:b w:val="0"/>
                 <w:sz w:val="16"/>
               </w:rPr>
@@ -1613,7 +1627,7 @@
             <w:r/>
             <w:r>
               <w:rPr>
-                <w:rFonts w:ascii="Arial" w:hAnsi="Arial"/>
+                <w:rFonts w:ascii="Verdana" w:hAnsi="Verdana"/>
                 <w:b w:val="0"/>
                 <w:sz w:val="16"/>
               </w:rPr>
@@ -1629,7 +1643,7 @@
             <w:r/>
             <w:r>
               <w:rPr>
-                <w:rFonts w:ascii="Arial" w:hAnsi="Arial"/>
+                <w:rFonts w:ascii="Verdana" w:hAnsi="Verdana"/>
                 <w:b w:val="0"/>
                 <w:sz w:val="16"/>
               </w:rPr>
@@ -1645,7 +1659,7 @@
             <w:r/>
             <w:r>
               <w:rPr>
-                <w:rFonts w:ascii="Arial" w:hAnsi="Arial"/>
+                <w:rFonts w:ascii="Verdana" w:hAnsi="Verdana"/>
                 <w:b w:val="0"/>
                 <w:sz w:val="16"/>
               </w:rPr>
@@ -1661,7 +1675,7 @@
             <w:r/>
             <w:r>
               <w:rPr>
-                <w:rFonts w:ascii="Arial" w:hAnsi="Arial"/>
+                <w:rFonts w:ascii="Verdana" w:hAnsi="Verdana"/>
                 <w:b w:val="0"/>
                 <w:sz w:val="16"/>
               </w:rPr>
@@ -1677,7 +1691,7 @@
             <w:r/>
             <w:r>
               <w:rPr>
-                <w:rFonts w:ascii="Arial" w:hAnsi="Arial"/>
+                <w:rFonts w:ascii="Verdana" w:hAnsi="Verdana"/>
                 <w:b w:val="0"/>
                 <w:sz w:val="16"/>
               </w:rPr>
@@ -1686,6 +1700,9 @@
         </w:tc>
       </w:tr>
       <w:tr>
+        <w:trPr>
+          <w:cantSplit/>
+        </w:trPr>
         <w:tc>
           <w:tcPr>
             <w:tcW w:type="dxa" w:w="1514"/>
@@ -1694,7 +1711,7 @@
             <w:r/>
             <w:r>
               <w:rPr>
-                <w:rFonts w:ascii="Arial" w:hAnsi="Arial"/>
+                <w:rFonts w:ascii="Verdana" w:hAnsi="Verdana"/>
                 <w:b w:val="0"/>
                 <w:sz w:val="16"/>
               </w:rPr>
@@ -1710,7 +1727,7 @@
             <w:r/>
             <w:r>
               <w:rPr>
-                <w:rFonts w:ascii="Arial" w:hAnsi="Arial"/>
+                <w:rFonts w:ascii="Verdana" w:hAnsi="Verdana"/>
                 <w:b w:val="0"/>
                 <w:sz w:val="16"/>
               </w:rPr>
@@ -1726,7 +1743,7 @@
             <w:r/>
             <w:r>
               <w:rPr>
-                <w:rFonts w:ascii="Arial" w:hAnsi="Arial"/>
+                <w:rFonts w:ascii="Verdana" w:hAnsi="Verdana"/>
                 <w:b w:val="0"/>
                 <w:sz w:val="16"/>
               </w:rPr>
@@ -1742,7 +1759,7 @@
             <w:r/>
             <w:r>
               <w:rPr>
-                <w:rFonts w:ascii="Arial" w:hAnsi="Arial"/>
+                <w:rFonts w:ascii="Verdana" w:hAnsi="Verdana"/>
                 <w:b w:val="0"/>
                 <w:sz w:val="16"/>
               </w:rPr>
@@ -1758,7 +1775,7 @@
             <w:r/>
             <w:r>
               <w:rPr>
-                <w:rFonts w:ascii="Arial" w:hAnsi="Arial"/>
+                <w:rFonts w:ascii="Verdana" w:hAnsi="Verdana"/>
                 <w:b w:val="0"/>
                 <w:sz w:val="16"/>
               </w:rPr>
@@ -1774,7 +1791,7 @@
             <w:r/>
             <w:r>
               <w:rPr>
-                <w:rFonts w:ascii="Arial" w:hAnsi="Arial"/>
+                <w:rFonts w:ascii="Verdana" w:hAnsi="Verdana"/>
                 <w:b w:val="0"/>
                 <w:sz w:val="16"/>
               </w:rPr>
@@ -1790,7 +1807,7 @@
             <w:r/>
             <w:r>
               <w:rPr>
-                <w:rFonts w:ascii="Arial" w:hAnsi="Arial"/>
+                <w:rFonts w:ascii="Verdana" w:hAnsi="Verdana"/>
                 <w:b w:val="0"/>
                 <w:sz w:val="16"/>
               </w:rPr>
@@ -1806,7 +1823,7 @@
             <w:r/>
             <w:r>
               <w:rPr>
-                <w:rFonts w:ascii="Arial" w:hAnsi="Arial"/>
+                <w:rFonts w:ascii="Verdana" w:hAnsi="Verdana"/>
                 <w:b w:val="0"/>
                 <w:sz w:val="16"/>
               </w:rPr>
@@ -1822,7 +1839,7 @@
             <w:r/>
             <w:r>
               <w:rPr>
-                <w:rFonts w:ascii="Arial" w:hAnsi="Arial"/>
+                <w:rFonts w:ascii="Verdana" w:hAnsi="Verdana"/>
                 <w:b w:val="0"/>
                 <w:sz w:val="16"/>
               </w:rPr>
@@ -1838,7 +1855,7 @@
             <w:r/>
             <w:r>
               <w:rPr>
-                <w:rFonts w:ascii="Arial" w:hAnsi="Arial"/>
+                <w:rFonts w:ascii="Verdana" w:hAnsi="Verdana"/>
                 <w:b w:val="0"/>
                 <w:sz w:val="16"/>
               </w:rPr>
@@ -1847,6 +1864,9 @@
         </w:tc>
       </w:tr>
       <w:tr>
+        <w:trPr>
+          <w:cantSplit/>
+        </w:trPr>
         <w:tc>
           <w:tcPr>
             <w:tcW w:type="dxa" w:w="1514"/>
@@ -1855,7 +1875,7 @@
             <w:r/>
             <w:r>
               <w:rPr>
-                <w:rFonts w:ascii="Arial" w:hAnsi="Arial"/>
+                <w:rFonts w:ascii="Verdana" w:hAnsi="Verdana"/>
                 <w:b w:val="0"/>
                 <w:sz w:val="16"/>
               </w:rPr>
@@ -1871,7 +1891,7 @@
             <w:r/>
             <w:r>
               <w:rPr>
-                <w:rFonts w:ascii="Arial" w:hAnsi="Arial"/>
+                <w:rFonts w:ascii="Verdana" w:hAnsi="Verdana"/>
                 <w:b w:val="0"/>
                 <w:sz w:val="16"/>
               </w:rPr>
@@ -1887,7 +1907,7 @@
             <w:r/>
             <w:r>
               <w:rPr>
-                <w:rFonts w:ascii="Arial" w:hAnsi="Arial"/>
+                <w:rFonts w:ascii="Verdana" w:hAnsi="Verdana"/>
                 <w:b w:val="0"/>
                 <w:sz w:val="16"/>
               </w:rPr>
@@ -1903,7 +1923,7 @@
             <w:r/>
             <w:r>
               <w:rPr>
-                <w:rFonts w:ascii="Arial" w:hAnsi="Arial"/>
+                <w:rFonts w:ascii="Verdana" w:hAnsi="Verdana"/>
                 <w:b w:val="0"/>
                 <w:sz w:val="16"/>
               </w:rPr>
@@ -1919,7 +1939,7 @@
             <w:r/>
             <w:r>
               <w:rPr>
-                <w:rFonts w:ascii="Arial" w:hAnsi="Arial"/>
+                <w:rFonts w:ascii="Verdana" w:hAnsi="Verdana"/>
                 <w:b w:val="0"/>
                 <w:sz w:val="16"/>
               </w:rPr>
@@ -1935,7 +1955,7 @@
             <w:r/>
             <w:r>
               <w:rPr>
-                <w:rFonts w:ascii="Arial" w:hAnsi="Arial"/>
+                <w:rFonts w:ascii="Verdana" w:hAnsi="Verdana"/>
                 <w:b w:val="0"/>
                 <w:sz w:val="16"/>
               </w:rPr>
@@ -1951,7 +1971,7 @@
             <w:r/>
             <w:r>
               <w:rPr>
-                <w:rFonts w:ascii="Arial" w:hAnsi="Arial"/>
+                <w:rFonts w:ascii="Verdana" w:hAnsi="Verdana"/>
                 <w:b w:val="0"/>
                 <w:sz w:val="16"/>
               </w:rPr>
@@ -1967,7 +1987,7 @@
             <w:r/>
             <w:r>
               <w:rPr>
-                <w:rFonts w:ascii="Arial" w:hAnsi="Arial"/>
+                <w:rFonts w:ascii="Verdana" w:hAnsi="Verdana"/>
                 <w:b w:val="0"/>
                 <w:sz w:val="16"/>
               </w:rPr>
@@ -1983,7 +2003,7 @@
             <w:r/>
             <w:r>
               <w:rPr>
-                <w:rFonts w:ascii="Arial" w:hAnsi="Arial"/>
+                <w:rFonts w:ascii="Verdana" w:hAnsi="Verdana"/>
                 <w:b w:val="0"/>
                 <w:sz w:val="16"/>
               </w:rPr>
@@ -1999,7 +2019,7 @@
             <w:r/>
             <w:r>
               <w:rPr>
-                <w:rFonts w:ascii="Arial" w:hAnsi="Arial"/>
+                <w:rFonts w:ascii="Verdana" w:hAnsi="Verdana"/>
                 <w:b w:val="0"/>
                 <w:sz w:val="16"/>
               </w:rPr>
@@ -2008,6 +2028,9 @@
         </w:tc>
       </w:tr>
       <w:tr>
+        <w:trPr>
+          <w:cantSplit/>
+        </w:trPr>
         <w:tc>
           <w:tcPr>
             <w:tcW w:type="dxa" w:w="1514"/>
@@ -2016,7 +2039,7 @@
             <w:r/>
             <w:r>
               <w:rPr>
-                <w:rFonts w:ascii="Arial" w:hAnsi="Arial"/>
+                <w:rFonts w:ascii="Verdana" w:hAnsi="Verdana"/>
                 <w:b w:val="0"/>
                 <w:sz w:val="16"/>
               </w:rPr>
@@ -2032,7 +2055,7 @@
             <w:r/>
             <w:r>
               <w:rPr>
-                <w:rFonts w:ascii="Arial" w:hAnsi="Arial"/>
+                <w:rFonts w:ascii="Verdana" w:hAnsi="Verdana"/>
                 <w:b w:val="0"/>
                 <w:sz w:val="16"/>
               </w:rPr>
@@ -2048,7 +2071,7 @@
             <w:r/>
             <w:r>
               <w:rPr>
-                <w:rFonts w:ascii="Arial" w:hAnsi="Arial"/>
+                <w:rFonts w:ascii="Verdana" w:hAnsi="Verdana"/>
                 <w:b w:val="0"/>
                 <w:sz w:val="16"/>
               </w:rPr>
@@ -2064,7 +2087,7 @@
             <w:r/>
             <w:r>
               <w:rPr>
-                <w:rFonts w:ascii="Arial" w:hAnsi="Arial"/>
+                <w:rFonts w:ascii="Verdana" w:hAnsi="Verdana"/>
                 <w:b w:val="0"/>
                 <w:sz w:val="16"/>
               </w:rPr>
@@ -2080,7 +2103,7 @@
             <w:r/>
             <w:r>
               <w:rPr>
-                <w:rFonts w:ascii="Arial" w:hAnsi="Arial"/>
+                <w:rFonts w:ascii="Verdana" w:hAnsi="Verdana"/>
                 <w:b w:val="0"/>
                 <w:sz w:val="16"/>
               </w:rPr>
@@ -2096,7 +2119,7 @@
             <w:r/>
             <w:r>
               <w:rPr>
-                <w:rFonts w:ascii="Arial" w:hAnsi="Arial"/>
+                <w:rFonts w:ascii="Verdana" w:hAnsi="Verdana"/>
                 <w:b w:val="0"/>
                 <w:sz w:val="16"/>
               </w:rPr>
@@ -2112,7 +2135,7 @@
             <w:r/>
             <w:r>
               <w:rPr>
-                <w:rFonts w:ascii="Arial" w:hAnsi="Arial"/>
+                <w:rFonts w:ascii="Verdana" w:hAnsi="Verdana"/>
                 <w:b w:val="0"/>
                 <w:sz w:val="16"/>
               </w:rPr>
@@ -2128,7 +2151,7 @@
             <w:r/>
             <w:r>
               <w:rPr>
-                <w:rFonts w:ascii="Arial" w:hAnsi="Arial"/>
+                <w:rFonts w:ascii="Verdana" w:hAnsi="Verdana"/>
                 <w:b w:val="0"/>
                 <w:sz w:val="16"/>
               </w:rPr>
@@ -2144,7 +2167,7 @@
             <w:r/>
             <w:r>
               <w:rPr>
-                <w:rFonts w:ascii="Arial" w:hAnsi="Arial"/>
+                <w:rFonts w:ascii="Verdana" w:hAnsi="Verdana"/>
                 <w:b w:val="0"/>
                 <w:sz w:val="16"/>
               </w:rPr>
@@ -2160,7 +2183,7 @@
             <w:r/>
             <w:r>
               <w:rPr>
-                <w:rFonts w:ascii="Arial" w:hAnsi="Arial"/>
+                <w:rFonts w:ascii="Verdana" w:hAnsi="Verdana"/>
                 <w:b w:val="0"/>
                 <w:sz w:val="16"/>
               </w:rPr>
@@ -2169,6 +2192,9 @@
         </w:tc>
       </w:tr>
       <w:tr>
+        <w:trPr>
+          <w:cantSplit/>
+        </w:trPr>
         <w:tc>
           <w:tcPr>
             <w:tcW w:type="dxa" w:w="1514"/>
@@ -2177,7 +2203,7 @@
             <w:r/>
             <w:r>
               <w:rPr>
-                <w:rFonts w:ascii="Arial" w:hAnsi="Arial"/>
+                <w:rFonts w:ascii="Verdana" w:hAnsi="Verdana"/>
                 <w:b w:val="0"/>
                 <w:sz w:val="16"/>
               </w:rPr>
@@ -2193,7 +2219,7 @@
             <w:r/>
             <w:r>
               <w:rPr>
-                <w:rFonts w:ascii="Arial" w:hAnsi="Arial"/>
+                <w:rFonts w:ascii="Verdana" w:hAnsi="Verdana"/>
                 <w:b w:val="0"/>
                 <w:sz w:val="16"/>
               </w:rPr>
@@ -2209,7 +2235,7 @@
             <w:r/>
             <w:r>
               <w:rPr>
-                <w:rFonts w:ascii="Arial" w:hAnsi="Arial"/>
+                <w:rFonts w:ascii="Verdana" w:hAnsi="Verdana"/>
                 <w:b w:val="0"/>
                 <w:sz w:val="16"/>
               </w:rPr>
@@ -2225,7 +2251,7 @@
             <w:r/>
             <w:r>
               <w:rPr>
-                <w:rFonts w:ascii="Arial" w:hAnsi="Arial"/>
+                <w:rFonts w:ascii="Verdana" w:hAnsi="Verdana"/>
                 <w:b w:val="0"/>
                 <w:sz w:val="16"/>
               </w:rPr>
@@ -2241,7 +2267,7 @@
             <w:r/>
             <w:r>
               <w:rPr>
-                <w:rFonts w:ascii="Arial" w:hAnsi="Arial"/>
+                <w:rFonts w:ascii="Verdana" w:hAnsi="Verdana"/>
                 <w:b w:val="0"/>
                 <w:sz w:val="16"/>
               </w:rPr>
@@ -2257,7 +2283,7 @@
             <w:r/>
             <w:r>
               <w:rPr>
-                <w:rFonts w:ascii="Arial" w:hAnsi="Arial"/>
+                <w:rFonts w:ascii="Verdana" w:hAnsi="Verdana"/>
                 <w:b w:val="0"/>
                 <w:sz w:val="16"/>
               </w:rPr>
@@ -2273,7 +2299,7 @@
             <w:r/>
             <w:r>
               <w:rPr>
-                <w:rFonts w:ascii="Arial" w:hAnsi="Arial"/>
+                <w:rFonts w:ascii="Verdana" w:hAnsi="Verdana"/>
                 <w:b w:val="0"/>
                 <w:sz w:val="16"/>
               </w:rPr>
@@ -2289,7 +2315,7 @@
             <w:r/>
             <w:r>
               <w:rPr>
-                <w:rFonts w:ascii="Arial" w:hAnsi="Arial"/>
+                <w:rFonts w:ascii="Verdana" w:hAnsi="Verdana"/>
                 <w:b w:val="0"/>
                 <w:sz w:val="16"/>
               </w:rPr>
@@ -2305,7 +2331,7 @@
             <w:r/>
             <w:r>
               <w:rPr>
-                <w:rFonts w:ascii="Arial" w:hAnsi="Arial"/>
+                <w:rFonts w:ascii="Verdana" w:hAnsi="Verdana"/>
                 <w:b w:val="0"/>
                 <w:sz w:val="16"/>
               </w:rPr>
@@ -2321,7 +2347,7 @@
             <w:r/>
             <w:r>
               <w:rPr>
-                <w:rFonts w:ascii="Arial" w:hAnsi="Arial"/>
+                <w:rFonts w:ascii="Verdana" w:hAnsi="Verdana"/>
                 <w:b w:val="0"/>
                 <w:sz w:val="16"/>
               </w:rPr>
@@ -2330,6 +2356,9 @@
         </w:tc>
       </w:tr>
       <w:tr>
+        <w:trPr>
+          <w:cantSplit/>
+        </w:trPr>
         <w:tc>
           <w:tcPr>
             <w:tcW w:type="dxa" w:w="1514"/>
@@ -2338,7 +2367,7 @@
             <w:r/>
             <w:r>
               <w:rPr>
-                <w:rFonts w:ascii="Arial" w:hAnsi="Arial"/>
+                <w:rFonts w:ascii="Verdana" w:hAnsi="Verdana"/>
                 <w:b w:val="0"/>
                 <w:sz w:val="16"/>
               </w:rPr>
@@ -2354,7 +2383,7 @@
             <w:r/>
             <w:r>
               <w:rPr>
-                <w:rFonts w:ascii="Arial" w:hAnsi="Arial"/>
+                <w:rFonts w:ascii="Verdana" w:hAnsi="Verdana"/>
                 <w:b w:val="0"/>
                 <w:sz w:val="16"/>
               </w:rPr>
@@ -2370,7 +2399,7 @@
             <w:r/>
             <w:r>
               <w:rPr>
-                <w:rFonts w:ascii="Arial" w:hAnsi="Arial"/>
+                <w:rFonts w:ascii="Verdana" w:hAnsi="Verdana"/>
                 <w:b w:val="0"/>
                 <w:sz w:val="16"/>
               </w:rPr>
@@ -2386,7 +2415,7 @@
             <w:r/>
             <w:r>
               <w:rPr>
-                <w:rFonts w:ascii="Arial" w:hAnsi="Arial"/>
+                <w:rFonts w:ascii="Verdana" w:hAnsi="Verdana"/>
                 <w:b w:val="0"/>
                 <w:sz w:val="16"/>
               </w:rPr>
@@ -2402,7 +2431,7 @@
             <w:r/>
             <w:r>
               <w:rPr>
-                <w:rFonts w:ascii="Arial" w:hAnsi="Arial"/>
+                <w:rFonts w:ascii="Verdana" w:hAnsi="Verdana"/>
                 <w:b w:val="0"/>
                 <w:sz w:val="16"/>
               </w:rPr>
@@ -2418,7 +2447,7 @@
             <w:r/>
             <w:r>
               <w:rPr>
-                <w:rFonts w:ascii="Arial" w:hAnsi="Arial"/>
+                <w:rFonts w:ascii="Verdana" w:hAnsi="Verdana"/>
                 <w:b w:val="0"/>
                 <w:sz w:val="16"/>
               </w:rPr>
@@ -2434,7 +2463,7 @@
             <w:r/>
             <w:r>
               <w:rPr>
-                <w:rFonts w:ascii="Arial" w:hAnsi="Arial"/>
+                <w:rFonts w:ascii="Verdana" w:hAnsi="Verdana"/>
                 <w:b w:val="0"/>
                 <w:sz w:val="16"/>
               </w:rPr>
@@ -2450,7 +2479,7 @@
             <w:r/>
             <w:r>
               <w:rPr>
-                <w:rFonts w:ascii="Arial" w:hAnsi="Arial"/>
+                <w:rFonts w:ascii="Verdana" w:hAnsi="Verdana"/>
                 <w:b w:val="0"/>
                 <w:sz w:val="16"/>
               </w:rPr>
@@ -2466,7 +2495,7 @@
             <w:r/>
             <w:r>
               <w:rPr>
-                <w:rFonts w:ascii="Arial" w:hAnsi="Arial"/>
+                <w:rFonts w:ascii="Verdana" w:hAnsi="Verdana"/>
                 <w:b w:val="0"/>
                 <w:sz w:val="16"/>
               </w:rPr>
@@ -2482,7 +2511,7 @@
             <w:r/>
             <w:r>
               <w:rPr>
-                <w:rFonts w:ascii="Arial" w:hAnsi="Arial"/>
+                <w:rFonts w:ascii="Verdana" w:hAnsi="Verdana"/>
                 <w:b w:val="0"/>
                 <w:sz w:val="16"/>
               </w:rPr>
@@ -2491,6 +2520,9 @@
         </w:tc>
       </w:tr>
       <w:tr>
+        <w:trPr>
+          <w:cantSplit/>
+        </w:trPr>
         <w:tc>
           <w:tcPr>
             <w:tcW w:type="dxa" w:w="1514"/>
@@ -2499,7 +2531,7 @@
             <w:r/>
             <w:r>
               <w:rPr>
-                <w:rFonts w:ascii="Arial" w:hAnsi="Arial"/>
+                <w:rFonts w:ascii="Verdana" w:hAnsi="Verdana"/>
                 <w:b w:val="0"/>
                 <w:sz w:val="16"/>
               </w:rPr>
@@ -2515,7 +2547,7 @@
             <w:r/>
             <w:r>
               <w:rPr>
-                <w:rFonts w:ascii="Arial" w:hAnsi="Arial"/>
+                <w:rFonts w:ascii="Verdana" w:hAnsi="Verdana"/>
                 <w:b w:val="0"/>
                 <w:sz w:val="16"/>
               </w:rPr>
@@ -2531,7 +2563,7 @@
             <w:r/>
             <w:r>
               <w:rPr>
-                <w:rFonts w:ascii="Arial" w:hAnsi="Arial"/>
+                <w:rFonts w:ascii="Verdana" w:hAnsi="Verdana"/>
                 <w:b w:val="0"/>
                 <w:sz w:val="16"/>
               </w:rPr>
@@ -2547,7 +2579,7 @@
             <w:r/>
             <w:r>
               <w:rPr>
-                <w:rFonts w:ascii="Arial" w:hAnsi="Arial"/>
+                <w:rFonts w:ascii="Verdana" w:hAnsi="Verdana"/>
                 <w:b w:val="0"/>
                 <w:sz w:val="16"/>
               </w:rPr>
@@ -2563,7 +2595,7 @@
             <w:r/>
             <w:r>
               <w:rPr>
-                <w:rFonts w:ascii="Arial" w:hAnsi="Arial"/>
+                <w:rFonts w:ascii="Verdana" w:hAnsi="Verdana"/>
                 <w:b w:val="0"/>
                 <w:sz w:val="16"/>
               </w:rPr>
@@ -2579,7 +2611,7 @@
             <w:r/>
             <w:r>
               <w:rPr>
-                <w:rFonts w:ascii="Arial" w:hAnsi="Arial"/>
+                <w:rFonts w:ascii="Verdana" w:hAnsi="Verdana"/>
                 <w:b w:val="0"/>
                 <w:sz w:val="16"/>
               </w:rPr>
@@ -2595,7 +2627,7 @@
             <w:r/>
             <w:r>
               <w:rPr>
-                <w:rFonts w:ascii="Arial" w:hAnsi="Arial"/>
+                <w:rFonts w:ascii="Verdana" w:hAnsi="Verdana"/>
                 <w:b w:val="0"/>
                 <w:sz w:val="16"/>
               </w:rPr>
@@ -2611,7 +2643,7 @@
             <w:r/>
             <w:r>
               <w:rPr>
-                <w:rFonts w:ascii="Arial" w:hAnsi="Arial"/>
+                <w:rFonts w:ascii="Verdana" w:hAnsi="Verdana"/>
                 <w:b w:val="0"/>
                 <w:sz w:val="16"/>
               </w:rPr>
@@ -2627,7 +2659,7 @@
             <w:r/>
             <w:r>
               <w:rPr>
-                <w:rFonts w:ascii="Arial" w:hAnsi="Arial"/>
+                <w:rFonts w:ascii="Verdana" w:hAnsi="Verdana"/>
                 <w:b w:val="0"/>
                 <w:sz w:val="16"/>
               </w:rPr>
@@ -2643,7 +2675,7 @@
             <w:r/>
             <w:r>
               <w:rPr>
-                <w:rFonts w:ascii="Arial" w:hAnsi="Arial"/>
+                <w:rFonts w:ascii="Verdana" w:hAnsi="Verdana"/>
                 <w:b w:val="0"/>
                 <w:sz w:val="16"/>
               </w:rPr>
@@ -2652,6 +2684,9 @@
         </w:tc>
       </w:tr>
       <w:tr>
+        <w:trPr>
+          <w:cantSplit/>
+        </w:trPr>
         <w:tc>
           <w:tcPr>
             <w:tcW w:type="dxa" w:w="1514"/>
@@ -2660,7 +2695,7 @@
             <w:r/>
             <w:r>
               <w:rPr>
-                <w:rFonts w:ascii="Arial" w:hAnsi="Arial"/>
+                <w:rFonts w:ascii="Verdana" w:hAnsi="Verdana"/>
                 <w:b w:val="0"/>
                 <w:sz w:val="16"/>
               </w:rPr>
@@ -2676,7 +2711,7 @@
             <w:r/>
             <w:r>
               <w:rPr>
-                <w:rFonts w:ascii="Arial" w:hAnsi="Arial"/>
+                <w:rFonts w:ascii="Verdana" w:hAnsi="Verdana"/>
                 <w:b w:val="0"/>
                 <w:sz w:val="16"/>
               </w:rPr>
@@ -2692,7 +2727,7 @@
             <w:r/>
             <w:r>
               <w:rPr>
-                <w:rFonts w:ascii="Arial" w:hAnsi="Arial"/>
+                <w:rFonts w:ascii="Verdana" w:hAnsi="Verdana"/>
                 <w:b w:val="0"/>
                 <w:sz w:val="16"/>
               </w:rPr>
@@ -2708,7 +2743,7 @@
             <w:r/>
             <w:r>
               <w:rPr>
-                <w:rFonts w:ascii="Arial" w:hAnsi="Arial"/>
+                <w:rFonts w:ascii="Verdana" w:hAnsi="Verdana"/>
                 <w:b w:val="0"/>
                 <w:sz w:val="16"/>
               </w:rPr>
@@ -2724,7 +2759,7 @@
             <w:r/>
             <w:r>
               <w:rPr>
-                <w:rFonts w:ascii="Arial" w:hAnsi="Arial"/>
+                <w:rFonts w:ascii="Verdana" w:hAnsi="Verdana"/>
                 <w:b w:val="0"/>
                 <w:sz w:val="16"/>
               </w:rPr>
@@ -2740,7 +2775,7 @@
             <w:r/>
             <w:r>
               <w:rPr>
-                <w:rFonts w:ascii="Arial" w:hAnsi="Arial"/>
+                <w:rFonts w:ascii="Verdana" w:hAnsi="Verdana"/>
                 <w:b w:val="0"/>
                 <w:sz w:val="16"/>
               </w:rPr>
@@ -2756,7 +2791,7 @@
             <w:r/>
             <w:r>
               <w:rPr>
-                <w:rFonts w:ascii="Arial" w:hAnsi="Arial"/>
+                <w:rFonts w:ascii="Verdana" w:hAnsi="Verdana"/>
                 <w:b w:val="0"/>
                 <w:sz w:val="16"/>
               </w:rPr>
@@ -2772,7 +2807,7 @@
             <w:r/>
             <w:r>
               <w:rPr>
-                <w:rFonts w:ascii="Arial" w:hAnsi="Arial"/>
+                <w:rFonts w:ascii="Verdana" w:hAnsi="Verdana"/>
                 <w:b w:val="0"/>
                 <w:sz w:val="16"/>
               </w:rPr>
@@ -2788,7 +2823,7 @@
             <w:r/>
             <w:r>
               <w:rPr>
-                <w:rFonts w:ascii="Arial" w:hAnsi="Arial"/>
+                <w:rFonts w:ascii="Verdana" w:hAnsi="Verdana"/>
                 <w:b w:val="0"/>
                 <w:sz w:val="16"/>
               </w:rPr>
@@ -2804,7 +2839,7 @@
             <w:r/>
             <w:r>
               <w:rPr>
-                <w:rFonts w:ascii="Arial" w:hAnsi="Arial"/>
+                <w:rFonts w:ascii="Verdana" w:hAnsi="Verdana"/>
                 <w:b w:val="0"/>
                 <w:sz w:val="16"/>
               </w:rPr>
@@ -2813,6 +2848,9 @@
         </w:tc>
       </w:tr>
       <w:tr>
+        <w:trPr>
+          <w:cantSplit/>
+        </w:trPr>
         <w:tc>
           <w:tcPr>
             <w:tcW w:type="dxa" w:w="1514"/>
@@ -2821,7 +2859,7 @@
             <w:r/>
             <w:r>
               <w:rPr>
-                <w:rFonts w:ascii="Arial" w:hAnsi="Arial"/>
+                <w:rFonts w:ascii="Verdana" w:hAnsi="Verdana"/>
                 <w:b w:val="0"/>
                 <w:sz w:val="16"/>
               </w:rPr>
@@ -2837,7 +2875,7 @@
             <w:r/>
             <w:r>
               <w:rPr>
-                <w:rFonts w:ascii="Arial" w:hAnsi="Arial"/>
+                <w:rFonts w:ascii="Verdana" w:hAnsi="Verdana"/>
                 <w:b w:val="0"/>
                 <w:sz w:val="16"/>
               </w:rPr>
@@ -2853,7 +2891,7 @@
             <w:r/>
             <w:r>
               <w:rPr>
-                <w:rFonts w:ascii="Arial" w:hAnsi="Arial"/>
+                <w:rFonts w:ascii="Verdana" w:hAnsi="Verdana"/>
                 <w:b w:val="0"/>
                 <w:sz w:val="16"/>
               </w:rPr>
@@ -2869,7 +2907,7 @@
             <w:r/>
             <w:r>
               <w:rPr>
-                <w:rFonts w:ascii="Arial" w:hAnsi="Arial"/>
+                <w:rFonts w:ascii="Verdana" w:hAnsi="Verdana"/>
                 <w:b w:val="0"/>
                 <w:sz w:val="16"/>
               </w:rPr>
@@ -2885,7 +2923,7 @@
             <w:r/>
             <w:r>
               <w:rPr>
-                <w:rFonts w:ascii="Arial" w:hAnsi="Arial"/>
+                <w:rFonts w:ascii="Verdana" w:hAnsi="Verdana"/>
                 <w:b w:val="0"/>
                 <w:sz w:val="16"/>
               </w:rPr>
@@ -2901,7 +2939,7 @@
             <w:r/>
             <w:r>
               <w:rPr>
-                <w:rFonts w:ascii="Arial" w:hAnsi="Arial"/>
+                <w:rFonts w:ascii="Verdana" w:hAnsi="Verdana"/>
                 <w:b w:val="0"/>
                 <w:sz w:val="16"/>
               </w:rPr>
@@ -2917,7 +2955,7 @@
             <w:r/>
             <w:r>
               <w:rPr>
-                <w:rFonts w:ascii="Arial" w:hAnsi="Arial"/>
+                <w:rFonts w:ascii="Verdana" w:hAnsi="Verdana"/>
                 <w:b w:val="0"/>
                 <w:sz w:val="16"/>
               </w:rPr>
@@ -2933,7 +2971,7 @@
             <w:r/>
             <w:r>
               <w:rPr>
-                <w:rFonts w:ascii="Arial" w:hAnsi="Arial"/>
+                <w:rFonts w:ascii="Verdana" w:hAnsi="Verdana"/>
                 <w:b w:val="0"/>
                 <w:sz w:val="16"/>
               </w:rPr>
@@ -2949,7 +2987,7 @@
             <w:r/>
             <w:r>
               <w:rPr>
-                <w:rFonts w:ascii="Arial" w:hAnsi="Arial"/>
+                <w:rFonts w:ascii="Verdana" w:hAnsi="Verdana"/>
                 <w:b w:val="0"/>
                 <w:sz w:val="16"/>
               </w:rPr>
@@ -2965,7 +3003,7 @@
             <w:r/>
             <w:r>
               <w:rPr>
-                <w:rFonts w:ascii="Arial" w:hAnsi="Arial"/>
+                <w:rFonts w:ascii="Verdana" w:hAnsi="Verdana"/>
                 <w:b w:val="0"/>
                 <w:sz w:val="16"/>
               </w:rPr>
@@ -2974,6 +3012,9 @@
         </w:tc>
       </w:tr>
       <w:tr>
+        <w:trPr>
+          <w:cantSplit/>
+        </w:trPr>
         <w:tc>
           <w:tcPr>
             <w:tcW w:type="dxa" w:w="1514"/>
@@ -2982,7 +3023,7 @@
             <w:r/>
             <w:r>
               <w:rPr>
-                <w:rFonts w:ascii="Arial" w:hAnsi="Arial"/>
+                <w:rFonts w:ascii="Verdana" w:hAnsi="Verdana"/>
                 <w:b w:val="0"/>
                 <w:sz w:val="16"/>
               </w:rPr>
@@ -2998,7 +3039,7 @@
             <w:r/>
             <w:r>
               <w:rPr>
-                <w:rFonts w:ascii="Arial" w:hAnsi="Arial"/>
+                <w:rFonts w:ascii="Verdana" w:hAnsi="Verdana"/>
                 <w:b w:val="0"/>
                 <w:sz w:val="16"/>
               </w:rPr>
@@ -3014,7 +3055,7 @@
             <w:r/>
             <w:r>
               <w:rPr>
-                <w:rFonts w:ascii="Arial" w:hAnsi="Arial"/>
+                <w:rFonts w:ascii="Verdana" w:hAnsi="Verdana"/>
                 <w:b w:val="0"/>
                 <w:sz w:val="16"/>
               </w:rPr>
@@ -3030,7 +3071,7 @@
             <w:r/>
             <w:r>
               <w:rPr>
-                <w:rFonts w:ascii="Arial" w:hAnsi="Arial"/>
+                <w:rFonts w:ascii="Verdana" w:hAnsi="Verdana"/>
                 <w:b w:val="0"/>
                 <w:sz w:val="16"/>
               </w:rPr>
@@ -3046,7 +3087,7 @@
             <w:r/>
             <w:r>
               <w:rPr>
-                <w:rFonts w:ascii="Arial" w:hAnsi="Arial"/>
+                <w:rFonts w:ascii="Verdana" w:hAnsi="Verdana"/>
                 <w:b w:val="0"/>
                 <w:sz w:val="16"/>
               </w:rPr>
@@ -3062,7 +3103,7 @@
             <w:r/>
             <w:r>
               <w:rPr>
-                <w:rFonts w:ascii="Arial" w:hAnsi="Arial"/>
+                <w:rFonts w:ascii="Verdana" w:hAnsi="Verdana"/>
                 <w:b w:val="0"/>
                 <w:sz w:val="16"/>
               </w:rPr>
@@ -3078,7 +3119,7 @@
             <w:r/>
             <w:r>
               <w:rPr>
-                <w:rFonts w:ascii="Arial" w:hAnsi="Arial"/>
+                <w:rFonts w:ascii="Verdana" w:hAnsi="Verdana"/>
                 <w:b w:val="0"/>
                 <w:sz w:val="16"/>
               </w:rPr>
@@ -3094,7 +3135,7 @@
             <w:r/>
             <w:r>
               <w:rPr>
-                <w:rFonts w:ascii="Arial" w:hAnsi="Arial"/>
+                <w:rFonts w:ascii="Verdana" w:hAnsi="Verdana"/>
                 <w:b w:val="0"/>
                 <w:sz w:val="16"/>
               </w:rPr>
@@ -3110,7 +3151,7 @@
             <w:r/>
             <w:r>
               <w:rPr>
-                <w:rFonts w:ascii="Arial" w:hAnsi="Arial"/>
+                <w:rFonts w:ascii="Verdana" w:hAnsi="Verdana"/>
                 <w:b w:val="0"/>
                 <w:sz w:val="16"/>
               </w:rPr>
@@ -3126,7 +3167,7 @@
             <w:r/>
             <w:r>
               <w:rPr>
-                <w:rFonts w:ascii="Arial" w:hAnsi="Arial"/>
+                <w:rFonts w:ascii="Verdana" w:hAnsi="Verdana"/>
                 <w:b w:val="0"/>
                 <w:sz w:val="16"/>
               </w:rPr>
@@ -3135,6 +3176,9 @@
         </w:tc>
       </w:tr>
       <w:tr>
+        <w:trPr>
+          <w:cantSplit/>
+        </w:trPr>
         <w:tc>
           <w:tcPr>
             <w:tcW w:type="dxa" w:w="1514"/>
@@ -3143,7 +3187,7 @@
             <w:r/>
             <w:r>
               <w:rPr>
-                <w:rFonts w:ascii="Arial" w:hAnsi="Arial"/>
+                <w:rFonts w:ascii="Verdana" w:hAnsi="Verdana"/>
                 <w:b w:val="0"/>
                 <w:sz w:val="16"/>
               </w:rPr>
@@ -3159,7 +3203,7 @@
             <w:r/>
             <w:r>
               <w:rPr>
-                <w:rFonts w:ascii="Arial" w:hAnsi="Arial"/>
+                <w:rFonts w:ascii="Verdana" w:hAnsi="Verdana"/>
                 <w:b w:val="0"/>
                 <w:sz w:val="16"/>
               </w:rPr>
@@ -3175,7 +3219,7 @@
             <w:r/>
             <w:r>
               <w:rPr>
-                <w:rFonts w:ascii="Arial" w:hAnsi="Arial"/>
+                <w:rFonts w:ascii="Verdana" w:hAnsi="Verdana"/>
                 <w:b w:val="0"/>
                 <w:sz w:val="16"/>
               </w:rPr>
@@ -3191,7 +3235,7 @@
             <w:r/>
             <w:r>
               <w:rPr>
-                <w:rFonts w:ascii="Arial" w:hAnsi="Arial"/>
+                <w:rFonts w:ascii="Verdana" w:hAnsi="Verdana"/>
                 <w:b w:val="0"/>
                 <w:sz w:val="16"/>
               </w:rPr>
@@ -3207,7 +3251,7 @@
             <w:r/>
             <w:r>
               <w:rPr>
-                <w:rFonts w:ascii="Arial" w:hAnsi="Arial"/>
+                <w:rFonts w:ascii="Verdana" w:hAnsi="Verdana"/>
                 <w:b w:val="0"/>
                 <w:sz w:val="16"/>
               </w:rPr>
@@ -3223,7 +3267,7 @@
             <w:r/>
             <w:r>
               <w:rPr>
-                <w:rFonts w:ascii="Arial" w:hAnsi="Arial"/>
+                <w:rFonts w:ascii="Verdana" w:hAnsi="Verdana"/>
                 <w:b w:val="0"/>
                 <w:sz w:val="16"/>
               </w:rPr>
@@ -3239,7 +3283,7 @@
             <w:r/>
             <w:r>
               <w:rPr>
-                <w:rFonts w:ascii="Arial" w:hAnsi="Arial"/>
+                <w:rFonts w:ascii="Verdana" w:hAnsi="Verdana"/>
                 <w:b w:val="0"/>
                 <w:sz w:val="16"/>
               </w:rPr>
@@ -3255,7 +3299,7 @@
             <w:r/>
             <w:r>
               <w:rPr>
-                <w:rFonts w:ascii="Arial" w:hAnsi="Arial"/>
+                <w:rFonts w:ascii="Verdana" w:hAnsi="Verdana"/>
                 <w:b w:val="0"/>
                 <w:sz w:val="16"/>
               </w:rPr>
@@ -3271,7 +3315,7 @@
             <w:r/>
             <w:r>
               <w:rPr>
-                <w:rFonts w:ascii="Arial" w:hAnsi="Arial"/>
+                <w:rFonts w:ascii="Verdana" w:hAnsi="Verdana"/>
                 <w:b w:val="0"/>
                 <w:sz w:val="16"/>
               </w:rPr>
@@ -3287,7 +3331,7 @@
             <w:r/>
             <w:r>
               <w:rPr>
-                <w:rFonts w:ascii="Arial" w:hAnsi="Arial"/>
+                <w:rFonts w:ascii="Verdana" w:hAnsi="Verdana"/>
                 <w:b w:val="0"/>
                 <w:sz w:val="16"/>
               </w:rPr>
@@ -3296,6 +3340,9 @@
         </w:tc>
       </w:tr>
       <w:tr>
+        <w:trPr>
+          <w:cantSplit/>
+        </w:trPr>
         <w:tc>
           <w:tcPr>
             <w:tcW w:type="dxa" w:w="1514"/>
@@ -3304,7 +3351,7 @@
             <w:r/>
             <w:r>
               <w:rPr>
-                <w:rFonts w:ascii="Arial" w:hAnsi="Arial"/>
+                <w:rFonts w:ascii="Verdana" w:hAnsi="Verdana"/>
                 <w:b w:val="0"/>
                 <w:sz w:val="16"/>
               </w:rPr>
@@ -3320,7 +3367,7 @@
             <w:r/>
             <w:r>
               <w:rPr>
-                <w:rFonts w:ascii="Arial" w:hAnsi="Arial"/>
+                <w:rFonts w:ascii="Verdana" w:hAnsi="Verdana"/>
                 <w:b w:val="0"/>
                 <w:sz w:val="16"/>
               </w:rPr>
@@ -3336,7 +3383,7 @@
             <w:r/>
             <w:r>
               <w:rPr>
-                <w:rFonts w:ascii="Arial" w:hAnsi="Arial"/>
+                <w:rFonts w:ascii="Verdana" w:hAnsi="Verdana"/>
                 <w:b w:val="0"/>
                 <w:sz w:val="16"/>
               </w:rPr>
@@ -3352,7 +3399,7 @@
             <w:r/>
             <w:r>
               <w:rPr>
-                <w:rFonts w:ascii="Arial" w:hAnsi="Arial"/>
+                <w:rFonts w:ascii="Verdana" w:hAnsi="Verdana"/>
                 <w:b w:val="0"/>
                 <w:sz w:val="16"/>
               </w:rPr>
@@ -3368,7 +3415,7 @@
             <w:r/>
             <w:r>
               <w:rPr>
-                <w:rFonts w:ascii="Arial" w:hAnsi="Arial"/>
+                <w:rFonts w:ascii="Verdana" w:hAnsi="Verdana"/>
                 <w:b w:val="0"/>
                 <w:sz w:val="16"/>
               </w:rPr>
@@ -3384,7 +3431,7 @@
             <w:r/>
             <w:r>
               <w:rPr>
-                <w:rFonts w:ascii="Arial" w:hAnsi="Arial"/>
+                <w:rFonts w:ascii="Verdana" w:hAnsi="Verdana"/>
                 <w:b w:val="0"/>
                 <w:sz w:val="16"/>
               </w:rPr>
@@ -3400,7 +3447,7 @@
             <w:r/>
             <w:r>
               <w:rPr>
-                <w:rFonts w:ascii="Arial" w:hAnsi="Arial"/>
+                <w:rFonts w:ascii="Verdana" w:hAnsi="Verdana"/>
                 <w:b w:val="0"/>
                 <w:sz w:val="16"/>
               </w:rPr>
@@ -3416,7 +3463,7 @@
             <w:r/>
             <w:r>
               <w:rPr>
-                <w:rFonts w:ascii="Arial" w:hAnsi="Arial"/>
+                <w:rFonts w:ascii="Verdana" w:hAnsi="Verdana"/>
                 <w:b w:val="0"/>
                 <w:sz w:val="16"/>
               </w:rPr>
@@ -3432,7 +3479,7 @@
             <w:r/>
             <w:r>
               <w:rPr>
-                <w:rFonts w:ascii="Arial" w:hAnsi="Arial"/>
+                <w:rFonts w:ascii="Verdana" w:hAnsi="Verdana"/>
                 <w:b w:val="0"/>
                 <w:sz w:val="16"/>
               </w:rPr>
@@ -3448,7 +3495,7 @@
             <w:r/>
             <w:r>
               <w:rPr>
-                <w:rFonts w:ascii="Arial" w:hAnsi="Arial"/>
+                <w:rFonts w:ascii="Verdana" w:hAnsi="Verdana"/>
                 <w:b w:val="0"/>
                 <w:sz w:val="16"/>
               </w:rPr>
@@ -3457,6 +3504,9 @@
         </w:tc>
       </w:tr>
       <w:tr>
+        <w:trPr>
+          <w:cantSplit/>
+        </w:trPr>
         <w:tc>
           <w:tcPr>
             <w:tcW w:type="dxa" w:w="1514"/>
@@ -3465,7 +3515,7 @@
             <w:r/>
             <w:r>
               <w:rPr>
-                <w:rFonts w:ascii="Arial" w:hAnsi="Arial"/>
+                <w:rFonts w:ascii="Verdana" w:hAnsi="Verdana"/>
                 <w:b w:val="0"/>
                 <w:sz w:val="16"/>
               </w:rPr>
@@ -3481,7 +3531,7 @@
             <w:r/>
             <w:r>
               <w:rPr>
-                <w:rFonts w:ascii="Arial" w:hAnsi="Arial"/>
+                <w:rFonts w:ascii="Verdana" w:hAnsi="Verdana"/>
                 <w:b w:val="0"/>
                 <w:sz w:val="16"/>
               </w:rPr>
@@ -3497,7 +3547,7 @@
             <w:r/>
             <w:r>
               <w:rPr>
-                <w:rFonts w:ascii="Arial" w:hAnsi="Arial"/>
+                <w:rFonts w:ascii="Verdana" w:hAnsi="Verdana"/>
                 <w:b w:val="0"/>
                 <w:sz w:val="16"/>
               </w:rPr>
@@ -3513,7 +3563,7 @@
             <w:r/>
             <w:r>
               <w:rPr>
-                <w:rFonts w:ascii="Arial" w:hAnsi="Arial"/>
+                <w:rFonts w:ascii="Verdana" w:hAnsi="Verdana"/>
                 <w:b w:val="0"/>
                 <w:sz w:val="16"/>
               </w:rPr>
@@ -3529,7 +3579,7 @@
             <w:r/>
             <w:r>
               <w:rPr>
-                <w:rFonts w:ascii="Arial" w:hAnsi="Arial"/>
+                <w:rFonts w:ascii="Verdana" w:hAnsi="Verdana"/>
                 <w:b w:val="0"/>
                 <w:sz w:val="16"/>
               </w:rPr>
@@ -3545,7 +3595,7 @@
             <w:r/>
             <w:r>
               <w:rPr>
-                <w:rFonts w:ascii="Arial" w:hAnsi="Arial"/>
+                <w:rFonts w:ascii="Verdana" w:hAnsi="Verdana"/>
                 <w:b w:val="0"/>
                 <w:sz w:val="16"/>
               </w:rPr>
@@ -3561,7 +3611,7 @@
             <w:r/>
             <w:r>
               <w:rPr>
-                <w:rFonts w:ascii="Arial" w:hAnsi="Arial"/>
+                <w:rFonts w:ascii="Verdana" w:hAnsi="Verdana"/>
                 <w:b w:val="0"/>
                 <w:sz w:val="16"/>
               </w:rPr>
@@ -3577,7 +3627,7 @@
             <w:r/>
             <w:r>
               <w:rPr>
-                <w:rFonts w:ascii="Arial" w:hAnsi="Arial"/>
+                <w:rFonts w:ascii="Verdana" w:hAnsi="Verdana"/>
                 <w:b w:val="0"/>
                 <w:sz w:val="16"/>
               </w:rPr>
@@ -3593,7 +3643,7 @@
             <w:r/>
             <w:r>
               <w:rPr>
-                <w:rFonts w:ascii="Arial" w:hAnsi="Arial"/>
+                <w:rFonts w:ascii="Verdana" w:hAnsi="Verdana"/>
                 <w:b w:val="0"/>
                 <w:sz w:val="16"/>
               </w:rPr>
@@ -3609,7 +3659,7 @@
             <w:r/>
             <w:r>
               <w:rPr>
-                <w:rFonts w:ascii="Arial" w:hAnsi="Arial"/>
+                <w:rFonts w:ascii="Verdana" w:hAnsi="Verdana"/>
                 <w:b w:val="0"/>
                 <w:sz w:val="16"/>
               </w:rPr>
@@ -3618,6 +3668,9 @@
         </w:tc>
       </w:tr>
       <w:tr>
+        <w:trPr>
+          <w:cantSplit/>
+        </w:trPr>
         <w:tc>
           <w:tcPr>
             <w:tcW w:type="dxa" w:w="1514"/>
@@ -3626,7 +3679,7 @@
             <w:r/>
             <w:r>
               <w:rPr>
-                <w:rFonts w:ascii="Arial" w:hAnsi="Arial"/>
+                <w:rFonts w:ascii="Verdana" w:hAnsi="Verdana"/>
                 <w:b w:val="0"/>
                 <w:sz w:val="16"/>
               </w:rPr>
@@ -3642,7 +3695,7 @@
             <w:r/>
             <w:r>
               <w:rPr>
-                <w:rFonts w:ascii="Arial" w:hAnsi="Arial"/>
+                <w:rFonts w:ascii="Verdana" w:hAnsi="Verdana"/>
                 <w:b w:val="0"/>
                 <w:sz w:val="16"/>
               </w:rPr>
@@ -3658,7 +3711,7 @@
             <w:r/>
             <w:r>
               <w:rPr>
-                <w:rFonts w:ascii="Arial" w:hAnsi="Arial"/>
+                <w:rFonts w:ascii="Verdana" w:hAnsi="Verdana"/>
                 <w:b w:val="0"/>
                 <w:sz w:val="16"/>
               </w:rPr>
@@ -3674,7 +3727,7 @@
             <w:r/>
             <w:r>
               <w:rPr>
-                <w:rFonts w:ascii="Arial" w:hAnsi="Arial"/>
+                <w:rFonts w:ascii="Verdana" w:hAnsi="Verdana"/>
                 <w:b w:val="0"/>
                 <w:sz w:val="16"/>
               </w:rPr>
@@ -3690,7 +3743,7 @@
             <w:r/>
             <w:r>
               <w:rPr>
-                <w:rFonts w:ascii="Arial" w:hAnsi="Arial"/>
+                <w:rFonts w:ascii="Verdana" w:hAnsi="Verdana"/>
                 <w:b w:val="0"/>
                 <w:sz w:val="16"/>
               </w:rPr>
@@ -3706,7 +3759,7 @@
             <w:r/>
             <w:r>
               <w:rPr>
-                <w:rFonts w:ascii="Arial" w:hAnsi="Arial"/>
+                <w:rFonts w:ascii="Verdana" w:hAnsi="Verdana"/>
                 <w:b w:val="0"/>
                 <w:sz w:val="16"/>
               </w:rPr>
@@ -3722,7 +3775,7 @@
             <w:r/>
             <w:r>
               <w:rPr>
-                <w:rFonts w:ascii="Arial" w:hAnsi="Arial"/>
+                <w:rFonts w:ascii="Verdana" w:hAnsi="Verdana"/>
                 <w:b w:val="0"/>
                 <w:sz w:val="16"/>
               </w:rPr>
@@ -3738,7 +3791,7 @@
             <w:r/>
             <w:r>
               <w:rPr>
-                <w:rFonts w:ascii="Arial" w:hAnsi="Arial"/>
+                <w:rFonts w:ascii="Verdana" w:hAnsi="Verdana"/>
                 <w:b w:val="0"/>
                 <w:sz w:val="16"/>
               </w:rPr>
@@ -3754,7 +3807,7 @@
             <w:r/>
             <w:r>
               <w:rPr>
-                <w:rFonts w:ascii="Arial" w:hAnsi="Arial"/>
+                <w:rFonts w:ascii="Verdana" w:hAnsi="Verdana"/>
                 <w:b w:val="0"/>
                 <w:sz w:val="16"/>
               </w:rPr>
@@ -3770,7 +3823,7 @@
             <w:r/>
             <w:r>
               <w:rPr>
-                <w:rFonts w:ascii="Arial" w:hAnsi="Arial"/>
+                <w:rFonts w:ascii="Verdana" w:hAnsi="Verdana"/>
                 <w:b w:val="0"/>
                 <w:sz w:val="16"/>
               </w:rPr>
@@ -3779,6 +3832,9 @@
         </w:tc>
       </w:tr>
       <w:tr>
+        <w:trPr>
+          <w:cantSplit/>
+        </w:trPr>
         <w:tc>
           <w:tcPr>
             <w:tcW w:type="dxa" w:w="1514"/>
@@ -3787,7 +3843,7 @@
             <w:r/>
             <w:r>
               <w:rPr>
-                <w:rFonts w:ascii="Arial" w:hAnsi="Arial"/>
+                <w:rFonts w:ascii="Verdana" w:hAnsi="Verdana"/>
                 <w:b w:val="0"/>
                 <w:sz w:val="16"/>
               </w:rPr>
@@ -3803,7 +3859,7 @@
             <w:r/>
             <w:r>
               <w:rPr>
-                <w:rFonts w:ascii="Arial" w:hAnsi="Arial"/>
+                <w:rFonts w:ascii="Verdana" w:hAnsi="Verdana"/>
                 <w:b w:val="0"/>
                 <w:sz w:val="16"/>
               </w:rPr>
@@ -3819,7 +3875,7 @@
             <w:r/>
             <w:r>
               <w:rPr>
-                <w:rFonts w:ascii="Arial" w:hAnsi="Arial"/>
+                <w:rFonts w:ascii="Verdana" w:hAnsi="Verdana"/>
                 <w:b w:val="0"/>
                 <w:sz w:val="16"/>
               </w:rPr>
@@ -3835,7 +3891,7 @@
             <w:r/>
             <w:r>
               <w:rPr>
-                <w:rFonts w:ascii="Arial" w:hAnsi="Arial"/>
+                <w:rFonts w:ascii="Verdana" w:hAnsi="Verdana"/>
                 <w:b w:val="0"/>
                 <w:sz w:val="16"/>
               </w:rPr>
@@ -3851,7 +3907,7 @@
             <w:r/>
             <w:r>
               <w:rPr>
-                <w:rFonts w:ascii="Arial" w:hAnsi="Arial"/>
+                <w:rFonts w:ascii="Verdana" w:hAnsi="Verdana"/>
                 <w:b w:val="0"/>
                 <w:sz w:val="16"/>
               </w:rPr>
@@ -3867,7 +3923,7 @@
             <w:r/>
             <w:r>
               <w:rPr>
-                <w:rFonts w:ascii="Arial" w:hAnsi="Arial"/>
+                <w:rFonts w:ascii="Verdana" w:hAnsi="Verdana"/>
                 <w:b w:val="0"/>
                 <w:sz w:val="16"/>
               </w:rPr>
@@ -3883,7 +3939,7 @@
             <w:r/>
             <w:r>
               <w:rPr>
-                <w:rFonts w:ascii="Arial" w:hAnsi="Arial"/>
+                <w:rFonts w:ascii="Verdana" w:hAnsi="Verdana"/>
                 <w:b w:val="0"/>
                 <w:sz w:val="16"/>
               </w:rPr>
@@ -3899,7 +3955,7 @@
             <w:r/>
             <w:r>
               <w:rPr>
-                <w:rFonts w:ascii="Arial" w:hAnsi="Arial"/>
+                <w:rFonts w:ascii="Verdana" w:hAnsi="Verdana"/>
                 <w:b w:val="0"/>
                 <w:sz w:val="16"/>
               </w:rPr>
@@ -3915,7 +3971,7 @@
             <w:r/>
             <w:r>
               <w:rPr>
-                <w:rFonts w:ascii="Arial" w:hAnsi="Arial"/>
+                <w:rFonts w:ascii="Verdana" w:hAnsi="Verdana"/>
                 <w:b w:val="0"/>
                 <w:sz w:val="16"/>
               </w:rPr>
@@ -3931,7 +3987,7 @@
             <w:r/>
             <w:r>
               <w:rPr>
-                <w:rFonts w:ascii="Arial" w:hAnsi="Arial"/>
+                <w:rFonts w:ascii="Verdana" w:hAnsi="Verdana"/>
                 <w:b w:val="0"/>
                 <w:sz w:val="16"/>
               </w:rPr>
@@ -3940,6 +3996,9 @@
         </w:tc>
       </w:tr>
       <w:tr>
+        <w:trPr>
+          <w:cantSplit/>
+        </w:trPr>
         <w:tc>
           <w:tcPr>
             <w:tcW w:type="dxa" w:w="1514"/>
@@ -3948,7 +4007,7 @@
             <w:r/>
             <w:r>
               <w:rPr>
-                <w:rFonts w:ascii="Arial" w:hAnsi="Arial"/>
+                <w:rFonts w:ascii="Verdana" w:hAnsi="Verdana"/>
                 <w:b w:val="0"/>
                 <w:sz w:val="16"/>
               </w:rPr>
@@ -3964,7 +4023,7 @@
             <w:r/>
             <w:r>
               <w:rPr>
-                <w:rFonts w:ascii="Arial" w:hAnsi="Arial"/>
+                <w:rFonts w:ascii="Verdana" w:hAnsi="Verdana"/>
                 <w:b w:val="0"/>
                 <w:sz w:val="16"/>
               </w:rPr>
@@ -3980,7 +4039,7 @@
             <w:r/>
             <w:r>
               <w:rPr>
-                <w:rFonts w:ascii="Arial" w:hAnsi="Arial"/>
+                <w:rFonts w:ascii="Verdana" w:hAnsi="Verdana"/>
                 <w:b w:val="0"/>
                 <w:sz w:val="16"/>
               </w:rPr>
@@ -3996,7 +4055,7 @@
             <w:r/>
             <w:r>
               <w:rPr>
-                <w:rFonts w:ascii="Arial" w:hAnsi="Arial"/>
+                <w:rFonts w:ascii="Verdana" w:hAnsi="Verdana"/>
                 <w:b w:val="0"/>
                 <w:sz w:val="16"/>
               </w:rPr>
@@ -4012,7 +4071,7 @@
             <w:r/>
             <w:r>
               <w:rPr>
-                <w:rFonts w:ascii="Arial" w:hAnsi="Arial"/>
+                <w:rFonts w:ascii="Verdana" w:hAnsi="Verdana"/>
                 <w:b w:val="0"/>
                 <w:sz w:val="16"/>
               </w:rPr>
@@ -4028,7 +4087,7 @@
             <w:r/>
             <w:r>
               <w:rPr>
-                <w:rFonts w:ascii="Arial" w:hAnsi="Arial"/>
+                <w:rFonts w:ascii="Verdana" w:hAnsi="Verdana"/>
                 <w:b w:val="0"/>
                 <w:sz w:val="16"/>
               </w:rPr>
@@ -4044,7 +4103,7 @@
             <w:r/>
             <w:r>
               <w:rPr>
-                <w:rFonts w:ascii="Arial" w:hAnsi="Arial"/>
+                <w:rFonts w:ascii="Verdana" w:hAnsi="Verdana"/>
                 <w:b w:val="0"/>
                 <w:sz w:val="16"/>
               </w:rPr>
@@ -4060,7 +4119,7 @@
             <w:r/>
             <w:r>
               <w:rPr>
-                <w:rFonts w:ascii="Arial" w:hAnsi="Arial"/>
+                <w:rFonts w:ascii="Verdana" w:hAnsi="Verdana"/>
                 <w:b w:val="0"/>
                 <w:sz w:val="16"/>
               </w:rPr>
@@ -4076,7 +4135,7 @@
             <w:r/>
             <w:r>
               <w:rPr>
-                <w:rFonts w:ascii="Arial" w:hAnsi="Arial"/>
+                <w:rFonts w:ascii="Verdana" w:hAnsi="Verdana"/>
                 <w:b w:val="0"/>
                 <w:sz w:val="16"/>
               </w:rPr>
@@ -4092,7 +4151,7 @@
             <w:r/>
             <w:r>
               <w:rPr>
-                <w:rFonts w:ascii="Arial" w:hAnsi="Arial"/>
+                <w:rFonts w:ascii="Verdana" w:hAnsi="Verdana"/>
                 <w:b w:val="0"/>
                 <w:sz w:val="16"/>
               </w:rPr>

--- a/docx/ru/BUFRCREX_TableB_ru_03.docx
+++ b/docx/ru/BUFRCREX_TableB_ru_03.docx
@@ -239,7 +239,7 @@
                 <w:b w:val="0"/>
                 <w:sz w:val="16"/>
               </w:rPr>
-              <w:t>003001</w:t>
+              <w:t>0 03 001</w:t>
             </w:r>
           </w:p>
         </w:tc>
@@ -403,7 +403,7 @@
                 <w:b w:val="0"/>
                 <w:sz w:val="16"/>
               </w:rPr>
-              <w:t>003003</w:t>
+              <w:t>0 03 003</w:t>
             </w:r>
           </w:p>
         </w:tc>
@@ -567,7 +567,7 @@
                 <w:b w:val="0"/>
                 <w:sz w:val="16"/>
               </w:rPr>
-              <w:t>003004</w:t>
+              <w:t>0 03 004</w:t>
             </w:r>
           </w:p>
         </w:tc>
@@ -731,7 +731,7 @@
                 <w:b w:val="0"/>
                 <w:sz w:val="16"/>
               </w:rPr>
-              <w:t>003005</w:t>
+              <w:t>0 03 005</w:t>
             </w:r>
           </w:p>
         </w:tc>
@@ -895,7 +895,7 @@
                 <w:b w:val="0"/>
                 <w:sz w:val="16"/>
               </w:rPr>
-              <w:t>003006</w:t>
+              <w:t>0 03 006</w:t>
             </w:r>
           </w:p>
         </w:tc>
@@ -1059,7 +1059,7 @@
                 <w:b w:val="0"/>
                 <w:sz w:val="16"/>
               </w:rPr>
-              <w:t>003007</w:t>
+              <w:t>0 03 007</w:t>
             </w:r>
           </w:p>
         </w:tc>
@@ -1223,7 +1223,7 @@
                 <w:b w:val="0"/>
                 <w:sz w:val="16"/>
               </w:rPr>
-              <w:t>003008</w:t>
+              <w:t>0 03 008</w:t>
             </w:r>
           </w:p>
         </w:tc>
@@ -1387,7 +1387,7 @@
                 <w:b w:val="0"/>
                 <w:sz w:val="16"/>
               </w:rPr>
-              <w:t>003009</w:t>
+              <w:t>0 03 009</w:t>
             </w:r>
           </w:p>
         </w:tc>
@@ -1551,7 +1551,7 @@
                 <w:b w:val="0"/>
                 <w:sz w:val="16"/>
               </w:rPr>
-              <w:t>003010</w:t>
+              <w:t>0 03 010</w:t>
             </w:r>
           </w:p>
         </w:tc>
@@ -1715,7 +1715,7 @@
                 <w:b w:val="0"/>
                 <w:sz w:val="16"/>
               </w:rPr>
-              <w:t>003011</w:t>
+              <w:t>0 03 011</w:t>
             </w:r>
           </w:p>
         </w:tc>
@@ -1879,7 +1879,7 @@
                 <w:b w:val="0"/>
                 <w:sz w:val="16"/>
               </w:rPr>
-              <w:t>003012</w:t>
+              <w:t>0 03 012</w:t>
             </w:r>
           </w:p>
         </w:tc>
@@ -2043,7 +2043,7 @@
                 <w:b w:val="0"/>
                 <w:sz w:val="16"/>
               </w:rPr>
-              <w:t>003016</w:t>
+              <w:t>0 03 016</w:t>
             </w:r>
           </w:p>
         </w:tc>
@@ -2207,7 +2207,7 @@
                 <w:b w:val="0"/>
                 <w:sz w:val="16"/>
               </w:rPr>
-              <w:t>003017</w:t>
+              <w:t>0 03 017</w:t>
             </w:r>
           </w:p>
         </w:tc>
@@ -2371,7 +2371,7 @@
                 <w:b w:val="0"/>
                 <w:sz w:val="16"/>
               </w:rPr>
-              <w:t>003018</w:t>
+              <w:t>0 03 018</w:t>
             </w:r>
           </w:p>
         </w:tc>
@@ -2535,7 +2535,7 @@
                 <w:b w:val="0"/>
                 <w:sz w:val="16"/>
               </w:rPr>
-              <w:t>003019</w:t>
+              <w:t>0 03 019</w:t>
             </w:r>
           </w:p>
         </w:tc>
@@ -2699,7 +2699,7 @@
                 <w:b w:val="0"/>
                 <w:sz w:val="16"/>
               </w:rPr>
-              <w:t>003020</w:t>
+              <w:t>0 03 020</w:t>
             </w:r>
           </w:p>
         </w:tc>
@@ -2863,7 +2863,7 @@
                 <w:b w:val="0"/>
                 <w:sz w:val="16"/>
               </w:rPr>
-              <w:t>003021</w:t>
+              <w:t>0 03 021</w:t>
             </w:r>
           </w:p>
         </w:tc>
@@ -3027,7 +3027,7 @@
                 <w:b w:val="0"/>
                 <w:sz w:val="16"/>
               </w:rPr>
-              <w:t>003022</w:t>
+              <w:t>0 03 022</w:t>
             </w:r>
           </w:p>
         </w:tc>
@@ -3191,7 +3191,7 @@
                 <w:b w:val="0"/>
                 <w:sz w:val="16"/>
               </w:rPr>
-              <w:t>003023</w:t>
+              <w:t>0 03 023</w:t>
             </w:r>
           </w:p>
         </w:tc>
@@ -3355,7 +3355,7 @@
                 <w:b w:val="0"/>
                 <w:sz w:val="16"/>
               </w:rPr>
-              <w:t>003024</w:t>
+              <w:t>0 03 024</w:t>
             </w:r>
           </w:p>
         </w:tc>
@@ -3519,7 +3519,7 @@
                 <w:b w:val="0"/>
                 <w:sz w:val="16"/>
               </w:rPr>
-              <w:t>003025</w:t>
+              <w:t>0 03 025</w:t>
             </w:r>
           </w:p>
         </w:tc>
@@ -3683,7 +3683,7 @@
                 <w:b w:val="0"/>
                 <w:sz w:val="16"/>
               </w:rPr>
-              <w:t>003026</w:t>
+              <w:t>0 03 026</w:t>
             </w:r>
           </w:p>
         </w:tc>
@@ -3847,7 +3847,7 @@
                 <w:b w:val="0"/>
                 <w:sz w:val="16"/>
               </w:rPr>
-              <w:t>003027</w:t>
+              <w:t>0 03 027</w:t>
             </w:r>
           </w:p>
         </w:tc>
@@ -4011,7 +4011,7 @@
                 <w:b w:val="0"/>
                 <w:sz w:val="16"/>
               </w:rPr>
-              <w:t>003028</w:t>
+              <w:t>0 03 028</w:t>
             </w:r>
           </w:p>
         </w:tc>

--- a/docx/ru/BUFRCREX_TableB_ru_03.docx
+++ b/docx/ru/BUFRCREX_TableB_ru_03.docx
@@ -12,7 +12,367 @@
           <w:b/>
           <w:sz w:val="22"/>
         </w:rPr>
-        <w:t>Класс 03: Приборное обеспечение в BUFR/CREX</w:t>
+        <w:t>Класс 03: Приборное обеспечение</w:t>
+      </w:r>
+    </w:p>
+    <w:p>
+      <w:r>
+        <w:rPr>
+          <w:rFonts w:ascii="Verdana" w:hAnsi="Verdana"/>
+          <w:i/>
+          <w:sz w:val="14"/>
+        </w:rPr>
+        <w:t>Note 23: Значение осадков –0,1 кг·м-2 до масштабирования (–1 после масштабирования или в коде CREX) должно указывать на «следы» осадков (не поддающиеся измерению, менее 0,05 кг·м-2).</w:t>
+      </w:r>
+    </w:p>
+    <w:p>
+      <w:r>
+        <w:rPr>
+          <w:rFonts w:ascii="Verdana" w:hAnsi="Verdana"/>
+          <w:i/>
+          <w:sz w:val="14"/>
+        </w:rPr>
+        <w:t>Note 25: Ранее определенное значение может быть отменено путем передачи «отсутствующего значения» из соответствующей кодовой таблицы или таблицы флагов.</w:t>
+      </w:r>
+    </w:p>
+    <w:p>
+      <w:r>
+        <w:rPr>
+          <w:rFonts w:ascii="Verdana" w:hAnsi="Verdana"/>
+          <w:i/>
+          <w:sz w:val="14"/>
+        </w:rPr>
+        <w:t>Note 27: Все время дается во Всемирном скоординированном времени (ВСВ), если не предусмотрено иного.</w:t>
+      </w:r>
+    </w:p>
+    <w:p>
+      <w:r>
+        <w:rPr>
+          <w:rFonts w:ascii="Verdana" w:hAnsi="Verdana"/>
+          <w:i/>
+          <w:sz w:val="14"/>
+        </w:rPr>
+        <w:t>Note 32: Пеленг или азимут следует использовать только для установленного местоположения и не должен переопределять это местоположение.</w:t>
+      </w:r>
+    </w:p>
+    <w:p>
+      <w:r>
+        <w:rPr>
+          <w:rFonts w:ascii="Verdana" w:hAnsi="Verdana"/>
+          <w:i/>
+          <w:sz w:val="14"/>
+        </w:rPr>
+        <w:t>Note 62: Расстояние следует использовать только для установленного местоположения, а также пеленга, азимута или превышения; оно не должно переопределять это местоположение.</w:t>
+      </w:r>
+    </w:p>
+    <w:p>
+      <w:r>
+        <w:rPr>
+          <w:rFonts w:ascii="Verdana" w:hAnsi="Verdana"/>
+          <w:i/>
+          <w:sz w:val="14"/>
+        </w:rPr>
+        <w:t>Note 63: Приходящей радиации следует присваивать положительные значения.</w:t>
+      </w:r>
+    </w:p>
+    <w:p>
+      <w:r>
+        <w:rPr>
+          <w:rFonts w:ascii="Verdana" w:hAnsi="Verdana"/>
+          <w:i/>
+          <w:sz w:val="14"/>
+        </w:rPr>
+        <w:t>Note 64: Для компонент w, направленных вниз, следует выделять положительные значения с единицами измерения в Па·с-1.</w:t>
+      </w:r>
+    </w:p>
+    <w:p>
+      <w:r>
+        <w:rPr>
+          <w:rFonts w:ascii="Verdana" w:hAnsi="Verdana"/>
+          <w:i/>
+          <w:sz w:val="14"/>
+        </w:rPr>
+        <w:t>Note 66: Увеличение широты с востока на запад следует выражать отрицательным значением.</w:t>
+      </w:r>
+    </w:p>
+    <w:p>
+      <w:r>
+        <w:rPr>
+          <w:rFonts w:ascii="Verdana" w:hAnsi="Verdana"/>
+          <w:i/>
+          <w:sz w:val="14"/>
+        </w:rPr>
+        <w:t>Note 75: Для дескрипторов кода CREX F = B, а не 0.</w:t>
+      </w:r>
+    </w:p>
+    <w:p>
+      <w:r>
+        <w:rPr>
+          <w:rFonts w:ascii="Verdana" w:hAnsi="Verdana"/>
+          <w:i/>
+          <w:sz w:val="14"/>
+        </w:rPr>
+        <w:t>Note 92: Для однозначного различения случаев отсутствия данных и насыщенных пикселей, n-битовые данные об изображении следует кодировать, используя длину данных n+1. Когда такого дескриптора еще нет в классе 30, дескриптор оператора 2 01 YYY следует использовать для изменения длины данных существующей позиции, по мере необходимости.</w:t>
+      </w:r>
+    </w:p>
+    <w:p>
+      <w:r>
+        <w:rPr>
+          <w:rFonts w:ascii="Verdana" w:hAnsi="Verdana"/>
+          <w:i/>
+          <w:sz w:val="14"/>
+        </w:rPr>
+        <w:t>Note 105: Негативные временные периоды или отклонения следует использовать для указания временных периодов или отклонений, предшествующих определенному текущему времени.</w:t>
+      </w:r>
+    </w:p>
+    <w:p>
+      <w:r>
+        <w:rPr>
+          <w:rFonts w:ascii="Verdana" w:hAnsi="Verdana"/>
+          <w:i/>
+          <w:sz w:val="14"/>
+        </w:rPr>
+        <w:t>Note 110: Увеличение широты с севера на юг следует выражать отрицательными значениями.</w:t>
+      </w:r>
+    </w:p>
+    <w:p>
+      <w:r>
+        <w:rPr>
+          <w:rFonts w:ascii="Verdana" w:hAnsi="Verdana"/>
+          <w:i/>
+          <w:sz w:val="14"/>
+        </w:rPr>
+        <w:t>Note 115: Длина данных пикселя может быть изменена с помощью дескриптора 2 01 YYY.</w:t>
+      </w:r>
+    </w:p>
+    <w:p>
+      <w:r>
+        <w:rPr>
+          <w:rFonts w:ascii="Verdana" w:hAnsi="Verdana"/>
+          <w:i/>
+          <w:sz w:val="14"/>
+        </w:rPr>
+        <w:t>Note 121: Некоторые указания ожидаемой точности могут в неявной форме содержаться в ряде элементов данного класса.</w:t>
+      </w:r>
+    </w:p>
+    <w:p>
+      <w:r>
+        <w:rPr>
+          <w:rFonts w:ascii="Verdana" w:hAnsi="Verdana"/>
+          <w:i/>
+          <w:sz w:val="14"/>
+        </w:rPr>
+        <w:t>Note 122: Южную широту следует выражать отрицательными значениями.</w:t>
+      </w:r>
+    </w:p>
+    <w:p>
+      <w:r>
+        <w:rPr>
+          <w:rFonts w:ascii="Verdana" w:hAnsi="Verdana"/>
+          <w:i/>
+          <w:sz w:val="14"/>
+        </w:rPr>
+        <w:t>Note 123: Для компонент v, направленных с юга на север, следует выделять положительные значения.</w:t>
+      </w:r>
+    </w:p>
+    <w:p>
+      <w:r>
+        <w:rPr>
+          <w:rFonts w:ascii="Verdana" w:hAnsi="Verdana"/>
+          <w:i/>
+          <w:sz w:val="14"/>
+        </w:rPr>
+        <w:t>Note 126: Направление приземного ветра, измеренное на станции в пределах 1° от Северного полюса или в пределах 1° от Южного полюса, следует сообщать таким образом, чтобы азимутальный круг был выровнен с нулем прибора, соответствуя 0° по Гринвичскому меридиану.</w:t>
+      </w:r>
+    </w:p>
+    <w:p>
+      <w:r>
+        <w:rPr>
+          <w:rFonts w:ascii="Verdana" w:hAnsi="Verdana"/>
+          <w:i/>
+          <w:sz w:val="14"/>
+        </w:rPr>
+        <w:t>Note 140: Размер элемента изображения на горизонтали — 1 приводится в положении, где масштабный коэффициент карты равен единице.</w:t>
+      </w:r>
+    </w:p>
+    <w:p>
+      <w:r>
+        <w:rPr>
+          <w:rFonts w:ascii="Verdana" w:hAnsi="Verdana"/>
+          <w:i/>
+          <w:sz w:val="14"/>
+        </w:rPr>
+        <w:t>Note 141: Размер элемента изображения на горизонтали — 2 указывается в положении, где масштабный коэффициент карты равен единице.</w:t>
+      </w:r>
+    </w:p>
+    <w:p>
+      <w:r>
+        <w:rPr>
+          <w:rFonts w:ascii="Verdana" w:hAnsi="Verdana"/>
+          <w:i/>
+          <w:sz w:val="14"/>
+        </w:rPr>
+        <w:t>Note 145: Значение временных периодов или отклонений может быть указано с использованием значений времени в коде, соответствующем табличной ссылке 0 08 021.</w:t>
+      </w:r>
+    </w:p>
+    <w:p>
+      <w:r>
+        <w:rPr>
+          <w:rFonts w:ascii="Verdana" w:hAnsi="Verdana"/>
+          <w:i/>
+          <w:sz w:val="14"/>
+        </w:rPr>
+        <w:t>Note 149: При использовании с прогнозируемыми величинами временное местоположение должно указывать время исходного состояния или начала для прогностического периода; при использовании с множеством средних прогностических значений временное местоположение должно указывать исходное состояние или начало первого прогноза, по которому получены множественные средние.</w:t>
+      </w:r>
+    </w:p>
+    <w:p>
+      <w:r>
+        <w:rPr>
+          <w:rFonts w:ascii="Verdana" w:hAnsi="Verdana"/>
+          <w:i/>
+          <w:sz w:val="14"/>
+        </w:rPr>
+        <w:t>Note 155: В данный класс могут также войти элементы, относящиеся к процедурам наблюдений.</w:t>
+      </w:r>
+    </w:p>
+    <w:p>
+      <w:r>
+        <w:rPr>
+          <w:rFonts w:ascii="Verdana" w:hAnsi="Verdana"/>
+          <w:i/>
+          <w:sz w:val="14"/>
+        </w:rPr>
+        <w:t>Note 156: Данный класс должен содержать элементы описания приборов, используемых для получения сообщаемых метеорологических элементов.</w:t>
+      </w:r>
+    </w:p>
+    <w:p>
+      <w:r>
+        <w:rPr>
+          <w:rFonts w:ascii="Verdana" w:hAnsi="Verdana"/>
+          <w:i/>
+          <w:sz w:val="14"/>
+        </w:rPr>
+        <w:t>Note 158: Прежде чем использовать временные периоды или отклонения и временные инкременты, необходимо определить исходное временное местоположение, за которым, по мере необходимости, следует определение значимости времени.</w:t>
+      </w:r>
+    </w:p>
+    <w:p>
+      <w:r>
+        <w:rPr>
+          <w:rFonts w:ascii="Verdana" w:hAnsi="Verdana"/>
+          <w:i/>
+          <w:sz w:val="14"/>
+        </w:rPr>
+        <w:t>Note 160: Уходящей радиации следует присваивать отрицательные значения.</w:t>
+      </w:r>
+    </w:p>
+    <w:p>
+      <w:r>
+        <w:rPr>
+          <w:rFonts w:ascii="Verdana" w:hAnsi="Verdana"/>
+          <w:i/>
+          <w:sz w:val="14"/>
+        </w:rPr>
+        <w:t>Note 161: Для компонент w, направленных вверх, следует выделять положительные значения с единицами измерения в м·с-1.</w:t>
+      </w:r>
+    </w:p>
+    <w:p>
+      <w:r>
+        <w:rPr>
+          <w:rFonts w:ascii="Verdana" w:hAnsi="Verdana"/>
+          <w:i/>
+          <w:sz w:val="14"/>
+        </w:rPr>
+        <w:t>Note 162: Пригодные диапазоны, использованные выше: 1011–1019 Бк для выбросов; 10-2–107 Бк и 10-2–107 мЗв для концентраций и доз.</w:t>
+      </w:r>
+    </w:p>
+    <w:p>
+      <w:r>
+        <w:rPr>
+          <w:rFonts w:ascii="Verdana" w:hAnsi="Verdana"/>
+          <w:i/>
+          <w:sz w:val="14"/>
+        </w:rPr>
+        <w:t>Note 163: Величины широты и приращений широты ограничены диапазоном от –90 до +90 градусов.</w:t>
+      </w:r>
+    </w:p>
+    <w:p>
+      <w:r>
+        <w:rPr>
+          <w:rFonts w:ascii="Verdana" w:hAnsi="Verdana"/>
+          <w:i/>
+          <w:sz w:val="14"/>
+        </w:rPr>
+        <w:t>Note 164: Величины долготы ограничены диапазоном от –180 до +180 градусов.</w:t>
+      </w:r>
+    </w:p>
+    <w:p>
+      <w:r>
+        <w:rPr>
+          <w:rFonts w:ascii="Verdana" w:hAnsi="Verdana"/>
+          <w:i/>
+          <w:sz w:val="14"/>
+        </w:rPr>
+        <w:t>Note 165: Вертикальные элементы и давление следует использовать для определения значений этих элементов независимо от элемента или переменной, означающей вертикальную координату.</w:t>
+      </w:r>
+    </w:p>
+    <w:p>
+      <w:r>
+        <w:rPr>
+          <w:rFonts w:ascii="Verdana" w:hAnsi="Verdana"/>
+          <w:i/>
+          <w:sz w:val="14"/>
+        </w:rPr>
+        <w:t>Note 166: Западная долгота выражается отрицательными величинами.</w:t>
+      </w:r>
+    </w:p>
+    <w:p>
+      <w:r>
+        <w:rPr>
+          <w:rFonts w:ascii="Verdana" w:hAnsi="Verdana"/>
+          <w:i/>
+          <w:sz w:val="14"/>
+        </w:rPr>
+        <w:t>Note 167: Для компонент u, направленных с запада на восток, следует выделять положительные значения.</w:t>
+      </w:r>
+    </w:p>
+    <w:p>
+      <w:r>
+        <w:rPr>
+          <w:rFonts w:ascii="Verdana" w:hAnsi="Verdana"/>
+          <w:i/>
+          <w:sz w:val="14"/>
+        </w:rPr>
+        <w:t>Note 176: Там, где в колонку «НАЗВАНИЕ ЭЛЕМЕНТА» вводится выражение «на указанной высоте и за указанный период», соответствующее вертикальное местоположение должно быть определено с использованием дескрипторов из класса 07 совместно с соответствующим периодом с использованием дескрипторов из класса 04.</w:t>
+      </w:r>
+    </w:p>
+    <w:p>
+      <w:r>
+        <w:rPr>
+          <w:rFonts w:ascii="Verdana" w:hAnsi="Verdana"/>
+          <w:i/>
+          <w:sz w:val="14"/>
+        </w:rPr>
+        <w:t>Note 178: Там, где величины суммируются или усредняются (например, за временной период), общее число значений, из которых получается сумма или среднее значение, может быть представлено с использованием ссылки 0 08 022.</w:t>
+      </w:r>
+    </w:p>
+    <w:p>
+      <w:r>
+        <w:rPr>
+          <w:rFonts w:ascii="Verdana" w:hAnsi="Verdana"/>
+          <w:i/>
+          <w:sz w:val="14"/>
+        </w:rPr>
+        <w:t>Note 179: Стандарты ветровых данных: Скорость Направление; Наблюдение отсутствует Отсутствует Отсутствует; Штиль 0 0; Обычное наблюдение &gt;0 1°–360°; Только скорость &gt;0 Отсутствует; Только направление Отсутствует 1°–360°; «Слабый и переменный» &gt;0 0</w:t>
+      </w:r>
+    </w:p>
+    <w:p>
+      <w:r>
+        <w:rPr>
+          <w:rFonts w:ascii="Verdana" w:hAnsi="Verdana"/>
+          <w:i/>
+          <w:sz w:val="14"/>
+        </w:rPr>
+        <w:t>Note 180: Стандарты сообщения о ветровых волнах и волнении: Наблюдения Скорость Направление; Нет наблюдений Отсутствует Отсутствует; Штиль 0 0; Обычное наблюдение &gt;0 1–360; Только скорость &gt;0 Отсутствует; Только направление Отсутствует 1–360; «Легкий и переменный» &gt;0 0</w:t>
       </w:r>
     </w:p>
     <w:tbl>
@@ -58,6 +418,9 @@
             <w:shd w:val="clear" w:color="auto" w:fill="D9D9D9"/>
           </w:tcPr>
           <w:p>
+            <w:pPr>
+              <w:spacing w:before="20" w:after="20"/>
+            </w:pPr>
             <w:r/>
             <w:r>
               <w:rPr>
@@ -75,6 +438,9 @@
             <w:shd w:val="clear" w:color="auto" w:fill="D9D9D9"/>
           </w:tcPr>
           <w:p>
+            <w:pPr>
+              <w:spacing w:before="20" w:after="20"/>
+            </w:pPr>
             <w:r/>
             <w:r>
               <w:rPr>
@@ -92,6 +458,9 @@
             <w:shd w:val="clear" w:color="auto" w:fill="D9D9D9"/>
           </w:tcPr>
           <w:p>
+            <w:pPr>
+              <w:spacing w:before="20" w:after="20"/>
+            </w:pPr>
             <w:r/>
             <w:r>
               <w:rPr>
@@ -109,6 +478,9 @@
             <w:shd w:val="clear" w:color="auto" w:fill="D9D9D9"/>
           </w:tcPr>
           <w:p>
+            <w:pPr>
+              <w:spacing w:before="20" w:after="20"/>
+            </w:pPr>
             <w:r/>
             <w:r>
               <w:rPr>
@@ -126,6 +498,9 @@
             <w:shd w:val="clear" w:color="auto" w:fill="D9D9D9"/>
           </w:tcPr>
           <w:p>
+            <w:pPr>
+              <w:spacing w:before="20" w:after="20"/>
+            </w:pPr>
             <w:r/>
             <w:r>
               <w:rPr>
@@ -143,6 +518,9 @@
             <w:shd w:val="clear" w:color="auto" w:fill="D9D9D9"/>
           </w:tcPr>
           <w:p>
+            <w:pPr>
+              <w:spacing w:before="20" w:after="20"/>
+            </w:pPr>
             <w:r/>
             <w:r>
               <w:rPr>
@@ -160,6 +538,9 @@
             <w:shd w:val="clear" w:color="auto" w:fill="D9D9D9"/>
           </w:tcPr>
           <w:p>
+            <w:pPr>
+              <w:spacing w:before="20" w:after="20"/>
+            </w:pPr>
             <w:r/>
             <w:r>
               <w:rPr>
@@ -177,6 +558,9 @@
             <w:shd w:val="clear" w:color="auto" w:fill="D9D9D9"/>
           </w:tcPr>
           <w:p>
+            <w:pPr>
+              <w:spacing w:before="20" w:after="20"/>
+            </w:pPr>
             <w:r/>
             <w:r>
               <w:rPr>
@@ -194,6 +578,9 @@
             <w:shd w:val="clear" w:color="auto" w:fill="D9D9D9"/>
           </w:tcPr>
           <w:p>
+            <w:pPr>
+              <w:spacing w:before="20" w:after="20"/>
+            </w:pPr>
             <w:r/>
             <w:r>
               <w:rPr>
@@ -211,6 +598,9 @@
             <w:shd w:val="clear" w:color="auto" w:fill="D9D9D9"/>
           </w:tcPr>
           <w:p>
+            <w:pPr>
+              <w:spacing w:before="20" w:after="20"/>
+            </w:pPr>
             <w:r/>
             <w:r>
               <w:rPr>
@@ -232,6 +622,9 @@
             <w:tcW w:type="dxa" w:w="1514"/>
           </w:tcPr>
           <w:p>
+            <w:pPr>
+              <w:spacing w:before="20" w:after="20"/>
+            </w:pPr>
             <w:r/>
             <w:r>
               <w:rPr>
@@ -248,6 +641,9 @@
             <w:tcW w:type="dxa" w:w="1514"/>
           </w:tcPr>
           <w:p>
+            <w:pPr>
+              <w:spacing w:before="20" w:after="20"/>
+            </w:pPr>
             <w:r/>
             <w:r>
               <w:rPr>
@@ -264,11 +660,13 @@
             <w:tcW w:type="dxa" w:w="1514"/>
           </w:tcPr>
           <w:p>
+            <w:pPr>
+              <w:spacing w:before="20" w:after="20"/>
+            </w:pPr>
             <w:r/>
             <w:r>
               <w:rPr>
                 <w:rFonts w:ascii="Verdana" w:hAnsi="Verdana"/>
-                <w:b w:val="0"/>
                 <w:sz w:val="16"/>
               </w:rPr>
               <w:t>Кодовая таблица</w:t>
@@ -280,6 +678,9 @@
             <w:tcW w:type="dxa" w:w="1514"/>
           </w:tcPr>
           <w:p>
+            <w:pPr>
+              <w:spacing w:before="20" w:after="20"/>
+            </w:pPr>
             <w:r/>
             <w:r>
               <w:rPr>
@@ -296,6 +697,9 @@
             <w:tcW w:type="dxa" w:w="1514"/>
           </w:tcPr>
           <w:p>
+            <w:pPr>
+              <w:spacing w:before="20" w:after="20"/>
+            </w:pPr>
             <w:r/>
             <w:r>
               <w:rPr>
@@ -312,6 +716,9 @@
             <w:tcW w:type="dxa" w:w="1514"/>
           </w:tcPr>
           <w:p>
+            <w:pPr>
+              <w:spacing w:before="20" w:after="20"/>
+            </w:pPr>
             <w:r/>
             <w:r>
               <w:rPr>
@@ -328,11 +735,13 @@
             <w:tcW w:type="dxa" w:w="1514"/>
           </w:tcPr>
           <w:p>
+            <w:pPr>
+              <w:spacing w:before="20" w:after="20"/>
+            </w:pPr>
             <w:r/>
             <w:r>
               <w:rPr>
                 <w:rFonts w:ascii="Verdana" w:hAnsi="Verdana"/>
-                <w:b w:val="0"/>
                 <w:sz w:val="16"/>
               </w:rPr>
               <w:t>Кодовая таблица</w:t>
@@ -344,6 +753,9 @@
             <w:tcW w:type="dxa" w:w="1514"/>
           </w:tcPr>
           <w:p>
+            <w:pPr>
+              <w:spacing w:before="20" w:after="20"/>
+            </w:pPr>
             <w:r/>
             <w:r>
               <w:rPr>
@@ -360,6 +772,9 @@
             <w:tcW w:type="dxa" w:w="1514"/>
           </w:tcPr>
           <w:p>
+            <w:pPr>
+              <w:spacing w:before="20" w:after="20"/>
+            </w:pPr>
             <w:r/>
             <w:r>
               <w:rPr>
@@ -376,6 +791,9 @@
             <w:tcW w:type="dxa" w:w="1514"/>
           </w:tcPr>
           <w:p>
+            <w:pPr>
+              <w:spacing w:before="20" w:after="20"/>
+            </w:pPr>
             <w:r/>
             <w:r>
               <w:rPr>
@@ -396,6 +814,9 @@
             <w:tcW w:type="dxa" w:w="1514"/>
           </w:tcPr>
           <w:p>
+            <w:pPr>
+              <w:spacing w:before="20" w:after="20"/>
+            </w:pPr>
             <w:r/>
             <w:r>
               <w:rPr>
@@ -412,6 +833,9 @@
             <w:tcW w:type="dxa" w:w="1514"/>
           </w:tcPr>
           <w:p>
+            <w:pPr>
+              <w:spacing w:before="20" w:after="20"/>
+            </w:pPr>
             <w:r/>
             <w:r>
               <w:rPr>
@@ -428,11 +852,13 @@
             <w:tcW w:type="dxa" w:w="1514"/>
           </w:tcPr>
           <w:p>
+            <w:pPr>
+              <w:spacing w:before="20" w:after="20"/>
+            </w:pPr>
             <w:r/>
             <w:r>
               <w:rPr>
                 <w:rFonts w:ascii="Verdana" w:hAnsi="Verdana"/>
-                <w:b w:val="0"/>
                 <w:sz w:val="16"/>
               </w:rPr>
               <w:t>Кодовая таблица</w:t>
@@ -444,6 +870,9 @@
             <w:tcW w:type="dxa" w:w="1514"/>
           </w:tcPr>
           <w:p>
+            <w:pPr>
+              <w:spacing w:before="20" w:after="20"/>
+            </w:pPr>
             <w:r/>
             <w:r>
               <w:rPr>
@@ -460,6 +889,9 @@
             <w:tcW w:type="dxa" w:w="1514"/>
           </w:tcPr>
           <w:p>
+            <w:pPr>
+              <w:spacing w:before="20" w:after="20"/>
+            </w:pPr>
             <w:r/>
             <w:r>
               <w:rPr>
@@ -476,6 +908,9 @@
             <w:tcW w:type="dxa" w:w="1514"/>
           </w:tcPr>
           <w:p>
+            <w:pPr>
+              <w:spacing w:before="20" w:after="20"/>
+            </w:pPr>
             <w:r/>
             <w:r>
               <w:rPr>
@@ -492,11 +927,13 @@
             <w:tcW w:type="dxa" w:w="1514"/>
           </w:tcPr>
           <w:p>
+            <w:pPr>
+              <w:spacing w:before="20" w:after="20"/>
+            </w:pPr>
             <w:r/>
             <w:r>
               <w:rPr>
                 <w:rFonts w:ascii="Verdana" w:hAnsi="Verdana"/>
-                <w:b w:val="0"/>
                 <w:sz w:val="16"/>
               </w:rPr>
               <w:t>Кодовая таблица</w:t>
@@ -508,6 +945,9 @@
             <w:tcW w:type="dxa" w:w="1514"/>
           </w:tcPr>
           <w:p>
+            <w:pPr>
+              <w:spacing w:before="20" w:after="20"/>
+            </w:pPr>
             <w:r/>
             <w:r>
               <w:rPr>
@@ -524,6 +964,9 @@
             <w:tcW w:type="dxa" w:w="1514"/>
           </w:tcPr>
           <w:p>
+            <w:pPr>
+              <w:spacing w:before="20" w:after="20"/>
+            </w:pPr>
             <w:r/>
             <w:r>
               <w:rPr>
@@ -540,6 +983,9 @@
             <w:tcW w:type="dxa" w:w="1514"/>
           </w:tcPr>
           <w:p>
+            <w:pPr>
+              <w:spacing w:before="20" w:after="20"/>
+            </w:pPr>
             <w:r/>
             <w:r>
               <w:rPr>
@@ -560,6 +1006,9 @@
             <w:tcW w:type="dxa" w:w="1514"/>
           </w:tcPr>
           <w:p>
+            <w:pPr>
+              <w:spacing w:before="20" w:after="20"/>
+            </w:pPr>
             <w:r/>
             <w:r>
               <w:rPr>
@@ -576,6 +1025,9 @@
             <w:tcW w:type="dxa" w:w="1514"/>
           </w:tcPr>
           <w:p>
+            <w:pPr>
+              <w:spacing w:before="20" w:after="20"/>
+            </w:pPr>
             <w:r/>
             <w:r>
               <w:rPr>
@@ -592,11 +1044,13 @@
             <w:tcW w:type="dxa" w:w="1514"/>
           </w:tcPr>
           <w:p>
+            <w:pPr>
+              <w:spacing w:before="20" w:after="20"/>
+            </w:pPr>
             <w:r/>
             <w:r>
               <w:rPr>
                 <w:rFonts w:ascii="Verdana" w:hAnsi="Verdana"/>
-                <w:b w:val="0"/>
                 <w:sz w:val="16"/>
               </w:rPr>
               <w:t>Кодовая таблица</w:t>
@@ -608,6 +1062,9 @@
             <w:tcW w:type="dxa" w:w="1514"/>
           </w:tcPr>
           <w:p>
+            <w:pPr>
+              <w:spacing w:before="20" w:after="20"/>
+            </w:pPr>
             <w:r/>
             <w:r>
               <w:rPr>
@@ -624,6 +1081,9 @@
             <w:tcW w:type="dxa" w:w="1514"/>
           </w:tcPr>
           <w:p>
+            <w:pPr>
+              <w:spacing w:before="20" w:after="20"/>
+            </w:pPr>
             <w:r/>
             <w:r>
               <w:rPr>
@@ -640,6 +1100,9 @@
             <w:tcW w:type="dxa" w:w="1514"/>
           </w:tcPr>
           <w:p>
+            <w:pPr>
+              <w:spacing w:before="20" w:after="20"/>
+            </w:pPr>
             <w:r/>
             <w:r>
               <w:rPr>
@@ -656,11 +1119,13 @@
             <w:tcW w:type="dxa" w:w="1514"/>
           </w:tcPr>
           <w:p>
+            <w:pPr>
+              <w:spacing w:before="20" w:after="20"/>
+            </w:pPr>
             <w:r/>
             <w:r>
               <w:rPr>
                 <w:rFonts w:ascii="Verdana" w:hAnsi="Verdana"/>
-                <w:b w:val="0"/>
                 <w:sz w:val="16"/>
               </w:rPr>
               <w:t>Кодовая таблица</w:t>
@@ -672,6 +1137,9 @@
             <w:tcW w:type="dxa" w:w="1514"/>
           </w:tcPr>
           <w:p>
+            <w:pPr>
+              <w:spacing w:before="20" w:after="20"/>
+            </w:pPr>
             <w:r/>
             <w:r>
               <w:rPr>
@@ -688,6 +1156,9 @@
             <w:tcW w:type="dxa" w:w="1514"/>
           </w:tcPr>
           <w:p>
+            <w:pPr>
+              <w:spacing w:before="20" w:after="20"/>
+            </w:pPr>
             <w:r/>
             <w:r>
               <w:rPr>
@@ -704,6 +1175,9 @@
             <w:tcW w:type="dxa" w:w="1514"/>
           </w:tcPr>
           <w:p>
+            <w:pPr>
+              <w:spacing w:before="20" w:after="20"/>
+            </w:pPr>
             <w:r/>
             <w:r>
               <w:rPr>
@@ -724,6 +1198,9 @@
             <w:tcW w:type="dxa" w:w="1514"/>
           </w:tcPr>
           <w:p>
+            <w:pPr>
+              <w:spacing w:before="20" w:after="20"/>
+            </w:pPr>
             <w:r/>
             <w:r>
               <w:rPr>
@@ -740,6 +1217,9 @@
             <w:tcW w:type="dxa" w:w="1514"/>
           </w:tcPr>
           <w:p>
+            <w:pPr>
+              <w:spacing w:before="20" w:after="20"/>
+            </w:pPr>
             <w:r/>
             <w:r>
               <w:rPr>
@@ -756,11 +1236,13 @@
             <w:tcW w:type="dxa" w:w="1514"/>
           </w:tcPr>
           <w:p>
+            <w:pPr>
+              <w:spacing w:before="20" w:after="20"/>
+            </w:pPr>
             <w:r/>
             <w:r>
               <w:rPr>
                 <w:rFonts w:ascii="Verdana" w:hAnsi="Verdana"/>
-                <w:b w:val="0"/>
                 <w:sz w:val="16"/>
               </w:rPr>
               <w:t>m</w:t>
@@ -772,6 +1254,9 @@
             <w:tcW w:type="dxa" w:w="1514"/>
           </w:tcPr>
           <w:p>
+            <w:pPr>
+              <w:spacing w:before="20" w:after="20"/>
+            </w:pPr>
             <w:r/>
             <w:r>
               <w:rPr>
@@ -788,6 +1273,9 @@
             <w:tcW w:type="dxa" w:w="1514"/>
           </w:tcPr>
           <w:p>
+            <w:pPr>
+              <w:spacing w:before="20" w:after="20"/>
+            </w:pPr>
             <w:r/>
             <w:r>
               <w:rPr>
@@ -804,6 +1292,9 @@
             <w:tcW w:type="dxa" w:w="1514"/>
           </w:tcPr>
           <w:p>
+            <w:pPr>
+              <w:spacing w:before="20" w:after="20"/>
+            </w:pPr>
             <w:r/>
             <w:r>
               <w:rPr>
@@ -820,11 +1311,13 @@
             <w:tcW w:type="dxa" w:w="1514"/>
           </w:tcPr>
           <w:p>
+            <w:pPr>
+              <w:spacing w:before="20" w:after="20"/>
+            </w:pPr>
             <w:r/>
             <w:r>
               <w:rPr>
                 <w:rFonts w:ascii="Verdana" w:hAnsi="Verdana"/>
-                <w:b w:val="0"/>
                 <w:sz w:val="16"/>
               </w:rPr>
               <w:t>m</w:t>
@@ -836,6 +1329,9 @@
             <w:tcW w:type="dxa" w:w="1514"/>
           </w:tcPr>
           <w:p>
+            <w:pPr>
+              <w:spacing w:before="20" w:after="20"/>
+            </w:pPr>
             <w:r/>
             <w:r>
               <w:rPr>
@@ -852,6 +1348,9 @@
             <w:tcW w:type="dxa" w:w="1514"/>
           </w:tcPr>
           <w:p>
+            <w:pPr>
+              <w:spacing w:before="20" w:after="20"/>
+            </w:pPr>
             <w:r/>
             <w:r>
               <w:rPr>
@@ -868,6 +1367,9 @@
             <w:tcW w:type="dxa" w:w="1514"/>
           </w:tcPr>
           <w:p>
+            <w:pPr>
+              <w:spacing w:before="20" w:after="20"/>
+            </w:pPr>
             <w:r/>
             <w:r>
               <w:rPr>
@@ -888,6 +1390,9 @@
             <w:tcW w:type="dxa" w:w="1514"/>
           </w:tcPr>
           <w:p>
+            <w:pPr>
+              <w:spacing w:before="20" w:after="20"/>
+            </w:pPr>
             <w:r/>
             <w:r>
               <w:rPr>
@@ -904,6 +1409,9 @@
             <w:tcW w:type="dxa" w:w="1514"/>
           </w:tcPr>
           <w:p>
+            <w:pPr>
+              <w:spacing w:before="20" w:after="20"/>
+            </w:pPr>
             <w:r/>
             <w:r>
               <w:rPr>
@@ -920,11 +1428,13 @@
             <w:tcW w:type="dxa" w:w="1514"/>
           </w:tcPr>
           <w:p>
+            <w:pPr>
+              <w:spacing w:before="20" w:after="20"/>
+            </w:pPr>
             <w:r/>
             <w:r>
               <w:rPr>
                 <w:rFonts w:ascii="Verdana" w:hAnsi="Verdana"/>
-                <w:b w:val="0"/>
                 <w:sz w:val="16"/>
               </w:rPr>
               <w:t>m</w:t>
@@ -936,6 +1446,9 @@
             <w:tcW w:type="dxa" w:w="1514"/>
           </w:tcPr>
           <w:p>
+            <w:pPr>
+              <w:spacing w:before="20" w:after="20"/>
+            </w:pPr>
             <w:r/>
             <w:r>
               <w:rPr>
@@ -952,6 +1465,9 @@
             <w:tcW w:type="dxa" w:w="1514"/>
           </w:tcPr>
           <w:p>
+            <w:pPr>
+              <w:spacing w:before="20" w:after="20"/>
+            </w:pPr>
             <w:r/>
             <w:r>
               <w:rPr>
@@ -968,6 +1484,9 @@
             <w:tcW w:type="dxa" w:w="1514"/>
           </w:tcPr>
           <w:p>
+            <w:pPr>
+              <w:spacing w:before="20" w:after="20"/>
+            </w:pPr>
             <w:r/>
             <w:r>
               <w:rPr>
@@ -984,11 +1503,13 @@
             <w:tcW w:type="dxa" w:w="1514"/>
           </w:tcPr>
           <w:p>
+            <w:pPr>
+              <w:spacing w:before="20" w:after="20"/>
+            </w:pPr>
             <w:r/>
             <w:r>
               <w:rPr>
                 <w:rFonts w:ascii="Verdana" w:hAnsi="Verdana"/>
-                <w:b w:val="0"/>
                 <w:sz w:val="16"/>
               </w:rPr>
               <w:t>m</w:t>
@@ -1000,6 +1521,9 @@
             <w:tcW w:type="dxa" w:w="1514"/>
           </w:tcPr>
           <w:p>
+            <w:pPr>
+              <w:spacing w:before="20" w:after="20"/>
+            </w:pPr>
             <w:r/>
             <w:r>
               <w:rPr>
@@ -1016,6 +1540,9 @@
             <w:tcW w:type="dxa" w:w="1514"/>
           </w:tcPr>
           <w:p>
+            <w:pPr>
+              <w:spacing w:before="20" w:after="20"/>
+            </w:pPr>
             <w:r/>
             <w:r>
               <w:rPr>
@@ -1032,6 +1559,9 @@
             <w:tcW w:type="dxa" w:w="1514"/>
           </w:tcPr>
           <w:p>
+            <w:pPr>
+              <w:spacing w:before="20" w:after="20"/>
+            </w:pPr>
             <w:r/>
             <w:r>
               <w:rPr>
@@ -1052,6 +1582,9 @@
             <w:tcW w:type="dxa" w:w="1514"/>
           </w:tcPr>
           <w:p>
+            <w:pPr>
+              <w:spacing w:before="20" w:after="20"/>
+            </w:pPr>
             <w:r/>
             <w:r>
               <w:rPr>
@@ -1068,6 +1601,9 @@
             <w:tcW w:type="dxa" w:w="1514"/>
           </w:tcPr>
           <w:p>
+            <w:pPr>
+              <w:spacing w:before="20" w:after="20"/>
+            </w:pPr>
             <w:r/>
             <w:r>
               <w:rPr>
@@ -1084,11 +1620,13 @@
             <w:tcW w:type="dxa" w:w="1514"/>
           </w:tcPr>
           <w:p>
+            <w:pPr>
+              <w:spacing w:before="20" w:after="20"/>
+            </w:pPr>
             <w:r/>
             <w:r>
               <w:rPr>
                 <w:rFonts w:ascii="Verdana" w:hAnsi="Verdana"/>
-                <w:b w:val="0"/>
                 <w:sz w:val="16"/>
               </w:rPr>
               <w:t>m</w:t>
@@ -1100,6 +1638,9 @@
             <w:tcW w:type="dxa" w:w="1514"/>
           </w:tcPr>
           <w:p>
+            <w:pPr>
+              <w:spacing w:before="20" w:after="20"/>
+            </w:pPr>
             <w:r/>
             <w:r>
               <w:rPr>
@@ -1116,6 +1657,9 @@
             <w:tcW w:type="dxa" w:w="1514"/>
           </w:tcPr>
           <w:p>
+            <w:pPr>
+              <w:spacing w:before="20" w:after="20"/>
+            </w:pPr>
             <w:r/>
             <w:r>
               <w:rPr>
@@ -1132,6 +1676,9 @@
             <w:tcW w:type="dxa" w:w="1514"/>
           </w:tcPr>
           <w:p>
+            <w:pPr>
+              <w:spacing w:before="20" w:after="20"/>
+            </w:pPr>
             <w:r/>
             <w:r>
               <w:rPr>
@@ -1148,11 +1695,13 @@
             <w:tcW w:type="dxa" w:w="1514"/>
           </w:tcPr>
           <w:p>
+            <w:pPr>
+              <w:spacing w:before="20" w:after="20"/>
+            </w:pPr>
             <w:r/>
             <w:r>
               <w:rPr>
                 <w:rFonts w:ascii="Verdana" w:hAnsi="Verdana"/>
-                <w:b w:val="0"/>
                 <w:sz w:val="16"/>
               </w:rPr>
               <w:t>m</w:t>
@@ -1164,6 +1713,9 @@
             <w:tcW w:type="dxa" w:w="1514"/>
           </w:tcPr>
           <w:p>
+            <w:pPr>
+              <w:spacing w:before="20" w:after="20"/>
+            </w:pPr>
             <w:r/>
             <w:r>
               <w:rPr>
@@ -1180,6 +1732,9 @@
             <w:tcW w:type="dxa" w:w="1514"/>
           </w:tcPr>
           <w:p>
+            <w:pPr>
+              <w:spacing w:before="20" w:after="20"/>
+            </w:pPr>
             <w:r/>
             <w:r>
               <w:rPr>
@@ -1196,6 +1751,9 @@
             <w:tcW w:type="dxa" w:w="1514"/>
           </w:tcPr>
           <w:p>
+            <w:pPr>
+              <w:spacing w:before="20" w:after="20"/>
+            </w:pPr>
             <w:r/>
             <w:r>
               <w:rPr>
@@ -1216,6 +1774,9 @@
             <w:tcW w:type="dxa" w:w="1514"/>
           </w:tcPr>
           <w:p>
+            <w:pPr>
+              <w:spacing w:before="20" w:after="20"/>
+            </w:pPr>
             <w:r/>
             <w:r>
               <w:rPr>
@@ -1232,6 +1793,9 @@
             <w:tcW w:type="dxa" w:w="1514"/>
           </w:tcPr>
           <w:p>
+            <w:pPr>
+              <w:spacing w:before="20" w:after="20"/>
+            </w:pPr>
             <w:r/>
             <w:r>
               <w:rPr>
@@ -1248,11 +1812,13 @@
             <w:tcW w:type="dxa" w:w="1514"/>
           </w:tcPr>
           <w:p>
+            <w:pPr>
+              <w:spacing w:before="20" w:after="20"/>
+            </w:pPr>
             <w:r/>
             <w:r>
               <w:rPr>
                 <w:rFonts w:ascii="Verdana" w:hAnsi="Verdana"/>
-                <w:b w:val="0"/>
                 <w:sz w:val="16"/>
               </w:rPr>
               <w:t>Кодовая таблица</w:t>
@@ -1264,6 +1830,9 @@
             <w:tcW w:type="dxa" w:w="1514"/>
           </w:tcPr>
           <w:p>
+            <w:pPr>
+              <w:spacing w:before="20" w:after="20"/>
+            </w:pPr>
             <w:r/>
             <w:r>
               <w:rPr>
@@ -1280,6 +1849,9 @@
             <w:tcW w:type="dxa" w:w="1514"/>
           </w:tcPr>
           <w:p>
+            <w:pPr>
+              <w:spacing w:before="20" w:after="20"/>
+            </w:pPr>
             <w:r/>
             <w:r>
               <w:rPr>
@@ -1296,6 +1868,9 @@
             <w:tcW w:type="dxa" w:w="1514"/>
           </w:tcPr>
           <w:p>
+            <w:pPr>
+              <w:spacing w:before="20" w:after="20"/>
+            </w:pPr>
             <w:r/>
             <w:r>
               <w:rPr>
@@ -1312,11 +1887,13 @@
             <w:tcW w:type="dxa" w:w="1514"/>
           </w:tcPr>
           <w:p>
+            <w:pPr>
+              <w:spacing w:before="20" w:after="20"/>
+            </w:pPr>
             <w:r/>
             <w:r>
               <w:rPr>
                 <w:rFonts w:ascii="Verdana" w:hAnsi="Verdana"/>
-                <w:b w:val="0"/>
                 <w:sz w:val="16"/>
               </w:rPr>
               <w:t>Кодовая таблица</w:t>
@@ -1328,6 +1905,9 @@
             <w:tcW w:type="dxa" w:w="1514"/>
           </w:tcPr>
           <w:p>
+            <w:pPr>
+              <w:spacing w:before="20" w:after="20"/>
+            </w:pPr>
             <w:r/>
             <w:r>
               <w:rPr>
@@ -1344,6 +1924,9 @@
             <w:tcW w:type="dxa" w:w="1514"/>
           </w:tcPr>
           <w:p>
+            <w:pPr>
+              <w:spacing w:before="20" w:after="20"/>
+            </w:pPr>
             <w:r/>
             <w:r>
               <w:rPr>
@@ -1360,6 +1943,9 @@
             <w:tcW w:type="dxa" w:w="1514"/>
           </w:tcPr>
           <w:p>
+            <w:pPr>
+              <w:spacing w:before="20" w:after="20"/>
+            </w:pPr>
             <w:r/>
             <w:r>
               <w:rPr>
@@ -1380,6 +1966,9 @@
             <w:tcW w:type="dxa" w:w="1514"/>
           </w:tcPr>
           <w:p>
+            <w:pPr>
+              <w:spacing w:before="20" w:after="20"/>
+            </w:pPr>
             <w:r/>
             <w:r>
               <w:rPr>
@@ -1396,6 +1985,9 @@
             <w:tcW w:type="dxa" w:w="1514"/>
           </w:tcPr>
           <w:p>
+            <w:pPr>
+              <w:spacing w:before="20" w:after="20"/>
+            </w:pPr>
             <w:r/>
             <w:r>
               <w:rPr>
@@ -1412,11 +2004,13 @@
             <w:tcW w:type="dxa" w:w="1514"/>
           </w:tcPr>
           <w:p>
+            <w:pPr>
+              <w:spacing w:before="20" w:after="20"/>
+            </w:pPr>
             <w:r/>
             <w:r>
               <w:rPr>
                 <w:rFonts w:ascii="Verdana" w:hAnsi="Verdana"/>
-                <w:b w:val="0"/>
                 <w:sz w:val="16"/>
               </w:rPr>
               <w:t>m/s</w:t>
@@ -1428,6 +2022,9 @@
             <w:tcW w:type="dxa" w:w="1514"/>
           </w:tcPr>
           <w:p>
+            <w:pPr>
+              <w:spacing w:before="20" w:after="20"/>
+            </w:pPr>
             <w:r/>
             <w:r>
               <w:rPr>
@@ -1444,6 +2041,9 @@
             <w:tcW w:type="dxa" w:w="1514"/>
           </w:tcPr>
           <w:p>
+            <w:pPr>
+              <w:spacing w:before="20" w:after="20"/>
+            </w:pPr>
             <w:r/>
             <w:r>
               <w:rPr>
@@ -1460,6 +2060,9 @@
             <w:tcW w:type="dxa" w:w="1514"/>
           </w:tcPr>
           <w:p>
+            <w:pPr>
+              <w:spacing w:before="20" w:after="20"/>
+            </w:pPr>
             <w:r/>
             <w:r>
               <w:rPr>
@@ -1476,11 +2079,13 @@
             <w:tcW w:type="dxa" w:w="1514"/>
           </w:tcPr>
           <w:p>
+            <w:pPr>
+              <w:spacing w:before="20" w:after="20"/>
+            </w:pPr>
             <w:r/>
             <w:r>
               <w:rPr>
                 <w:rFonts w:ascii="Verdana" w:hAnsi="Verdana"/>
-                <w:b w:val="0"/>
                 <w:sz w:val="16"/>
               </w:rPr>
               <w:t>m/s</w:t>
@@ -1492,6 +2097,9 @@
             <w:tcW w:type="dxa" w:w="1514"/>
           </w:tcPr>
           <w:p>
+            <w:pPr>
+              <w:spacing w:before="20" w:after="20"/>
+            </w:pPr>
             <w:r/>
             <w:r>
               <w:rPr>
@@ -1508,6 +2116,9 @@
             <w:tcW w:type="dxa" w:w="1514"/>
           </w:tcPr>
           <w:p>
+            <w:pPr>
+              <w:spacing w:before="20" w:after="20"/>
+            </w:pPr>
             <w:r/>
             <w:r>
               <w:rPr>
@@ -1524,6 +2135,9 @@
             <w:tcW w:type="dxa" w:w="1514"/>
           </w:tcPr>
           <w:p>
+            <w:pPr>
+              <w:spacing w:before="20" w:after="20"/>
+            </w:pPr>
             <w:r/>
             <w:r>
               <w:rPr>
@@ -1544,6 +2158,9 @@
             <w:tcW w:type="dxa" w:w="1514"/>
           </w:tcPr>
           <w:p>
+            <w:pPr>
+              <w:spacing w:before="20" w:after="20"/>
+            </w:pPr>
             <w:r/>
             <w:r>
               <w:rPr>
@@ -1560,6 +2177,9 @@
             <w:tcW w:type="dxa" w:w="1514"/>
           </w:tcPr>
           <w:p>
+            <w:pPr>
+              <w:spacing w:before="20" w:after="20"/>
+            </w:pPr>
             <w:r/>
             <w:r>
               <w:rPr>
@@ -1576,11 +2196,13 @@
             <w:tcW w:type="dxa" w:w="1514"/>
           </w:tcPr>
           <w:p>
+            <w:pPr>
+              <w:spacing w:before="20" w:after="20"/>
+            </w:pPr>
             <w:r/>
             <w:r>
               <w:rPr>
                 <w:rFonts w:ascii="Verdana" w:hAnsi="Verdana"/>
-                <w:b w:val="0"/>
                 <w:sz w:val="16"/>
               </w:rPr>
               <w:t>Кодовая таблица</w:t>
@@ -1592,6 +2214,9 @@
             <w:tcW w:type="dxa" w:w="1514"/>
           </w:tcPr>
           <w:p>
+            <w:pPr>
+              <w:spacing w:before="20" w:after="20"/>
+            </w:pPr>
             <w:r/>
             <w:r>
               <w:rPr>
@@ -1608,6 +2233,9 @@
             <w:tcW w:type="dxa" w:w="1514"/>
           </w:tcPr>
           <w:p>
+            <w:pPr>
+              <w:spacing w:before="20" w:after="20"/>
+            </w:pPr>
             <w:r/>
             <w:r>
               <w:rPr>
@@ -1624,6 +2252,9 @@
             <w:tcW w:type="dxa" w:w="1514"/>
           </w:tcPr>
           <w:p>
+            <w:pPr>
+              <w:spacing w:before="20" w:after="20"/>
+            </w:pPr>
             <w:r/>
             <w:r>
               <w:rPr>
@@ -1640,11 +2271,13 @@
             <w:tcW w:type="dxa" w:w="1514"/>
           </w:tcPr>
           <w:p>
+            <w:pPr>
+              <w:spacing w:before="20" w:after="20"/>
+            </w:pPr>
             <w:r/>
             <w:r>
               <w:rPr>
                 <w:rFonts w:ascii="Verdana" w:hAnsi="Verdana"/>
-                <w:b w:val="0"/>
                 <w:sz w:val="16"/>
               </w:rPr>
               <w:t>Кодовая таблица</w:t>
@@ -1656,6 +2289,9 @@
             <w:tcW w:type="dxa" w:w="1514"/>
           </w:tcPr>
           <w:p>
+            <w:pPr>
+              <w:spacing w:before="20" w:after="20"/>
+            </w:pPr>
             <w:r/>
             <w:r>
               <w:rPr>
@@ -1672,6 +2308,9 @@
             <w:tcW w:type="dxa" w:w="1514"/>
           </w:tcPr>
           <w:p>
+            <w:pPr>
+              <w:spacing w:before="20" w:after="20"/>
+            </w:pPr>
             <w:r/>
             <w:r>
               <w:rPr>
@@ -1688,6 +2327,9 @@
             <w:tcW w:type="dxa" w:w="1514"/>
           </w:tcPr>
           <w:p>
+            <w:pPr>
+              <w:spacing w:before="20" w:after="20"/>
+            </w:pPr>
             <w:r/>
             <w:r>
               <w:rPr>
@@ -1708,6 +2350,9 @@
             <w:tcW w:type="dxa" w:w="1514"/>
           </w:tcPr>
           <w:p>
+            <w:pPr>
+              <w:spacing w:before="20" w:after="20"/>
+            </w:pPr>
             <w:r/>
             <w:r>
               <w:rPr>
@@ -1724,6 +2369,9 @@
             <w:tcW w:type="dxa" w:w="1514"/>
           </w:tcPr>
           <w:p>
+            <w:pPr>
+              <w:spacing w:before="20" w:after="20"/>
+            </w:pPr>
             <w:r/>
             <w:r>
               <w:rPr>
@@ -1740,11 +2388,13 @@
             <w:tcW w:type="dxa" w:w="1514"/>
           </w:tcPr>
           <w:p>
+            <w:pPr>
+              <w:spacing w:before="20" w:after="20"/>
+            </w:pPr>
             <w:r/>
             <w:r>
               <w:rPr>
                 <w:rFonts w:ascii="Verdana" w:hAnsi="Verdana"/>
-                <w:b w:val="0"/>
                 <w:sz w:val="16"/>
               </w:rPr>
               <w:t>Кодовая таблица</w:t>
@@ -1756,6 +2406,9 @@
             <w:tcW w:type="dxa" w:w="1514"/>
           </w:tcPr>
           <w:p>
+            <w:pPr>
+              <w:spacing w:before="20" w:after="20"/>
+            </w:pPr>
             <w:r/>
             <w:r>
               <w:rPr>
@@ -1772,6 +2425,9 @@
             <w:tcW w:type="dxa" w:w="1514"/>
           </w:tcPr>
           <w:p>
+            <w:pPr>
+              <w:spacing w:before="20" w:after="20"/>
+            </w:pPr>
             <w:r/>
             <w:r>
               <w:rPr>
@@ -1788,6 +2444,9 @@
             <w:tcW w:type="dxa" w:w="1514"/>
           </w:tcPr>
           <w:p>
+            <w:pPr>
+              <w:spacing w:before="20" w:after="20"/>
+            </w:pPr>
             <w:r/>
             <w:r>
               <w:rPr>
@@ -1804,11 +2463,13 @@
             <w:tcW w:type="dxa" w:w="1514"/>
           </w:tcPr>
           <w:p>
+            <w:pPr>
+              <w:spacing w:before="20" w:after="20"/>
+            </w:pPr>
             <w:r/>
             <w:r>
               <w:rPr>
                 <w:rFonts w:ascii="Verdana" w:hAnsi="Verdana"/>
-                <w:b w:val="0"/>
                 <w:sz w:val="16"/>
               </w:rPr>
               <w:t>Кодовая таблица</w:t>
@@ -1820,6 +2481,9 @@
             <w:tcW w:type="dxa" w:w="1514"/>
           </w:tcPr>
           <w:p>
+            <w:pPr>
+              <w:spacing w:before="20" w:after="20"/>
+            </w:pPr>
             <w:r/>
             <w:r>
               <w:rPr>
@@ -1836,6 +2500,9 @@
             <w:tcW w:type="dxa" w:w="1514"/>
           </w:tcPr>
           <w:p>
+            <w:pPr>
+              <w:spacing w:before="20" w:after="20"/>
+            </w:pPr>
             <w:r/>
             <w:r>
               <w:rPr>
@@ -1852,6 +2519,9 @@
             <w:tcW w:type="dxa" w:w="1514"/>
           </w:tcPr>
           <w:p>
+            <w:pPr>
+              <w:spacing w:before="20" w:after="20"/>
+            </w:pPr>
             <w:r/>
             <w:r>
               <w:rPr>
@@ -1872,6 +2542,9 @@
             <w:tcW w:type="dxa" w:w="1514"/>
           </w:tcPr>
           <w:p>
+            <w:pPr>
+              <w:spacing w:before="20" w:after="20"/>
+            </w:pPr>
             <w:r/>
             <w:r>
               <w:rPr>
@@ -1888,6 +2561,9 @@
             <w:tcW w:type="dxa" w:w="1514"/>
           </w:tcPr>
           <w:p>
+            <w:pPr>
+              <w:spacing w:before="20" w:after="20"/>
+            </w:pPr>
             <w:r/>
             <w:r>
               <w:rPr>
@@ -1904,11 +2580,13 @@
             <w:tcW w:type="dxa" w:w="1514"/>
           </w:tcPr>
           <w:p>
+            <w:pPr>
+              <w:spacing w:before="20" w:after="20"/>
+            </w:pPr>
             <w:r/>
             <w:r>
               <w:rPr>
                 <w:rFonts w:ascii="Verdana" w:hAnsi="Verdana"/>
-                <w:b w:val="0"/>
                 <w:sz w:val="16"/>
               </w:rPr>
               <w:t>Кодовая таблица</w:t>
@@ -1920,6 +2598,9 @@
             <w:tcW w:type="dxa" w:w="1514"/>
           </w:tcPr>
           <w:p>
+            <w:pPr>
+              <w:spacing w:before="20" w:after="20"/>
+            </w:pPr>
             <w:r/>
             <w:r>
               <w:rPr>
@@ -1936,6 +2617,9 @@
             <w:tcW w:type="dxa" w:w="1514"/>
           </w:tcPr>
           <w:p>
+            <w:pPr>
+              <w:spacing w:before="20" w:after="20"/>
+            </w:pPr>
             <w:r/>
             <w:r>
               <w:rPr>
@@ -1952,6 +2636,9 @@
             <w:tcW w:type="dxa" w:w="1514"/>
           </w:tcPr>
           <w:p>
+            <w:pPr>
+              <w:spacing w:before="20" w:after="20"/>
+            </w:pPr>
             <w:r/>
             <w:r>
               <w:rPr>
@@ -1968,11 +2655,13 @@
             <w:tcW w:type="dxa" w:w="1514"/>
           </w:tcPr>
           <w:p>
+            <w:pPr>
+              <w:spacing w:before="20" w:after="20"/>
+            </w:pPr>
             <w:r/>
             <w:r>
               <w:rPr>
                 <w:rFonts w:ascii="Verdana" w:hAnsi="Verdana"/>
-                <w:b w:val="0"/>
                 <w:sz w:val="16"/>
               </w:rPr>
               <w:t>Кодовая таблица</w:t>
@@ -1984,6 +2673,9 @@
             <w:tcW w:type="dxa" w:w="1514"/>
           </w:tcPr>
           <w:p>
+            <w:pPr>
+              <w:spacing w:before="20" w:after="20"/>
+            </w:pPr>
             <w:r/>
             <w:r>
               <w:rPr>
@@ -2000,6 +2692,9 @@
             <w:tcW w:type="dxa" w:w="1514"/>
           </w:tcPr>
           <w:p>
+            <w:pPr>
+              <w:spacing w:before="20" w:after="20"/>
+            </w:pPr>
             <w:r/>
             <w:r>
               <w:rPr>
@@ -2016,6 +2711,9 @@
             <w:tcW w:type="dxa" w:w="1514"/>
           </w:tcPr>
           <w:p>
+            <w:pPr>
+              <w:spacing w:before="20" w:after="20"/>
+            </w:pPr>
             <w:r/>
             <w:r>
               <w:rPr>
@@ -2036,6 +2734,9 @@
             <w:tcW w:type="dxa" w:w="1514"/>
           </w:tcPr>
           <w:p>
+            <w:pPr>
+              <w:spacing w:before="20" w:after="20"/>
+            </w:pPr>
             <w:r/>
             <w:r>
               <w:rPr>
@@ -2052,6 +2753,9 @@
             <w:tcW w:type="dxa" w:w="1514"/>
           </w:tcPr>
           <w:p>
+            <w:pPr>
+              <w:spacing w:before="20" w:after="20"/>
+            </w:pPr>
             <w:r/>
             <w:r>
               <w:rPr>
@@ -2068,11 +2772,13 @@
             <w:tcW w:type="dxa" w:w="1514"/>
           </w:tcPr>
           <w:p>
+            <w:pPr>
+              <w:spacing w:before="20" w:after="20"/>
+            </w:pPr>
             <w:r/>
             <w:r>
               <w:rPr>
                 <w:rFonts w:ascii="Verdana" w:hAnsi="Verdana"/>
-                <w:b w:val="0"/>
                 <w:sz w:val="16"/>
               </w:rPr>
               <w:t>Кодовая таблица</w:t>
@@ -2084,6 +2790,9 @@
             <w:tcW w:type="dxa" w:w="1514"/>
           </w:tcPr>
           <w:p>
+            <w:pPr>
+              <w:spacing w:before="20" w:after="20"/>
+            </w:pPr>
             <w:r/>
             <w:r>
               <w:rPr>
@@ -2100,6 +2809,9 @@
             <w:tcW w:type="dxa" w:w="1514"/>
           </w:tcPr>
           <w:p>
+            <w:pPr>
+              <w:spacing w:before="20" w:after="20"/>
+            </w:pPr>
             <w:r/>
             <w:r>
               <w:rPr>
@@ -2116,6 +2828,9 @@
             <w:tcW w:type="dxa" w:w="1514"/>
           </w:tcPr>
           <w:p>
+            <w:pPr>
+              <w:spacing w:before="20" w:after="20"/>
+            </w:pPr>
             <w:r/>
             <w:r>
               <w:rPr>
@@ -2132,11 +2847,13 @@
             <w:tcW w:type="dxa" w:w="1514"/>
           </w:tcPr>
           <w:p>
+            <w:pPr>
+              <w:spacing w:before="20" w:after="20"/>
+            </w:pPr>
             <w:r/>
             <w:r>
               <w:rPr>
                 <w:rFonts w:ascii="Verdana" w:hAnsi="Verdana"/>
-                <w:b w:val="0"/>
                 <w:sz w:val="16"/>
               </w:rPr>
               <w:t>Кодовая таблица</w:t>
@@ -2148,6 +2865,9 @@
             <w:tcW w:type="dxa" w:w="1514"/>
           </w:tcPr>
           <w:p>
+            <w:pPr>
+              <w:spacing w:before="20" w:after="20"/>
+            </w:pPr>
             <w:r/>
             <w:r>
               <w:rPr>
@@ -2164,6 +2884,9 @@
             <w:tcW w:type="dxa" w:w="1514"/>
           </w:tcPr>
           <w:p>
+            <w:pPr>
+              <w:spacing w:before="20" w:after="20"/>
+            </w:pPr>
             <w:r/>
             <w:r>
               <w:rPr>
@@ -2180,6 +2903,9 @@
             <w:tcW w:type="dxa" w:w="1514"/>
           </w:tcPr>
           <w:p>
+            <w:pPr>
+              <w:spacing w:before="20" w:after="20"/>
+            </w:pPr>
             <w:r/>
             <w:r>
               <w:rPr>
@@ -2200,6 +2926,9 @@
             <w:tcW w:type="dxa" w:w="1514"/>
           </w:tcPr>
           <w:p>
+            <w:pPr>
+              <w:spacing w:before="20" w:after="20"/>
+            </w:pPr>
             <w:r/>
             <w:r>
               <w:rPr>
@@ -2216,6 +2945,9 @@
             <w:tcW w:type="dxa" w:w="1514"/>
           </w:tcPr>
           <w:p>
+            <w:pPr>
+              <w:spacing w:before="20" w:after="20"/>
+            </w:pPr>
             <w:r/>
             <w:r>
               <w:rPr>
@@ -2232,11 +2964,13 @@
             <w:tcW w:type="dxa" w:w="1514"/>
           </w:tcPr>
           <w:p>
+            <w:pPr>
+              <w:spacing w:before="20" w:after="20"/>
+            </w:pPr>
             <w:r/>
             <w:r>
               <w:rPr>
                 <w:rFonts w:ascii="Verdana" w:hAnsi="Verdana"/>
-                <w:b w:val="0"/>
                 <w:sz w:val="16"/>
               </w:rPr>
               <w:t>Таблица флагов</w:t>
@@ -2248,6 +2982,9 @@
             <w:tcW w:type="dxa" w:w="1514"/>
           </w:tcPr>
           <w:p>
+            <w:pPr>
+              <w:spacing w:before="20" w:after="20"/>
+            </w:pPr>
             <w:r/>
             <w:r>
               <w:rPr>
@@ -2264,6 +3001,9 @@
             <w:tcW w:type="dxa" w:w="1514"/>
           </w:tcPr>
           <w:p>
+            <w:pPr>
+              <w:spacing w:before="20" w:after="20"/>
+            </w:pPr>
             <w:r/>
             <w:r>
               <w:rPr>
@@ -2280,6 +3020,9 @@
             <w:tcW w:type="dxa" w:w="1514"/>
           </w:tcPr>
           <w:p>
+            <w:pPr>
+              <w:spacing w:before="20" w:after="20"/>
+            </w:pPr>
             <w:r/>
             <w:r>
               <w:rPr>
@@ -2296,11 +3039,13 @@
             <w:tcW w:type="dxa" w:w="1514"/>
           </w:tcPr>
           <w:p>
+            <w:pPr>
+              <w:spacing w:before="20" w:after="20"/>
+            </w:pPr>
             <w:r/>
             <w:r>
               <w:rPr>
                 <w:rFonts w:ascii="Verdana" w:hAnsi="Verdana"/>
-                <w:b w:val="0"/>
                 <w:sz w:val="16"/>
               </w:rPr>
               <w:t>Таблица флагов</w:t>
@@ -2312,6 +3057,9 @@
             <w:tcW w:type="dxa" w:w="1514"/>
           </w:tcPr>
           <w:p>
+            <w:pPr>
+              <w:spacing w:before="20" w:after="20"/>
+            </w:pPr>
             <w:r/>
             <w:r>
               <w:rPr>
@@ -2328,6 +3076,9 @@
             <w:tcW w:type="dxa" w:w="1514"/>
           </w:tcPr>
           <w:p>
+            <w:pPr>
+              <w:spacing w:before="20" w:after="20"/>
+            </w:pPr>
             <w:r/>
             <w:r>
               <w:rPr>
@@ -2344,6 +3095,9 @@
             <w:tcW w:type="dxa" w:w="1514"/>
           </w:tcPr>
           <w:p>
+            <w:pPr>
+              <w:spacing w:before="20" w:after="20"/>
+            </w:pPr>
             <w:r/>
             <w:r>
               <w:rPr>
@@ -2364,6 +3118,9 @@
             <w:tcW w:type="dxa" w:w="1514"/>
           </w:tcPr>
           <w:p>
+            <w:pPr>
+              <w:spacing w:before="20" w:after="20"/>
+            </w:pPr>
             <w:r/>
             <w:r>
               <w:rPr>
@@ -2380,6 +3137,9 @@
             <w:tcW w:type="dxa" w:w="1514"/>
           </w:tcPr>
           <w:p>
+            <w:pPr>
+              <w:spacing w:before="20" w:after="20"/>
+            </w:pPr>
             <w:r/>
             <w:r>
               <w:rPr>
@@ -2396,11 +3156,13 @@
             <w:tcW w:type="dxa" w:w="1514"/>
           </w:tcPr>
           <w:p>
+            <w:pPr>
+              <w:spacing w:before="20" w:after="20"/>
+            </w:pPr>
             <w:r/>
             <w:r>
               <w:rPr>
                 <w:rFonts w:ascii="Verdana" w:hAnsi="Verdana"/>
-                <w:b w:val="0"/>
                 <w:sz w:val="16"/>
               </w:rPr>
               <w:t>Кодовая таблица</w:t>
@@ -2412,6 +3174,9 @@
             <w:tcW w:type="dxa" w:w="1514"/>
           </w:tcPr>
           <w:p>
+            <w:pPr>
+              <w:spacing w:before="20" w:after="20"/>
+            </w:pPr>
             <w:r/>
             <w:r>
               <w:rPr>
@@ -2428,6 +3193,9 @@
             <w:tcW w:type="dxa" w:w="1514"/>
           </w:tcPr>
           <w:p>
+            <w:pPr>
+              <w:spacing w:before="20" w:after="20"/>
+            </w:pPr>
             <w:r/>
             <w:r>
               <w:rPr>
@@ -2444,6 +3212,9 @@
             <w:tcW w:type="dxa" w:w="1514"/>
           </w:tcPr>
           <w:p>
+            <w:pPr>
+              <w:spacing w:before="20" w:after="20"/>
+            </w:pPr>
             <w:r/>
             <w:r>
               <w:rPr>
@@ -2460,11 +3231,13 @@
             <w:tcW w:type="dxa" w:w="1514"/>
           </w:tcPr>
           <w:p>
+            <w:pPr>
+              <w:spacing w:before="20" w:after="20"/>
+            </w:pPr>
             <w:r/>
             <w:r>
               <w:rPr>
                 <w:rFonts w:ascii="Verdana" w:hAnsi="Verdana"/>
-                <w:b w:val="0"/>
                 <w:sz w:val="16"/>
               </w:rPr>
               <w:t>Кодовая таблица</w:t>
@@ -2476,6 +3249,9 @@
             <w:tcW w:type="dxa" w:w="1514"/>
           </w:tcPr>
           <w:p>
+            <w:pPr>
+              <w:spacing w:before="20" w:after="20"/>
+            </w:pPr>
             <w:r/>
             <w:r>
               <w:rPr>
@@ -2492,6 +3268,9 @@
             <w:tcW w:type="dxa" w:w="1514"/>
           </w:tcPr>
           <w:p>
+            <w:pPr>
+              <w:spacing w:before="20" w:after="20"/>
+            </w:pPr>
             <w:r/>
             <w:r>
               <w:rPr>
@@ -2508,6 +3287,9 @@
             <w:tcW w:type="dxa" w:w="1514"/>
           </w:tcPr>
           <w:p>
+            <w:pPr>
+              <w:spacing w:before="20" w:after="20"/>
+            </w:pPr>
             <w:r/>
             <w:r>
               <w:rPr>
@@ -2528,6 +3310,9 @@
             <w:tcW w:type="dxa" w:w="1514"/>
           </w:tcPr>
           <w:p>
+            <w:pPr>
+              <w:spacing w:before="20" w:after="20"/>
+            </w:pPr>
             <w:r/>
             <w:r>
               <w:rPr>
@@ -2544,6 +3329,9 @@
             <w:tcW w:type="dxa" w:w="1514"/>
           </w:tcPr>
           <w:p>
+            <w:pPr>
+              <w:spacing w:before="20" w:after="20"/>
+            </w:pPr>
             <w:r/>
             <w:r>
               <w:rPr>
@@ -2560,11 +3348,13 @@
             <w:tcW w:type="dxa" w:w="1514"/>
           </w:tcPr>
           <w:p>
+            <w:pPr>
+              <w:spacing w:before="20" w:after="20"/>
+            </w:pPr>
             <w:r/>
             <w:r>
               <w:rPr>
                 <w:rFonts w:ascii="Verdana" w:hAnsi="Verdana"/>
-                <w:b w:val="0"/>
                 <w:sz w:val="16"/>
               </w:rPr>
               <w:t>Кодовая таблица</w:t>
@@ -2576,6 +3366,9 @@
             <w:tcW w:type="dxa" w:w="1514"/>
           </w:tcPr>
           <w:p>
+            <w:pPr>
+              <w:spacing w:before="20" w:after="20"/>
+            </w:pPr>
             <w:r/>
             <w:r>
               <w:rPr>
@@ -2592,6 +3385,9 @@
             <w:tcW w:type="dxa" w:w="1514"/>
           </w:tcPr>
           <w:p>
+            <w:pPr>
+              <w:spacing w:before="20" w:after="20"/>
+            </w:pPr>
             <w:r/>
             <w:r>
               <w:rPr>
@@ -2608,6 +3404,9 @@
             <w:tcW w:type="dxa" w:w="1514"/>
           </w:tcPr>
           <w:p>
+            <w:pPr>
+              <w:spacing w:before="20" w:after="20"/>
+            </w:pPr>
             <w:r/>
             <w:r>
               <w:rPr>
@@ -2624,11 +3423,13 @@
             <w:tcW w:type="dxa" w:w="1514"/>
           </w:tcPr>
           <w:p>
+            <w:pPr>
+              <w:spacing w:before="20" w:after="20"/>
+            </w:pPr>
             <w:r/>
             <w:r>
               <w:rPr>
                 <w:rFonts w:ascii="Verdana" w:hAnsi="Verdana"/>
-                <w:b w:val="0"/>
                 <w:sz w:val="16"/>
               </w:rPr>
               <w:t>Кодовая таблица</w:t>
@@ -2640,6 +3441,9 @@
             <w:tcW w:type="dxa" w:w="1514"/>
           </w:tcPr>
           <w:p>
+            <w:pPr>
+              <w:spacing w:before="20" w:after="20"/>
+            </w:pPr>
             <w:r/>
             <w:r>
               <w:rPr>
@@ -2656,6 +3460,9 @@
             <w:tcW w:type="dxa" w:w="1514"/>
           </w:tcPr>
           <w:p>
+            <w:pPr>
+              <w:spacing w:before="20" w:after="20"/>
+            </w:pPr>
             <w:r/>
             <w:r>
               <w:rPr>
@@ -2672,6 +3479,9 @@
             <w:tcW w:type="dxa" w:w="1514"/>
           </w:tcPr>
           <w:p>
+            <w:pPr>
+              <w:spacing w:before="20" w:after="20"/>
+            </w:pPr>
             <w:r/>
             <w:r>
               <w:rPr>
@@ -2692,6 +3502,9 @@
             <w:tcW w:type="dxa" w:w="1514"/>
           </w:tcPr>
           <w:p>
+            <w:pPr>
+              <w:spacing w:before="20" w:after="20"/>
+            </w:pPr>
             <w:r/>
             <w:r>
               <w:rPr>
@@ -2708,6 +3521,9 @@
             <w:tcW w:type="dxa" w:w="1514"/>
           </w:tcPr>
           <w:p>
+            <w:pPr>
+              <w:spacing w:before="20" w:after="20"/>
+            </w:pPr>
             <w:r/>
             <w:r>
               <w:rPr>
@@ -2724,11 +3540,13 @@
             <w:tcW w:type="dxa" w:w="1514"/>
           </w:tcPr>
           <w:p>
+            <w:pPr>
+              <w:spacing w:before="20" w:after="20"/>
+            </w:pPr>
             <w:r/>
             <w:r>
               <w:rPr>
                 <w:rFonts w:ascii="Verdana" w:hAnsi="Verdana"/>
-                <w:b w:val="0"/>
                 <w:sz w:val="16"/>
               </w:rPr>
               <w:t>Кодовая таблица</w:t>
@@ -2740,6 +3558,9 @@
             <w:tcW w:type="dxa" w:w="1514"/>
           </w:tcPr>
           <w:p>
+            <w:pPr>
+              <w:spacing w:before="20" w:after="20"/>
+            </w:pPr>
             <w:r/>
             <w:r>
               <w:rPr>
@@ -2756,6 +3577,9 @@
             <w:tcW w:type="dxa" w:w="1514"/>
           </w:tcPr>
           <w:p>
+            <w:pPr>
+              <w:spacing w:before="20" w:after="20"/>
+            </w:pPr>
             <w:r/>
             <w:r>
               <w:rPr>
@@ -2772,6 +3596,9 @@
             <w:tcW w:type="dxa" w:w="1514"/>
           </w:tcPr>
           <w:p>
+            <w:pPr>
+              <w:spacing w:before="20" w:after="20"/>
+            </w:pPr>
             <w:r/>
             <w:r>
               <w:rPr>
@@ -2788,11 +3615,13 @@
             <w:tcW w:type="dxa" w:w="1514"/>
           </w:tcPr>
           <w:p>
+            <w:pPr>
+              <w:spacing w:before="20" w:after="20"/>
+            </w:pPr>
             <w:r/>
             <w:r>
               <w:rPr>
                 <w:rFonts w:ascii="Verdana" w:hAnsi="Verdana"/>
-                <w:b w:val="0"/>
                 <w:sz w:val="16"/>
               </w:rPr>
               <w:t>Кодовая таблица</w:t>
@@ -2804,6 +3633,9 @@
             <w:tcW w:type="dxa" w:w="1514"/>
           </w:tcPr>
           <w:p>
+            <w:pPr>
+              <w:spacing w:before="20" w:after="20"/>
+            </w:pPr>
             <w:r/>
             <w:r>
               <w:rPr>
@@ -2820,6 +3652,9 @@
             <w:tcW w:type="dxa" w:w="1514"/>
           </w:tcPr>
           <w:p>
+            <w:pPr>
+              <w:spacing w:before="20" w:after="20"/>
+            </w:pPr>
             <w:r/>
             <w:r>
               <w:rPr>
@@ -2836,6 +3671,9 @@
             <w:tcW w:type="dxa" w:w="1514"/>
           </w:tcPr>
           <w:p>
+            <w:pPr>
+              <w:spacing w:before="20" w:after="20"/>
+            </w:pPr>
             <w:r/>
             <w:r>
               <w:rPr>
@@ -2856,6 +3694,9 @@
             <w:tcW w:type="dxa" w:w="1514"/>
           </w:tcPr>
           <w:p>
+            <w:pPr>
+              <w:spacing w:before="20" w:after="20"/>
+            </w:pPr>
             <w:r/>
             <w:r>
               <w:rPr>
@@ -2872,6 +3713,9 @@
             <w:tcW w:type="dxa" w:w="1514"/>
           </w:tcPr>
           <w:p>
+            <w:pPr>
+              <w:spacing w:before="20" w:after="20"/>
+            </w:pPr>
             <w:r/>
             <w:r>
               <w:rPr>
@@ -2888,11 +3732,13 @@
             <w:tcW w:type="dxa" w:w="1514"/>
           </w:tcPr>
           <w:p>
+            <w:pPr>
+              <w:spacing w:before="20" w:after="20"/>
+            </w:pPr>
             <w:r/>
             <w:r>
               <w:rPr>
                 <w:rFonts w:ascii="Verdana" w:hAnsi="Verdana"/>
-                <w:b w:val="0"/>
                 <w:sz w:val="16"/>
               </w:rPr>
               <w:t>Кодовая таблица</w:t>
@@ -2904,6 +3750,9 @@
             <w:tcW w:type="dxa" w:w="1514"/>
           </w:tcPr>
           <w:p>
+            <w:pPr>
+              <w:spacing w:before="20" w:after="20"/>
+            </w:pPr>
             <w:r/>
             <w:r>
               <w:rPr>
@@ -2920,6 +3769,9 @@
             <w:tcW w:type="dxa" w:w="1514"/>
           </w:tcPr>
           <w:p>
+            <w:pPr>
+              <w:spacing w:before="20" w:after="20"/>
+            </w:pPr>
             <w:r/>
             <w:r>
               <w:rPr>
@@ -2936,6 +3788,9 @@
             <w:tcW w:type="dxa" w:w="1514"/>
           </w:tcPr>
           <w:p>
+            <w:pPr>
+              <w:spacing w:before="20" w:after="20"/>
+            </w:pPr>
             <w:r/>
             <w:r>
               <w:rPr>
@@ -2952,11 +3807,13 @@
             <w:tcW w:type="dxa" w:w="1514"/>
           </w:tcPr>
           <w:p>
+            <w:pPr>
+              <w:spacing w:before="20" w:after="20"/>
+            </w:pPr>
             <w:r/>
             <w:r>
               <w:rPr>
                 <w:rFonts w:ascii="Verdana" w:hAnsi="Verdana"/>
-                <w:b w:val="0"/>
                 <w:sz w:val="16"/>
               </w:rPr>
               <w:t>Кодовая таблица</w:t>
@@ -2968,6 +3825,9 @@
             <w:tcW w:type="dxa" w:w="1514"/>
           </w:tcPr>
           <w:p>
+            <w:pPr>
+              <w:spacing w:before="20" w:after="20"/>
+            </w:pPr>
             <w:r/>
             <w:r>
               <w:rPr>
@@ -2984,6 +3844,9 @@
             <w:tcW w:type="dxa" w:w="1514"/>
           </w:tcPr>
           <w:p>
+            <w:pPr>
+              <w:spacing w:before="20" w:after="20"/>
+            </w:pPr>
             <w:r/>
             <w:r>
               <w:rPr>
@@ -3000,6 +3863,9 @@
             <w:tcW w:type="dxa" w:w="1514"/>
           </w:tcPr>
           <w:p>
+            <w:pPr>
+              <w:spacing w:before="20" w:after="20"/>
+            </w:pPr>
             <w:r/>
             <w:r>
               <w:rPr>
@@ -3020,6 +3886,9 @@
             <w:tcW w:type="dxa" w:w="1514"/>
           </w:tcPr>
           <w:p>
+            <w:pPr>
+              <w:spacing w:before="20" w:after="20"/>
+            </w:pPr>
             <w:r/>
             <w:r>
               <w:rPr>
@@ -3036,6 +3905,9 @@
             <w:tcW w:type="dxa" w:w="1514"/>
           </w:tcPr>
           <w:p>
+            <w:pPr>
+              <w:spacing w:before="20" w:after="20"/>
+            </w:pPr>
             <w:r/>
             <w:r>
               <w:rPr>
@@ -3052,11 +3924,13 @@
             <w:tcW w:type="dxa" w:w="1514"/>
           </w:tcPr>
           <w:p>
+            <w:pPr>
+              <w:spacing w:before="20" w:after="20"/>
+            </w:pPr>
             <w:r/>
             <w:r>
               <w:rPr>
                 <w:rFonts w:ascii="Verdana" w:hAnsi="Verdana"/>
-                <w:b w:val="0"/>
                 <w:sz w:val="16"/>
               </w:rPr>
               <w:t>Кодовая таблица</w:t>
@@ -3068,6 +3942,9 @@
             <w:tcW w:type="dxa" w:w="1514"/>
           </w:tcPr>
           <w:p>
+            <w:pPr>
+              <w:spacing w:before="20" w:after="20"/>
+            </w:pPr>
             <w:r/>
             <w:r>
               <w:rPr>
@@ -3084,6 +3961,9 @@
             <w:tcW w:type="dxa" w:w="1514"/>
           </w:tcPr>
           <w:p>
+            <w:pPr>
+              <w:spacing w:before="20" w:after="20"/>
+            </w:pPr>
             <w:r/>
             <w:r>
               <w:rPr>
@@ -3100,6 +3980,9 @@
             <w:tcW w:type="dxa" w:w="1514"/>
           </w:tcPr>
           <w:p>
+            <w:pPr>
+              <w:spacing w:before="20" w:after="20"/>
+            </w:pPr>
             <w:r/>
             <w:r>
               <w:rPr>
@@ -3116,11 +3999,13 @@
             <w:tcW w:type="dxa" w:w="1514"/>
           </w:tcPr>
           <w:p>
+            <w:pPr>
+              <w:spacing w:before="20" w:after="20"/>
+            </w:pPr>
             <w:r/>
             <w:r>
               <w:rPr>
                 <w:rFonts w:ascii="Verdana" w:hAnsi="Verdana"/>
-                <w:b w:val="0"/>
                 <w:sz w:val="16"/>
               </w:rPr>
               <w:t>Кодовая таблица</w:t>
@@ -3132,6 +4017,9 @@
             <w:tcW w:type="dxa" w:w="1514"/>
           </w:tcPr>
           <w:p>
+            <w:pPr>
+              <w:spacing w:before="20" w:after="20"/>
+            </w:pPr>
             <w:r/>
             <w:r>
               <w:rPr>
@@ -3148,6 +4036,9 @@
             <w:tcW w:type="dxa" w:w="1514"/>
           </w:tcPr>
           <w:p>
+            <w:pPr>
+              <w:spacing w:before="20" w:after="20"/>
+            </w:pPr>
             <w:r/>
             <w:r>
               <w:rPr>
@@ -3164,6 +4055,9 @@
             <w:tcW w:type="dxa" w:w="1514"/>
           </w:tcPr>
           <w:p>
+            <w:pPr>
+              <w:spacing w:before="20" w:after="20"/>
+            </w:pPr>
             <w:r/>
             <w:r>
               <w:rPr>
@@ -3184,6 +4078,9 @@
             <w:tcW w:type="dxa" w:w="1514"/>
           </w:tcPr>
           <w:p>
+            <w:pPr>
+              <w:spacing w:before="20" w:after="20"/>
+            </w:pPr>
             <w:r/>
             <w:r>
               <w:rPr>
@@ -3200,6 +4097,9 @@
             <w:tcW w:type="dxa" w:w="1514"/>
           </w:tcPr>
           <w:p>
+            <w:pPr>
+              <w:spacing w:before="20" w:after="20"/>
+            </w:pPr>
             <w:r/>
             <w:r>
               <w:rPr>
@@ -3216,11 +4116,13 @@
             <w:tcW w:type="dxa" w:w="1514"/>
           </w:tcPr>
           <w:p>
+            <w:pPr>
+              <w:spacing w:before="20" w:after="20"/>
+            </w:pPr>
             <w:r/>
             <w:r>
               <w:rPr>
                 <w:rFonts w:ascii="Verdana" w:hAnsi="Verdana"/>
-                <w:b w:val="0"/>
                 <w:sz w:val="16"/>
               </w:rPr>
               <w:t>Кодовая таблица</w:t>
@@ -3232,6 +4134,9 @@
             <w:tcW w:type="dxa" w:w="1514"/>
           </w:tcPr>
           <w:p>
+            <w:pPr>
+              <w:spacing w:before="20" w:after="20"/>
+            </w:pPr>
             <w:r/>
             <w:r>
               <w:rPr>
@@ -3248,6 +4153,9 @@
             <w:tcW w:type="dxa" w:w="1514"/>
           </w:tcPr>
           <w:p>
+            <w:pPr>
+              <w:spacing w:before="20" w:after="20"/>
+            </w:pPr>
             <w:r/>
             <w:r>
               <w:rPr>
@@ -3264,6 +4172,9 @@
             <w:tcW w:type="dxa" w:w="1514"/>
           </w:tcPr>
           <w:p>
+            <w:pPr>
+              <w:spacing w:before="20" w:after="20"/>
+            </w:pPr>
             <w:r/>
             <w:r>
               <w:rPr>
@@ -3280,11 +4191,13 @@
             <w:tcW w:type="dxa" w:w="1514"/>
           </w:tcPr>
           <w:p>
+            <w:pPr>
+              <w:spacing w:before="20" w:after="20"/>
+            </w:pPr>
             <w:r/>
             <w:r>
               <w:rPr>
                 <w:rFonts w:ascii="Verdana" w:hAnsi="Verdana"/>
-                <w:b w:val="0"/>
                 <w:sz w:val="16"/>
               </w:rPr>
               <w:t>Кодовая таблица</w:t>
@@ -3296,6 +4209,9 @@
             <w:tcW w:type="dxa" w:w="1514"/>
           </w:tcPr>
           <w:p>
+            <w:pPr>
+              <w:spacing w:before="20" w:after="20"/>
+            </w:pPr>
             <w:r/>
             <w:r>
               <w:rPr>
@@ -3312,6 +4228,9 @@
             <w:tcW w:type="dxa" w:w="1514"/>
           </w:tcPr>
           <w:p>
+            <w:pPr>
+              <w:spacing w:before="20" w:after="20"/>
+            </w:pPr>
             <w:r/>
             <w:r>
               <w:rPr>
@@ -3328,6 +4247,9 @@
             <w:tcW w:type="dxa" w:w="1514"/>
           </w:tcPr>
           <w:p>
+            <w:pPr>
+              <w:spacing w:before="20" w:after="20"/>
+            </w:pPr>
             <w:r/>
             <w:r>
               <w:rPr>
@@ -3348,6 +4270,9 @@
             <w:tcW w:type="dxa" w:w="1514"/>
           </w:tcPr>
           <w:p>
+            <w:pPr>
+              <w:spacing w:before="20" w:after="20"/>
+            </w:pPr>
             <w:r/>
             <w:r>
               <w:rPr>
@@ -3364,6 +4289,9 @@
             <w:tcW w:type="dxa" w:w="1514"/>
           </w:tcPr>
           <w:p>
+            <w:pPr>
+              <w:spacing w:before="20" w:after="20"/>
+            </w:pPr>
             <w:r/>
             <w:r>
               <w:rPr>
@@ -3380,11 +4308,13 @@
             <w:tcW w:type="dxa" w:w="1514"/>
           </w:tcPr>
           <w:p>
+            <w:pPr>
+              <w:spacing w:before="20" w:after="20"/>
+            </w:pPr>
             <w:r/>
             <w:r>
               <w:rPr>
                 <w:rFonts w:ascii="Verdana" w:hAnsi="Verdana"/>
-                <w:b w:val="0"/>
                 <w:sz w:val="16"/>
               </w:rPr>
               <w:t>K-1</w:t>
@@ -3396,6 +4326,9 @@
             <w:tcW w:type="dxa" w:w="1514"/>
           </w:tcPr>
           <w:p>
+            <w:pPr>
+              <w:spacing w:before="20" w:after="20"/>
+            </w:pPr>
             <w:r/>
             <w:r>
               <w:rPr>
@@ -3412,6 +4345,9 @@
             <w:tcW w:type="dxa" w:w="1514"/>
           </w:tcPr>
           <w:p>
+            <w:pPr>
+              <w:spacing w:before="20" w:after="20"/>
+            </w:pPr>
             <w:r/>
             <w:r>
               <w:rPr>
@@ -3428,6 +4364,9 @@
             <w:tcW w:type="dxa" w:w="1514"/>
           </w:tcPr>
           <w:p>
+            <w:pPr>
+              <w:spacing w:before="20" w:after="20"/>
+            </w:pPr>
             <w:r/>
             <w:r>
               <w:rPr>
@@ -3444,11 +4383,13 @@
             <w:tcW w:type="dxa" w:w="1514"/>
           </w:tcPr>
           <w:p>
+            <w:pPr>
+              <w:spacing w:before="20" w:after="20"/>
+            </w:pPr>
             <w:r/>
             <w:r>
               <w:rPr>
                 <w:rFonts w:ascii="Verdana" w:hAnsi="Verdana"/>
-                <w:b w:val="0"/>
                 <w:sz w:val="16"/>
               </w:rPr>
               <w:t>K-1</w:t>
@@ -3460,6 +4401,9 @@
             <w:tcW w:type="dxa" w:w="1514"/>
           </w:tcPr>
           <w:p>
+            <w:pPr>
+              <w:spacing w:before="20" w:after="20"/>
+            </w:pPr>
             <w:r/>
             <w:r>
               <w:rPr>
@@ -3476,6 +4420,9 @@
             <w:tcW w:type="dxa" w:w="1514"/>
           </w:tcPr>
           <w:p>
+            <w:pPr>
+              <w:spacing w:before="20" w:after="20"/>
+            </w:pPr>
             <w:r/>
             <w:r>
               <w:rPr>
@@ -3492,6 +4439,9 @@
             <w:tcW w:type="dxa" w:w="1514"/>
           </w:tcPr>
           <w:p>
+            <w:pPr>
+              <w:spacing w:before="20" w:after="20"/>
+            </w:pPr>
             <w:r/>
             <w:r>
               <w:rPr>
@@ -3512,6 +4462,9 @@
             <w:tcW w:type="dxa" w:w="1514"/>
           </w:tcPr>
           <w:p>
+            <w:pPr>
+              <w:spacing w:before="20" w:after="20"/>
+            </w:pPr>
             <w:r/>
             <w:r>
               <w:rPr>
@@ -3528,6 +4481,9 @@
             <w:tcW w:type="dxa" w:w="1514"/>
           </w:tcPr>
           <w:p>
+            <w:pPr>
+              <w:spacing w:before="20" w:after="20"/>
+            </w:pPr>
             <w:r/>
             <w:r>
               <w:rPr>
@@ -3544,11 +4500,13 @@
             <w:tcW w:type="dxa" w:w="1514"/>
           </w:tcPr>
           <w:p>
+            <w:pPr>
+              <w:spacing w:before="20" w:after="20"/>
+            </w:pPr>
             <w:r/>
             <w:r>
               <w:rPr>
                 <w:rFonts w:ascii="Verdana" w:hAnsi="Verdana"/>
-                <w:b w:val="0"/>
                 <w:sz w:val="16"/>
               </w:rPr>
               <w:t>m</w:t>
@@ -3560,6 +4518,9 @@
             <w:tcW w:type="dxa" w:w="1514"/>
           </w:tcPr>
           <w:p>
+            <w:pPr>
+              <w:spacing w:before="20" w:after="20"/>
+            </w:pPr>
             <w:r/>
             <w:r>
               <w:rPr>
@@ -3576,6 +4537,9 @@
             <w:tcW w:type="dxa" w:w="1514"/>
           </w:tcPr>
           <w:p>
+            <w:pPr>
+              <w:spacing w:before="20" w:after="20"/>
+            </w:pPr>
             <w:r/>
             <w:r>
               <w:rPr>
@@ -3592,6 +4556,9 @@
             <w:tcW w:type="dxa" w:w="1514"/>
           </w:tcPr>
           <w:p>
+            <w:pPr>
+              <w:spacing w:before="20" w:after="20"/>
+            </w:pPr>
             <w:r/>
             <w:r>
               <w:rPr>
@@ -3608,11 +4575,13 @@
             <w:tcW w:type="dxa" w:w="1514"/>
           </w:tcPr>
           <w:p>
+            <w:pPr>
+              <w:spacing w:before="20" w:after="20"/>
+            </w:pPr>
             <w:r/>
             <w:r>
               <w:rPr>
                 <w:rFonts w:ascii="Verdana" w:hAnsi="Verdana"/>
-                <w:b w:val="0"/>
                 <w:sz w:val="16"/>
               </w:rPr>
               <w:t>m</w:t>
@@ -3624,6 +4593,9 @@
             <w:tcW w:type="dxa" w:w="1514"/>
           </w:tcPr>
           <w:p>
+            <w:pPr>
+              <w:spacing w:before="20" w:after="20"/>
+            </w:pPr>
             <w:r/>
             <w:r>
               <w:rPr>
@@ -3640,6 +4612,9 @@
             <w:tcW w:type="dxa" w:w="1514"/>
           </w:tcPr>
           <w:p>
+            <w:pPr>
+              <w:spacing w:before="20" w:after="20"/>
+            </w:pPr>
             <w:r/>
             <w:r>
               <w:rPr>
@@ -3656,6 +4631,9 @@
             <w:tcW w:type="dxa" w:w="1514"/>
           </w:tcPr>
           <w:p>
+            <w:pPr>
+              <w:spacing w:before="20" w:after="20"/>
+            </w:pPr>
             <w:r/>
             <w:r>
               <w:rPr>
@@ -3676,6 +4654,9 @@
             <w:tcW w:type="dxa" w:w="1514"/>
           </w:tcPr>
           <w:p>
+            <w:pPr>
+              <w:spacing w:before="20" w:after="20"/>
+            </w:pPr>
             <w:r/>
             <w:r>
               <w:rPr>
@@ -3692,6 +4673,9 @@
             <w:tcW w:type="dxa" w:w="1514"/>
           </w:tcPr>
           <w:p>
+            <w:pPr>
+              <w:spacing w:before="20" w:after="20"/>
+            </w:pPr>
             <w:r/>
             <w:r>
               <w:rPr>
@@ -3708,11 +4692,13 @@
             <w:tcW w:type="dxa" w:w="1514"/>
           </w:tcPr>
           <w:p>
+            <w:pPr>
+              <w:spacing w:before="20" w:after="20"/>
+            </w:pPr>
             <w:r/>
             <w:r>
               <w:rPr>
                 <w:rFonts w:ascii="Verdana" w:hAnsi="Verdana"/>
-                <w:b w:val="0"/>
                 <w:sz w:val="16"/>
               </w:rPr>
               <w:t>m</w:t>
@@ -3724,6 +4710,9 @@
             <w:tcW w:type="dxa" w:w="1514"/>
           </w:tcPr>
           <w:p>
+            <w:pPr>
+              <w:spacing w:before="20" w:after="20"/>
+            </w:pPr>
             <w:r/>
             <w:r>
               <w:rPr>
@@ -3740,6 +4729,9 @@
             <w:tcW w:type="dxa" w:w="1514"/>
           </w:tcPr>
           <w:p>
+            <w:pPr>
+              <w:spacing w:before="20" w:after="20"/>
+            </w:pPr>
             <w:r/>
             <w:r>
               <w:rPr>
@@ -3756,6 +4748,9 @@
             <w:tcW w:type="dxa" w:w="1514"/>
           </w:tcPr>
           <w:p>
+            <w:pPr>
+              <w:spacing w:before="20" w:after="20"/>
+            </w:pPr>
             <w:r/>
             <w:r>
               <w:rPr>
@@ -3772,11 +4767,13 @@
             <w:tcW w:type="dxa" w:w="1514"/>
           </w:tcPr>
           <w:p>
+            <w:pPr>
+              <w:spacing w:before="20" w:after="20"/>
+            </w:pPr>
             <w:r/>
             <w:r>
               <w:rPr>
                 <w:rFonts w:ascii="Verdana" w:hAnsi="Verdana"/>
-                <w:b w:val="0"/>
                 <w:sz w:val="16"/>
               </w:rPr>
               <w:t>m</w:t>
@@ -3788,6 +4785,9 @@
             <w:tcW w:type="dxa" w:w="1514"/>
           </w:tcPr>
           <w:p>
+            <w:pPr>
+              <w:spacing w:before="20" w:after="20"/>
+            </w:pPr>
             <w:r/>
             <w:r>
               <w:rPr>
@@ -3804,6 +4804,9 @@
             <w:tcW w:type="dxa" w:w="1514"/>
           </w:tcPr>
           <w:p>
+            <w:pPr>
+              <w:spacing w:before="20" w:after="20"/>
+            </w:pPr>
             <w:r/>
             <w:r>
               <w:rPr>
@@ -3820,6 +4823,9 @@
             <w:tcW w:type="dxa" w:w="1514"/>
           </w:tcPr>
           <w:p>
+            <w:pPr>
+              <w:spacing w:before="20" w:after="20"/>
+            </w:pPr>
             <w:r/>
             <w:r>
               <w:rPr>
@@ -3840,6 +4846,9 @@
             <w:tcW w:type="dxa" w:w="1514"/>
           </w:tcPr>
           <w:p>
+            <w:pPr>
+              <w:spacing w:before="20" w:after="20"/>
+            </w:pPr>
             <w:r/>
             <w:r>
               <w:rPr>
@@ -3856,6 +4865,9 @@
             <w:tcW w:type="dxa" w:w="1514"/>
           </w:tcPr>
           <w:p>
+            <w:pPr>
+              <w:spacing w:before="20" w:after="20"/>
+            </w:pPr>
             <w:r/>
             <w:r>
               <w:rPr>
@@ -3872,11 +4884,13 @@
             <w:tcW w:type="dxa" w:w="1514"/>
           </w:tcPr>
           <w:p>
+            <w:pPr>
+              <w:spacing w:before="20" w:after="20"/>
+            </w:pPr>
             <w:r/>
             <w:r>
               <w:rPr>
                 <w:rFonts w:ascii="Verdana" w:hAnsi="Verdana"/>
-                <w:b w:val="0"/>
                 <w:sz w:val="16"/>
               </w:rPr>
               <w:t>Кодовая таблица</w:t>
@@ -3888,6 +4902,9 @@
             <w:tcW w:type="dxa" w:w="1514"/>
           </w:tcPr>
           <w:p>
+            <w:pPr>
+              <w:spacing w:before="20" w:after="20"/>
+            </w:pPr>
             <w:r/>
             <w:r>
               <w:rPr>
@@ -3904,6 +4921,9 @@
             <w:tcW w:type="dxa" w:w="1514"/>
           </w:tcPr>
           <w:p>
+            <w:pPr>
+              <w:spacing w:before="20" w:after="20"/>
+            </w:pPr>
             <w:r/>
             <w:r>
               <w:rPr>
@@ -3920,6 +4940,9 @@
             <w:tcW w:type="dxa" w:w="1514"/>
           </w:tcPr>
           <w:p>
+            <w:pPr>
+              <w:spacing w:before="20" w:after="20"/>
+            </w:pPr>
             <w:r/>
             <w:r>
               <w:rPr>
@@ -3936,11 +4959,13 @@
             <w:tcW w:type="dxa" w:w="1514"/>
           </w:tcPr>
           <w:p>
+            <w:pPr>
+              <w:spacing w:before="20" w:after="20"/>
+            </w:pPr>
             <w:r/>
             <w:r>
               <w:rPr>
                 <w:rFonts w:ascii="Verdana" w:hAnsi="Verdana"/>
-                <w:b w:val="0"/>
                 <w:sz w:val="16"/>
               </w:rPr>
               <w:t>Кодовая таблица</w:t>
@@ -3952,6 +4977,9 @@
             <w:tcW w:type="dxa" w:w="1514"/>
           </w:tcPr>
           <w:p>
+            <w:pPr>
+              <w:spacing w:before="20" w:after="20"/>
+            </w:pPr>
             <w:r/>
             <w:r>
               <w:rPr>
@@ -3968,6 +4996,9 @@
             <w:tcW w:type="dxa" w:w="1514"/>
           </w:tcPr>
           <w:p>
+            <w:pPr>
+              <w:spacing w:before="20" w:after="20"/>
+            </w:pPr>
             <w:r/>
             <w:r>
               <w:rPr>
@@ -3984,6 +5015,9 @@
             <w:tcW w:type="dxa" w:w="1514"/>
           </w:tcPr>
           <w:p>
+            <w:pPr>
+              <w:spacing w:before="20" w:after="20"/>
+            </w:pPr>
             <w:r/>
             <w:r>
               <w:rPr>
@@ -4004,6 +5038,9 @@
             <w:tcW w:type="dxa" w:w="1514"/>
           </w:tcPr>
           <w:p>
+            <w:pPr>
+              <w:spacing w:before="20" w:after="20"/>
+            </w:pPr>
             <w:r/>
             <w:r>
               <w:rPr>
@@ -4020,6 +5057,9 @@
             <w:tcW w:type="dxa" w:w="1514"/>
           </w:tcPr>
           <w:p>
+            <w:pPr>
+              <w:spacing w:before="20" w:after="20"/>
+            </w:pPr>
             <w:r/>
             <w:r>
               <w:rPr>
@@ -4036,11 +5076,13 @@
             <w:tcW w:type="dxa" w:w="1514"/>
           </w:tcPr>
           <w:p>
+            <w:pPr>
+              <w:spacing w:before="20" w:after="20"/>
+            </w:pPr>
             <w:r/>
             <w:r>
               <w:rPr>
                 <w:rFonts w:ascii="Verdana" w:hAnsi="Verdana"/>
-                <w:b w:val="0"/>
                 <w:sz w:val="16"/>
               </w:rPr>
               <w:t>Кодовая таблица</w:t>
@@ -4052,6 +5094,9 @@
             <w:tcW w:type="dxa" w:w="1514"/>
           </w:tcPr>
           <w:p>
+            <w:pPr>
+              <w:spacing w:before="20" w:after="20"/>
+            </w:pPr>
             <w:r/>
             <w:r>
               <w:rPr>
@@ -4068,6 +5113,9 @@
             <w:tcW w:type="dxa" w:w="1514"/>
           </w:tcPr>
           <w:p>
+            <w:pPr>
+              <w:spacing w:before="20" w:after="20"/>
+            </w:pPr>
             <w:r/>
             <w:r>
               <w:rPr>
@@ -4084,6 +5132,9 @@
             <w:tcW w:type="dxa" w:w="1514"/>
           </w:tcPr>
           <w:p>
+            <w:pPr>
+              <w:spacing w:before="20" w:after="20"/>
+            </w:pPr>
             <w:r/>
             <w:r>
               <w:rPr>
@@ -4100,11 +5151,13 @@
             <w:tcW w:type="dxa" w:w="1514"/>
           </w:tcPr>
           <w:p>
+            <w:pPr>
+              <w:spacing w:before="20" w:after="20"/>
+            </w:pPr>
             <w:r/>
             <w:r>
               <w:rPr>
                 <w:rFonts w:ascii="Verdana" w:hAnsi="Verdana"/>
-                <w:b w:val="0"/>
                 <w:sz w:val="16"/>
               </w:rPr>
               <w:t>Кодовая таблица</w:t>
@@ -4116,6 +5169,9 @@
             <w:tcW w:type="dxa" w:w="1514"/>
           </w:tcPr>
           <w:p>
+            <w:pPr>
+              <w:spacing w:before="20" w:after="20"/>
+            </w:pPr>
             <w:r/>
             <w:r>
               <w:rPr>
@@ -4132,6 +5188,9 @@
             <w:tcW w:type="dxa" w:w="1514"/>
           </w:tcPr>
           <w:p>
+            <w:pPr>
+              <w:spacing w:before="20" w:after="20"/>
+            </w:pPr>
             <w:r/>
             <w:r>
               <w:rPr>
@@ -4148,6 +5207,9 @@
             <w:tcW w:type="dxa" w:w="1514"/>
           </w:tcPr>
           <w:p>
+            <w:pPr>
+              <w:spacing w:before="20" w:after="20"/>
+            </w:pPr>
             <w:r/>
             <w:r>
               <w:rPr>

--- a/docx/ru/BUFRCREX_TableB_ru_03.docx
+++ b/docx/ru/BUFRCREX_TableB_ru_03.docx
@@ -13,366 +13,6 @@
           <w:sz w:val="22"/>
         </w:rPr>
         <w:t>Класс 03: Приборное обеспечение</w:t>
-      </w:r>
-    </w:p>
-    <w:p>
-      <w:r>
-        <w:rPr>
-          <w:rFonts w:ascii="Verdana" w:hAnsi="Verdana"/>
-          <w:i/>
-          <w:sz w:val="14"/>
-        </w:rPr>
-        <w:t>Note 23: Значение осадков –0,1 кг·м-2 до масштабирования (–1 после масштабирования или в коде CREX) должно указывать на «следы» осадков (не поддающиеся измерению, менее 0,05 кг·м-2).</w:t>
-      </w:r>
-    </w:p>
-    <w:p>
-      <w:r>
-        <w:rPr>
-          <w:rFonts w:ascii="Verdana" w:hAnsi="Verdana"/>
-          <w:i/>
-          <w:sz w:val="14"/>
-        </w:rPr>
-        <w:t>Note 25: Ранее определенное значение может быть отменено путем передачи «отсутствующего значения» из соответствующей кодовой таблицы или таблицы флагов.</w:t>
-      </w:r>
-    </w:p>
-    <w:p>
-      <w:r>
-        <w:rPr>
-          <w:rFonts w:ascii="Verdana" w:hAnsi="Verdana"/>
-          <w:i/>
-          <w:sz w:val="14"/>
-        </w:rPr>
-        <w:t>Note 27: Все время дается во Всемирном скоординированном времени (ВСВ), если не предусмотрено иного.</w:t>
-      </w:r>
-    </w:p>
-    <w:p>
-      <w:r>
-        <w:rPr>
-          <w:rFonts w:ascii="Verdana" w:hAnsi="Verdana"/>
-          <w:i/>
-          <w:sz w:val="14"/>
-        </w:rPr>
-        <w:t>Note 32: Пеленг или азимут следует использовать только для установленного местоположения и не должен переопределять это местоположение.</w:t>
-      </w:r>
-    </w:p>
-    <w:p>
-      <w:r>
-        <w:rPr>
-          <w:rFonts w:ascii="Verdana" w:hAnsi="Verdana"/>
-          <w:i/>
-          <w:sz w:val="14"/>
-        </w:rPr>
-        <w:t>Note 62: Расстояние следует использовать только для установленного местоположения, а также пеленга, азимута или превышения; оно не должно переопределять это местоположение.</w:t>
-      </w:r>
-    </w:p>
-    <w:p>
-      <w:r>
-        <w:rPr>
-          <w:rFonts w:ascii="Verdana" w:hAnsi="Verdana"/>
-          <w:i/>
-          <w:sz w:val="14"/>
-        </w:rPr>
-        <w:t>Note 63: Приходящей радиации следует присваивать положительные значения.</w:t>
-      </w:r>
-    </w:p>
-    <w:p>
-      <w:r>
-        <w:rPr>
-          <w:rFonts w:ascii="Verdana" w:hAnsi="Verdana"/>
-          <w:i/>
-          <w:sz w:val="14"/>
-        </w:rPr>
-        <w:t>Note 64: Для компонент w, направленных вниз, следует выделять положительные значения с единицами измерения в Па·с-1.</w:t>
-      </w:r>
-    </w:p>
-    <w:p>
-      <w:r>
-        <w:rPr>
-          <w:rFonts w:ascii="Verdana" w:hAnsi="Verdana"/>
-          <w:i/>
-          <w:sz w:val="14"/>
-        </w:rPr>
-        <w:t>Note 66: Увеличение широты с востока на запад следует выражать отрицательным значением.</w:t>
-      </w:r>
-    </w:p>
-    <w:p>
-      <w:r>
-        <w:rPr>
-          <w:rFonts w:ascii="Verdana" w:hAnsi="Verdana"/>
-          <w:i/>
-          <w:sz w:val="14"/>
-        </w:rPr>
-        <w:t>Note 75: Для дескрипторов кода CREX F = B, а не 0.</w:t>
-      </w:r>
-    </w:p>
-    <w:p>
-      <w:r>
-        <w:rPr>
-          <w:rFonts w:ascii="Verdana" w:hAnsi="Verdana"/>
-          <w:i/>
-          <w:sz w:val="14"/>
-        </w:rPr>
-        <w:t>Note 92: Для однозначного различения случаев отсутствия данных и насыщенных пикселей, n-битовые данные об изображении следует кодировать, используя длину данных n+1. Когда такого дескриптора еще нет в классе 30, дескриптор оператора 2 01 YYY следует использовать для изменения длины данных существующей позиции, по мере необходимости.</w:t>
-      </w:r>
-    </w:p>
-    <w:p>
-      <w:r>
-        <w:rPr>
-          <w:rFonts w:ascii="Verdana" w:hAnsi="Verdana"/>
-          <w:i/>
-          <w:sz w:val="14"/>
-        </w:rPr>
-        <w:t>Note 105: Негативные временные периоды или отклонения следует использовать для указания временных периодов или отклонений, предшествующих определенному текущему времени.</w:t>
-      </w:r>
-    </w:p>
-    <w:p>
-      <w:r>
-        <w:rPr>
-          <w:rFonts w:ascii="Verdana" w:hAnsi="Verdana"/>
-          <w:i/>
-          <w:sz w:val="14"/>
-        </w:rPr>
-        <w:t>Note 110: Увеличение широты с севера на юг следует выражать отрицательными значениями.</w:t>
-      </w:r>
-    </w:p>
-    <w:p>
-      <w:r>
-        <w:rPr>
-          <w:rFonts w:ascii="Verdana" w:hAnsi="Verdana"/>
-          <w:i/>
-          <w:sz w:val="14"/>
-        </w:rPr>
-        <w:t>Note 115: Длина данных пикселя может быть изменена с помощью дескриптора 2 01 YYY.</w:t>
-      </w:r>
-    </w:p>
-    <w:p>
-      <w:r>
-        <w:rPr>
-          <w:rFonts w:ascii="Verdana" w:hAnsi="Verdana"/>
-          <w:i/>
-          <w:sz w:val="14"/>
-        </w:rPr>
-        <w:t>Note 121: Некоторые указания ожидаемой точности могут в неявной форме содержаться в ряде элементов данного класса.</w:t>
-      </w:r>
-    </w:p>
-    <w:p>
-      <w:r>
-        <w:rPr>
-          <w:rFonts w:ascii="Verdana" w:hAnsi="Verdana"/>
-          <w:i/>
-          <w:sz w:val="14"/>
-        </w:rPr>
-        <w:t>Note 122: Южную широту следует выражать отрицательными значениями.</w:t>
-      </w:r>
-    </w:p>
-    <w:p>
-      <w:r>
-        <w:rPr>
-          <w:rFonts w:ascii="Verdana" w:hAnsi="Verdana"/>
-          <w:i/>
-          <w:sz w:val="14"/>
-        </w:rPr>
-        <w:t>Note 123: Для компонент v, направленных с юга на север, следует выделять положительные значения.</w:t>
-      </w:r>
-    </w:p>
-    <w:p>
-      <w:r>
-        <w:rPr>
-          <w:rFonts w:ascii="Verdana" w:hAnsi="Verdana"/>
-          <w:i/>
-          <w:sz w:val="14"/>
-        </w:rPr>
-        <w:t>Note 126: Направление приземного ветра, измеренное на станции в пределах 1° от Северного полюса или в пределах 1° от Южного полюса, следует сообщать таким образом, чтобы азимутальный круг был выровнен с нулем прибора, соответствуя 0° по Гринвичскому меридиану.</w:t>
-      </w:r>
-    </w:p>
-    <w:p>
-      <w:r>
-        <w:rPr>
-          <w:rFonts w:ascii="Verdana" w:hAnsi="Verdana"/>
-          <w:i/>
-          <w:sz w:val="14"/>
-        </w:rPr>
-        <w:t>Note 140: Размер элемента изображения на горизонтали — 1 приводится в положении, где масштабный коэффициент карты равен единице.</w:t>
-      </w:r>
-    </w:p>
-    <w:p>
-      <w:r>
-        <w:rPr>
-          <w:rFonts w:ascii="Verdana" w:hAnsi="Verdana"/>
-          <w:i/>
-          <w:sz w:val="14"/>
-        </w:rPr>
-        <w:t>Note 141: Размер элемента изображения на горизонтали — 2 указывается в положении, где масштабный коэффициент карты равен единице.</w:t>
-      </w:r>
-    </w:p>
-    <w:p>
-      <w:r>
-        <w:rPr>
-          <w:rFonts w:ascii="Verdana" w:hAnsi="Verdana"/>
-          <w:i/>
-          <w:sz w:val="14"/>
-        </w:rPr>
-        <w:t>Note 145: Значение временных периодов или отклонений может быть указано с использованием значений времени в коде, соответствующем табличной ссылке 0 08 021.</w:t>
-      </w:r>
-    </w:p>
-    <w:p>
-      <w:r>
-        <w:rPr>
-          <w:rFonts w:ascii="Verdana" w:hAnsi="Verdana"/>
-          <w:i/>
-          <w:sz w:val="14"/>
-        </w:rPr>
-        <w:t>Note 149: При использовании с прогнозируемыми величинами временное местоположение должно указывать время исходного состояния или начала для прогностического периода; при использовании с множеством средних прогностических значений временное местоположение должно указывать исходное состояние или начало первого прогноза, по которому получены множественные средние.</w:t>
-      </w:r>
-    </w:p>
-    <w:p>
-      <w:r>
-        <w:rPr>
-          <w:rFonts w:ascii="Verdana" w:hAnsi="Verdana"/>
-          <w:i/>
-          <w:sz w:val="14"/>
-        </w:rPr>
-        <w:t>Note 155: В данный класс могут также войти элементы, относящиеся к процедурам наблюдений.</w:t>
-      </w:r>
-    </w:p>
-    <w:p>
-      <w:r>
-        <w:rPr>
-          <w:rFonts w:ascii="Verdana" w:hAnsi="Verdana"/>
-          <w:i/>
-          <w:sz w:val="14"/>
-        </w:rPr>
-        <w:t>Note 156: Данный класс должен содержать элементы описания приборов, используемых для получения сообщаемых метеорологических элементов.</w:t>
-      </w:r>
-    </w:p>
-    <w:p>
-      <w:r>
-        <w:rPr>
-          <w:rFonts w:ascii="Verdana" w:hAnsi="Verdana"/>
-          <w:i/>
-          <w:sz w:val="14"/>
-        </w:rPr>
-        <w:t>Note 158: Прежде чем использовать временные периоды или отклонения и временные инкременты, необходимо определить исходное временное местоположение, за которым, по мере необходимости, следует определение значимости времени.</w:t>
-      </w:r>
-    </w:p>
-    <w:p>
-      <w:r>
-        <w:rPr>
-          <w:rFonts w:ascii="Verdana" w:hAnsi="Verdana"/>
-          <w:i/>
-          <w:sz w:val="14"/>
-        </w:rPr>
-        <w:t>Note 160: Уходящей радиации следует присваивать отрицательные значения.</w:t>
-      </w:r>
-    </w:p>
-    <w:p>
-      <w:r>
-        <w:rPr>
-          <w:rFonts w:ascii="Verdana" w:hAnsi="Verdana"/>
-          <w:i/>
-          <w:sz w:val="14"/>
-        </w:rPr>
-        <w:t>Note 161: Для компонент w, направленных вверх, следует выделять положительные значения с единицами измерения в м·с-1.</w:t>
-      </w:r>
-    </w:p>
-    <w:p>
-      <w:r>
-        <w:rPr>
-          <w:rFonts w:ascii="Verdana" w:hAnsi="Verdana"/>
-          <w:i/>
-          <w:sz w:val="14"/>
-        </w:rPr>
-        <w:t>Note 162: Пригодные диапазоны, использованные выше: 1011–1019 Бк для выбросов; 10-2–107 Бк и 10-2–107 мЗв для концентраций и доз.</w:t>
-      </w:r>
-    </w:p>
-    <w:p>
-      <w:r>
-        <w:rPr>
-          <w:rFonts w:ascii="Verdana" w:hAnsi="Verdana"/>
-          <w:i/>
-          <w:sz w:val="14"/>
-        </w:rPr>
-        <w:t>Note 163: Величины широты и приращений широты ограничены диапазоном от –90 до +90 градусов.</w:t>
-      </w:r>
-    </w:p>
-    <w:p>
-      <w:r>
-        <w:rPr>
-          <w:rFonts w:ascii="Verdana" w:hAnsi="Verdana"/>
-          <w:i/>
-          <w:sz w:val="14"/>
-        </w:rPr>
-        <w:t>Note 164: Величины долготы ограничены диапазоном от –180 до +180 градусов.</w:t>
-      </w:r>
-    </w:p>
-    <w:p>
-      <w:r>
-        <w:rPr>
-          <w:rFonts w:ascii="Verdana" w:hAnsi="Verdana"/>
-          <w:i/>
-          <w:sz w:val="14"/>
-        </w:rPr>
-        <w:t>Note 165: Вертикальные элементы и давление следует использовать для определения значений этих элементов независимо от элемента или переменной, означающей вертикальную координату.</w:t>
-      </w:r>
-    </w:p>
-    <w:p>
-      <w:r>
-        <w:rPr>
-          <w:rFonts w:ascii="Verdana" w:hAnsi="Verdana"/>
-          <w:i/>
-          <w:sz w:val="14"/>
-        </w:rPr>
-        <w:t>Note 166: Западная долгота выражается отрицательными величинами.</w:t>
-      </w:r>
-    </w:p>
-    <w:p>
-      <w:r>
-        <w:rPr>
-          <w:rFonts w:ascii="Verdana" w:hAnsi="Verdana"/>
-          <w:i/>
-          <w:sz w:val="14"/>
-        </w:rPr>
-        <w:t>Note 167: Для компонент u, направленных с запада на восток, следует выделять положительные значения.</w:t>
-      </w:r>
-    </w:p>
-    <w:p>
-      <w:r>
-        <w:rPr>
-          <w:rFonts w:ascii="Verdana" w:hAnsi="Verdana"/>
-          <w:i/>
-          <w:sz w:val="14"/>
-        </w:rPr>
-        <w:t>Note 176: Там, где в колонку «НАЗВАНИЕ ЭЛЕМЕНТА» вводится выражение «на указанной высоте и за указанный период», соответствующее вертикальное местоположение должно быть определено с использованием дескрипторов из класса 07 совместно с соответствующим периодом с использованием дескрипторов из класса 04.</w:t>
-      </w:r>
-    </w:p>
-    <w:p>
-      <w:r>
-        <w:rPr>
-          <w:rFonts w:ascii="Verdana" w:hAnsi="Verdana"/>
-          <w:i/>
-          <w:sz w:val="14"/>
-        </w:rPr>
-        <w:t>Note 178: Там, где величины суммируются или усредняются (например, за временной период), общее число значений, из которых получается сумма или среднее значение, может быть представлено с использованием ссылки 0 08 022.</w:t>
-      </w:r>
-    </w:p>
-    <w:p>
-      <w:r>
-        <w:rPr>
-          <w:rFonts w:ascii="Verdana" w:hAnsi="Verdana"/>
-          <w:i/>
-          <w:sz w:val="14"/>
-        </w:rPr>
-        <w:t>Note 179: Стандарты ветровых данных: Скорость Направление; Наблюдение отсутствует Отсутствует Отсутствует; Штиль 0 0; Обычное наблюдение &gt;0 1°–360°; Только скорость &gt;0 Отсутствует; Только направление Отсутствует 1°–360°; «Слабый и переменный» &gt;0 0</w:t>
-      </w:r>
-    </w:p>
-    <w:p>
-      <w:r>
-        <w:rPr>
-          <w:rFonts w:ascii="Verdana" w:hAnsi="Verdana"/>
-          <w:i/>
-          <w:sz w:val="14"/>
-        </w:rPr>
-        <w:t>Note 180: Стандарты сообщения о ветровых волнах и волнении: Наблюдения Скорость Направление; Нет наблюдений Отсутствует Отсутствует; Штиль 0 0; Обычное наблюдение &gt;0 1–360; Только скорость &gt;0 Отсутствует; Только направление Отсутствует 1–360; «Легкий и переменный» &gt;0 0</w:t>
       </w:r>
     </w:p>
     <w:tbl>
@@ -5222,6 +4862,367 @@
         </w:tc>
       </w:tr>
     </w:tbl>
+    <w:p/>
+    <w:p>
+      <w:r>
+        <w:rPr>
+          <w:rFonts w:ascii="Verdana" w:hAnsi="Verdana"/>
+          <w:i/>
+          <w:sz w:val="14"/>
+        </w:rPr>
+        <w:t>Note 23: Значение осадков –0,1 кг·м-2 до масштабирования (–1 после масштабирования или в коде CREX) должно указывать на «следы» осадков (не поддающиеся измерению, менее 0,05 кг·м-2).</w:t>
+      </w:r>
+    </w:p>
+    <w:p>
+      <w:r>
+        <w:rPr>
+          <w:rFonts w:ascii="Verdana" w:hAnsi="Verdana"/>
+          <w:i/>
+          <w:sz w:val="14"/>
+        </w:rPr>
+        <w:t>Note 25: Ранее определенное значение может быть отменено путем передачи «отсутствующего значения» из соответствующей кодовой таблицы или таблицы флагов.</w:t>
+      </w:r>
+    </w:p>
+    <w:p>
+      <w:r>
+        <w:rPr>
+          <w:rFonts w:ascii="Verdana" w:hAnsi="Verdana"/>
+          <w:i/>
+          <w:sz w:val="14"/>
+        </w:rPr>
+        <w:t>Note 27: Все время дается во Всемирном скоординированном времени (ВСВ), если не предусмотрено иного.</w:t>
+      </w:r>
+    </w:p>
+    <w:p>
+      <w:r>
+        <w:rPr>
+          <w:rFonts w:ascii="Verdana" w:hAnsi="Verdana"/>
+          <w:i/>
+          <w:sz w:val="14"/>
+        </w:rPr>
+        <w:t>Note 32: Пеленг или азимут следует использовать только для установленного местоположения и не должен переопределять это местоположение.</w:t>
+      </w:r>
+    </w:p>
+    <w:p>
+      <w:r>
+        <w:rPr>
+          <w:rFonts w:ascii="Verdana" w:hAnsi="Verdana"/>
+          <w:i/>
+          <w:sz w:val="14"/>
+        </w:rPr>
+        <w:t>Note 62: Расстояние следует использовать только для установленного местоположения, а также пеленга, азимута или превышения; оно не должно переопределять это местоположение.</w:t>
+      </w:r>
+    </w:p>
+    <w:p>
+      <w:r>
+        <w:rPr>
+          <w:rFonts w:ascii="Verdana" w:hAnsi="Verdana"/>
+          <w:i/>
+          <w:sz w:val="14"/>
+        </w:rPr>
+        <w:t>Note 63: Приходящей радиации следует присваивать положительные значения.</w:t>
+      </w:r>
+    </w:p>
+    <w:p>
+      <w:r>
+        <w:rPr>
+          <w:rFonts w:ascii="Verdana" w:hAnsi="Verdana"/>
+          <w:i/>
+          <w:sz w:val="14"/>
+        </w:rPr>
+        <w:t>Note 64: Для компонент w, направленных вниз, следует выделять положительные значения с единицами измерения в Па·с-1.</w:t>
+      </w:r>
+    </w:p>
+    <w:p>
+      <w:r>
+        <w:rPr>
+          <w:rFonts w:ascii="Verdana" w:hAnsi="Verdana"/>
+          <w:i/>
+          <w:sz w:val="14"/>
+        </w:rPr>
+        <w:t>Note 66: Увеличение широты с востока на запад следует выражать отрицательным значением.</w:t>
+      </w:r>
+    </w:p>
+    <w:p>
+      <w:r>
+        <w:rPr>
+          <w:rFonts w:ascii="Verdana" w:hAnsi="Verdana"/>
+          <w:i/>
+          <w:sz w:val="14"/>
+        </w:rPr>
+        <w:t>Note 75: Для дескрипторов кода CREX F = B, а не 0.</w:t>
+      </w:r>
+    </w:p>
+    <w:p>
+      <w:r>
+        <w:rPr>
+          <w:rFonts w:ascii="Verdana" w:hAnsi="Verdana"/>
+          <w:i/>
+          <w:sz w:val="14"/>
+        </w:rPr>
+        <w:t>Note 92: Для однозначного различения случаев отсутствия данных и насыщенных пикселей, n-битовые данные об изображении следует кодировать, используя длину данных n+1. Когда такого дескриптора еще нет в классе 30, дескриптор оператора 2 01 YYY следует использовать для изменения длины данных существующей позиции, по мере необходимости.</w:t>
+      </w:r>
+    </w:p>
+    <w:p>
+      <w:r>
+        <w:rPr>
+          <w:rFonts w:ascii="Verdana" w:hAnsi="Verdana"/>
+          <w:i/>
+          <w:sz w:val="14"/>
+        </w:rPr>
+        <w:t>Note 105: Негативные временные периоды или отклонения следует использовать для указания временных периодов или отклонений, предшествующих определенному текущему времени.</w:t>
+      </w:r>
+    </w:p>
+    <w:p>
+      <w:r>
+        <w:rPr>
+          <w:rFonts w:ascii="Verdana" w:hAnsi="Verdana"/>
+          <w:i/>
+          <w:sz w:val="14"/>
+        </w:rPr>
+        <w:t>Note 110: Увеличение широты с севера на юг следует выражать отрицательными значениями.</w:t>
+      </w:r>
+    </w:p>
+    <w:p>
+      <w:r>
+        <w:rPr>
+          <w:rFonts w:ascii="Verdana" w:hAnsi="Verdana"/>
+          <w:i/>
+          <w:sz w:val="14"/>
+        </w:rPr>
+        <w:t>Note 115: Длина данных пикселя может быть изменена с помощью дескриптора 2 01 YYY.</w:t>
+      </w:r>
+    </w:p>
+    <w:p>
+      <w:r>
+        <w:rPr>
+          <w:rFonts w:ascii="Verdana" w:hAnsi="Verdana"/>
+          <w:i/>
+          <w:sz w:val="14"/>
+        </w:rPr>
+        <w:t>Note 121: Некоторые указания ожидаемой точности могут в неявной форме содержаться в ряде элементов данного класса.</w:t>
+      </w:r>
+    </w:p>
+    <w:p>
+      <w:r>
+        <w:rPr>
+          <w:rFonts w:ascii="Verdana" w:hAnsi="Verdana"/>
+          <w:i/>
+          <w:sz w:val="14"/>
+        </w:rPr>
+        <w:t>Note 122: Южную широту следует выражать отрицательными значениями.</w:t>
+      </w:r>
+    </w:p>
+    <w:p>
+      <w:r>
+        <w:rPr>
+          <w:rFonts w:ascii="Verdana" w:hAnsi="Verdana"/>
+          <w:i/>
+          <w:sz w:val="14"/>
+        </w:rPr>
+        <w:t>Note 123: Для компонент v, направленных с юга на север, следует выделять положительные значения.</w:t>
+      </w:r>
+    </w:p>
+    <w:p>
+      <w:r>
+        <w:rPr>
+          <w:rFonts w:ascii="Verdana" w:hAnsi="Verdana"/>
+          <w:i/>
+          <w:sz w:val="14"/>
+        </w:rPr>
+        <w:t>Note 126: Направление приземного ветра, измеренное на станции в пределах 1° от Северного полюса или в пределах 1° от Южного полюса, следует сообщать таким образом, чтобы азимутальный круг был выровнен с нулем прибора, соответствуя 0° по Гринвичскому меридиану.</w:t>
+      </w:r>
+    </w:p>
+    <w:p>
+      <w:r>
+        <w:rPr>
+          <w:rFonts w:ascii="Verdana" w:hAnsi="Verdana"/>
+          <w:i/>
+          <w:sz w:val="14"/>
+        </w:rPr>
+        <w:t>Note 140: Размер элемента изображения на горизонтали — 1 приводится в положении, где масштабный коэффициент карты равен единице.</w:t>
+      </w:r>
+    </w:p>
+    <w:p>
+      <w:r>
+        <w:rPr>
+          <w:rFonts w:ascii="Verdana" w:hAnsi="Verdana"/>
+          <w:i/>
+          <w:sz w:val="14"/>
+        </w:rPr>
+        <w:t>Note 141: Размер элемента изображения на горизонтали — 2 указывается в положении, где масштабный коэффициент карты равен единице.</w:t>
+      </w:r>
+    </w:p>
+    <w:p>
+      <w:r>
+        <w:rPr>
+          <w:rFonts w:ascii="Verdana" w:hAnsi="Verdana"/>
+          <w:i/>
+          <w:sz w:val="14"/>
+        </w:rPr>
+        <w:t>Note 145: Значение временных периодов или отклонений может быть указано с использованием значений времени в коде, соответствующем табличной ссылке 0 08 021.</w:t>
+      </w:r>
+    </w:p>
+    <w:p>
+      <w:r>
+        <w:rPr>
+          <w:rFonts w:ascii="Verdana" w:hAnsi="Verdana"/>
+          <w:i/>
+          <w:sz w:val="14"/>
+        </w:rPr>
+        <w:t>Note 149: При использовании с прогнозируемыми величинами временное местоположение должно указывать время исходного состояния или начала для прогностического периода; при использовании с множеством средних прогностических значений временное местоположение должно указывать исходное состояние или начало первого прогноза, по которому получены множественные средние.</w:t>
+      </w:r>
+    </w:p>
+    <w:p>
+      <w:r>
+        <w:rPr>
+          <w:rFonts w:ascii="Verdana" w:hAnsi="Verdana"/>
+          <w:i/>
+          <w:sz w:val="14"/>
+        </w:rPr>
+        <w:t>Note 155: В данный класс могут также войти элементы, относящиеся к процедурам наблюдений.</w:t>
+      </w:r>
+    </w:p>
+    <w:p>
+      <w:r>
+        <w:rPr>
+          <w:rFonts w:ascii="Verdana" w:hAnsi="Verdana"/>
+          <w:i/>
+          <w:sz w:val="14"/>
+        </w:rPr>
+        <w:t>Note 156: Данный класс должен содержать элементы описания приборов, используемых для получения сообщаемых метеорологических элементов.</w:t>
+      </w:r>
+    </w:p>
+    <w:p>
+      <w:r>
+        <w:rPr>
+          <w:rFonts w:ascii="Verdana" w:hAnsi="Verdana"/>
+          <w:i/>
+          <w:sz w:val="14"/>
+        </w:rPr>
+        <w:t>Note 158: Прежде чем использовать временные периоды или отклонения и временные инкременты, необходимо определить исходное временное местоположение, за которым, по мере необходимости, следует определение значимости времени.</w:t>
+      </w:r>
+    </w:p>
+    <w:p>
+      <w:r>
+        <w:rPr>
+          <w:rFonts w:ascii="Verdana" w:hAnsi="Verdana"/>
+          <w:i/>
+          <w:sz w:val="14"/>
+        </w:rPr>
+        <w:t>Note 160: Уходящей радиации следует присваивать отрицательные значения.</w:t>
+      </w:r>
+    </w:p>
+    <w:p>
+      <w:r>
+        <w:rPr>
+          <w:rFonts w:ascii="Verdana" w:hAnsi="Verdana"/>
+          <w:i/>
+          <w:sz w:val="14"/>
+        </w:rPr>
+        <w:t>Note 161: Для компонент w, направленных вверх, следует выделять положительные значения с единицами измерения в м·с-1.</w:t>
+      </w:r>
+    </w:p>
+    <w:p>
+      <w:r>
+        <w:rPr>
+          <w:rFonts w:ascii="Verdana" w:hAnsi="Verdana"/>
+          <w:i/>
+          <w:sz w:val="14"/>
+        </w:rPr>
+        <w:t>Note 162: Пригодные диапазоны, использованные выше: 1011–1019 Бк для выбросов; 10-2–107 Бк и 10-2–107 мЗв для концентраций и доз.</w:t>
+      </w:r>
+    </w:p>
+    <w:p>
+      <w:r>
+        <w:rPr>
+          <w:rFonts w:ascii="Verdana" w:hAnsi="Verdana"/>
+          <w:i/>
+          <w:sz w:val="14"/>
+        </w:rPr>
+        <w:t>Note 163: Величины широты и приращений широты ограничены диапазоном от –90 до +90 градусов.</w:t>
+      </w:r>
+    </w:p>
+    <w:p>
+      <w:r>
+        <w:rPr>
+          <w:rFonts w:ascii="Verdana" w:hAnsi="Verdana"/>
+          <w:i/>
+          <w:sz w:val="14"/>
+        </w:rPr>
+        <w:t>Note 164: Величины долготы ограничены диапазоном от –180 до +180 градусов.</w:t>
+      </w:r>
+    </w:p>
+    <w:p>
+      <w:r>
+        <w:rPr>
+          <w:rFonts w:ascii="Verdana" w:hAnsi="Verdana"/>
+          <w:i/>
+          <w:sz w:val="14"/>
+        </w:rPr>
+        <w:t>Note 165: Вертикальные элементы и давление следует использовать для определения значений этих элементов независимо от элемента или переменной, означающей вертикальную координату.</w:t>
+      </w:r>
+    </w:p>
+    <w:p>
+      <w:r>
+        <w:rPr>
+          <w:rFonts w:ascii="Verdana" w:hAnsi="Verdana"/>
+          <w:i/>
+          <w:sz w:val="14"/>
+        </w:rPr>
+        <w:t>Note 166: Западная долгота выражается отрицательными величинами.</w:t>
+      </w:r>
+    </w:p>
+    <w:p>
+      <w:r>
+        <w:rPr>
+          <w:rFonts w:ascii="Verdana" w:hAnsi="Verdana"/>
+          <w:i/>
+          <w:sz w:val="14"/>
+        </w:rPr>
+        <w:t>Note 167: Для компонент u, направленных с запада на восток, следует выделять положительные значения.</w:t>
+      </w:r>
+    </w:p>
+    <w:p>
+      <w:r>
+        <w:rPr>
+          <w:rFonts w:ascii="Verdana" w:hAnsi="Verdana"/>
+          <w:i/>
+          <w:sz w:val="14"/>
+        </w:rPr>
+        <w:t>Note 176: Там, где в колонку «НАЗВАНИЕ ЭЛЕМЕНТА» вводится выражение «на указанной высоте и за указанный период», соответствующее вертикальное местоположение должно быть определено с использованием дескрипторов из класса 07 совместно с соответствующим периодом с использованием дескрипторов из класса 04.</w:t>
+      </w:r>
+    </w:p>
+    <w:p>
+      <w:r>
+        <w:rPr>
+          <w:rFonts w:ascii="Verdana" w:hAnsi="Verdana"/>
+          <w:i/>
+          <w:sz w:val="14"/>
+        </w:rPr>
+        <w:t>Note 178: Там, где величины суммируются или усредняются (например, за временной период), общее число значений, из которых получается сумма или среднее значение, может быть представлено с использованием ссылки 0 08 022.</w:t>
+      </w:r>
+    </w:p>
+    <w:p>
+      <w:r>
+        <w:rPr>
+          <w:rFonts w:ascii="Verdana" w:hAnsi="Verdana"/>
+          <w:i/>
+          <w:sz w:val="14"/>
+        </w:rPr>
+        <w:t>Note 179: Стандарты ветровых данных: Скорость Направление; Наблюдение отсутствует Отсутствует Отсутствует; Штиль 0 0; Обычное наблюдение &gt;0 1°–360°; Только скорость &gt;0 Отсутствует; Только направление Отсутствует 1°–360°; «Слабый и переменный» &gt;0 0</w:t>
+      </w:r>
+    </w:p>
+    <w:p>
+      <w:r>
+        <w:rPr>
+          <w:rFonts w:ascii="Verdana" w:hAnsi="Verdana"/>
+          <w:i/>
+          <w:sz w:val="14"/>
+        </w:rPr>
+        <w:t>Note 180: Стандарты сообщения о ветровых волнах и волнении: Наблюдения Скорость Направление; Нет наблюдений Отсутствует Отсутствует; Штиль 0 0; Обычное наблюдение &gt;0 1–360; Только скорость &gt;0 Отсутствует; Только направление Отсутствует 1–360; «Легкий и переменный» &gt;0 0</w:t>
+      </w:r>
+    </w:p>
     <w:sectPr>
       <w:pgSz w:w="16838" w:h="11906" w:orient="landscape"/>
       <w:pgMar w:top="850" w:right="850" w:bottom="850" w:left="850" w:header="720" w:footer="720" w:gutter="0"/>

--- a/docx/ru/BUFRCREX_TableB_ru_03.docx
+++ b/docx/ru/BUFRCREX_TableB_ru_03.docx
@@ -4862,367 +4862,6 @@
         </w:tc>
       </w:tr>
     </w:tbl>
-    <w:p/>
-    <w:p>
-      <w:r>
-        <w:rPr>
-          <w:rFonts w:ascii="Verdana" w:hAnsi="Verdana"/>
-          <w:i/>
-          <w:sz w:val="14"/>
-        </w:rPr>
-        <w:t>Note 23: Значение осадков –0,1 кг·м-2 до масштабирования (–1 после масштабирования или в коде CREX) должно указывать на «следы» осадков (не поддающиеся измерению, менее 0,05 кг·м-2).</w:t>
-      </w:r>
-    </w:p>
-    <w:p>
-      <w:r>
-        <w:rPr>
-          <w:rFonts w:ascii="Verdana" w:hAnsi="Verdana"/>
-          <w:i/>
-          <w:sz w:val="14"/>
-        </w:rPr>
-        <w:t>Note 25: Ранее определенное значение может быть отменено путем передачи «отсутствующего значения» из соответствующей кодовой таблицы или таблицы флагов.</w:t>
-      </w:r>
-    </w:p>
-    <w:p>
-      <w:r>
-        <w:rPr>
-          <w:rFonts w:ascii="Verdana" w:hAnsi="Verdana"/>
-          <w:i/>
-          <w:sz w:val="14"/>
-        </w:rPr>
-        <w:t>Note 27: Все время дается во Всемирном скоординированном времени (ВСВ), если не предусмотрено иного.</w:t>
-      </w:r>
-    </w:p>
-    <w:p>
-      <w:r>
-        <w:rPr>
-          <w:rFonts w:ascii="Verdana" w:hAnsi="Verdana"/>
-          <w:i/>
-          <w:sz w:val="14"/>
-        </w:rPr>
-        <w:t>Note 32: Пеленг или азимут следует использовать только для установленного местоположения и не должен переопределять это местоположение.</w:t>
-      </w:r>
-    </w:p>
-    <w:p>
-      <w:r>
-        <w:rPr>
-          <w:rFonts w:ascii="Verdana" w:hAnsi="Verdana"/>
-          <w:i/>
-          <w:sz w:val="14"/>
-        </w:rPr>
-        <w:t>Note 62: Расстояние следует использовать только для установленного местоположения, а также пеленга, азимута или превышения; оно не должно переопределять это местоположение.</w:t>
-      </w:r>
-    </w:p>
-    <w:p>
-      <w:r>
-        <w:rPr>
-          <w:rFonts w:ascii="Verdana" w:hAnsi="Verdana"/>
-          <w:i/>
-          <w:sz w:val="14"/>
-        </w:rPr>
-        <w:t>Note 63: Приходящей радиации следует присваивать положительные значения.</w:t>
-      </w:r>
-    </w:p>
-    <w:p>
-      <w:r>
-        <w:rPr>
-          <w:rFonts w:ascii="Verdana" w:hAnsi="Verdana"/>
-          <w:i/>
-          <w:sz w:val="14"/>
-        </w:rPr>
-        <w:t>Note 64: Для компонент w, направленных вниз, следует выделять положительные значения с единицами измерения в Па·с-1.</w:t>
-      </w:r>
-    </w:p>
-    <w:p>
-      <w:r>
-        <w:rPr>
-          <w:rFonts w:ascii="Verdana" w:hAnsi="Verdana"/>
-          <w:i/>
-          <w:sz w:val="14"/>
-        </w:rPr>
-        <w:t>Note 66: Увеличение широты с востока на запад следует выражать отрицательным значением.</w:t>
-      </w:r>
-    </w:p>
-    <w:p>
-      <w:r>
-        <w:rPr>
-          <w:rFonts w:ascii="Verdana" w:hAnsi="Verdana"/>
-          <w:i/>
-          <w:sz w:val="14"/>
-        </w:rPr>
-        <w:t>Note 75: Для дескрипторов кода CREX F = B, а не 0.</w:t>
-      </w:r>
-    </w:p>
-    <w:p>
-      <w:r>
-        <w:rPr>
-          <w:rFonts w:ascii="Verdana" w:hAnsi="Verdana"/>
-          <w:i/>
-          <w:sz w:val="14"/>
-        </w:rPr>
-        <w:t>Note 92: Для однозначного различения случаев отсутствия данных и насыщенных пикселей, n-битовые данные об изображении следует кодировать, используя длину данных n+1. Когда такого дескриптора еще нет в классе 30, дескриптор оператора 2 01 YYY следует использовать для изменения длины данных существующей позиции, по мере необходимости.</w:t>
-      </w:r>
-    </w:p>
-    <w:p>
-      <w:r>
-        <w:rPr>
-          <w:rFonts w:ascii="Verdana" w:hAnsi="Verdana"/>
-          <w:i/>
-          <w:sz w:val="14"/>
-        </w:rPr>
-        <w:t>Note 105: Негативные временные периоды или отклонения следует использовать для указания временных периодов или отклонений, предшествующих определенному текущему времени.</w:t>
-      </w:r>
-    </w:p>
-    <w:p>
-      <w:r>
-        <w:rPr>
-          <w:rFonts w:ascii="Verdana" w:hAnsi="Verdana"/>
-          <w:i/>
-          <w:sz w:val="14"/>
-        </w:rPr>
-        <w:t>Note 110: Увеличение широты с севера на юг следует выражать отрицательными значениями.</w:t>
-      </w:r>
-    </w:p>
-    <w:p>
-      <w:r>
-        <w:rPr>
-          <w:rFonts w:ascii="Verdana" w:hAnsi="Verdana"/>
-          <w:i/>
-          <w:sz w:val="14"/>
-        </w:rPr>
-        <w:t>Note 115: Длина данных пикселя может быть изменена с помощью дескриптора 2 01 YYY.</w:t>
-      </w:r>
-    </w:p>
-    <w:p>
-      <w:r>
-        <w:rPr>
-          <w:rFonts w:ascii="Verdana" w:hAnsi="Verdana"/>
-          <w:i/>
-          <w:sz w:val="14"/>
-        </w:rPr>
-        <w:t>Note 121: Некоторые указания ожидаемой точности могут в неявной форме содержаться в ряде элементов данного класса.</w:t>
-      </w:r>
-    </w:p>
-    <w:p>
-      <w:r>
-        <w:rPr>
-          <w:rFonts w:ascii="Verdana" w:hAnsi="Verdana"/>
-          <w:i/>
-          <w:sz w:val="14"/>
-        </w:rPr>
-        <w:t>Note 122: Южную широту следует выражать отрицательными значениями.</w:t>
-      </w:r>
-    </w:p>
-    <w:p>
-      <w:r>
-        <w:rPr>
-          <w:rFonts w:ascii="Verdana" w:hAnsi="Verdana"/>
-          <w:i/>
-          <w:sz w:val="14"/>
-        </w:rPr>
-        <w:t>Note 123: Для компонент v, направленных с юга на север, следует выделять положительные значения.</w:t>
-      </w:r>
-    </w:p>
-    <w:p>
-      <w:r>
-        <w:rPr>
-          <w:rFonts w:ascii="Verdana" w:hAnsi="Verdana"/>
-          <w:i/>
-          <w:sz w:val="14"/>
-        </w:rPr>
-        <w:t>Note 126: Направление приземного ветра, измеренное на станции в пределах 1° от Северного полюса или в пределах 1° от Южного полюса, следует сообщать таким образом, чтобы азимутальный круг был выровнен с нулем прибора, соответствуя 0° по Гринвичскому меридиану.</w:t>
-      </w:r>
-    </w:p>
-    <w:p>
-      <w:r>
-        <w:rPr>
-          <w:rFonts w:ascii="Verdana" w:hAnsi="Verdana"/>
-          <w:i/>
-          <w:sz w:val="14"/>
-        </w:rPr>
-        <w:t>Note 140: Размер элемента изображения на горизонтали — 1 приводится в положении, где масштабный коэффициент карты равен единице.</w:t>
-      </w:r>
-    </w:p>
-    <w:p>
-      <w:r>
-        <w:rPr>
-          <w:rFonts w:ascii="Verdana" w:hAnsi="Verdana"/>
-          <w:i/>
-          <w:sz w:val="14"/>
-        </w:rPr>
-        <w:t>Note 141: Размер элемента изображения на горизонтали — 2 указывается в положении, где масштабный коэффициент карты равен единице.</w:t>
-      </w:r>
-    </w:p>
-    <w:p>
-      <w:r>
-        <w:rPr>
-          <w:rFonts w:ascii="Verdana" w:hAnsi="Verdana"/>
-          <w:i/>
-          <w:sz w:val="14"/>
-        </w:rPr>
-        <w:t>Note 145: Значение временных периодов или отклонений может быть указано с использованием значений времени в коде, соответствующем табличной ссылке 0 08 021.</w:t>
-      </w:r>
-    </w:p>
-    <w:p>
-      <w:r>
-        <w:rPr>
-          <w:rFonts w:ascii="Verdana" w:hAnsi="Verdana"/>
-          <w:i/>
-          <w:sz w:val="14"/>
-        </w:rPr>
-        <w:t>Note 149: При использовании с прогнозируемыми величинами временное местоположение должно указывать время исходного состояния или начала для прогностического периода; при использовании с множеством средних прогностических значений временное местоположение должно указывать исходное состояние или начало первого прогноза, по которому получены множественные средние.</w:t>
-      </w:r>
-    </w:p>
-    <w:p>
-      <w:r>
-        <w:rPr>
-          <w:rFonts w:ascii="Verdana" w:hAnsi="Verdana"/>
-          <w:i/>
-          <w:sz w:val="14"/>
-        </w:rPr>
-        <w:t>Note 155: В данный класс могут также войти элементы, относящиеся к процедурам наблюдений.</w:t>
-      </w:r>
-    </w:p>
-    <w:p>
-      <w:r>
-        <w:rPr>
-          <w:rFonts w:ascii="Verdana" w:hAnsi="Verdana"/>
-          <w:i/>
-          <w:sz w:val="14"/>
-        </w:rPr>
-        <w:t>Note 156: Данный класс должен содержать элементы описания приборов, используемых для получения сообщаемых метеорологических элементов.</w:t>
-      </w:r>
-    </w:p>
-    <w:p>
-      <w:r>
-        <w:rPr>
-          <w:rFonts w:ascii="Verdana" w:hAnsi="Verdana"/>
-          <w:i/>
-          <w:sz w:val="14"/>
-        </w:rPr>
-        <w:t>Note 158: Прежде чем использовать временные периоды или отклонения и временные инкременты, необходимо определить исходное временное местоположение, за которым, по мере необходимости, следует определение значимости времени.</w:t>
-      </w:r>
-    </w:p>
-    <w:p>
-      <w:r>
-        <w:rPr>
-          <w:rFonts w:ascii="Verdana" w:hAnsi="Verdana"/>
-          <w:i/>
-          <w:sz w:val="14"/>
-        </w:rPr>
-        <w:t>Note 160: Уходящей радиации следует присваивать отрицательные значения.</w:t>
-      </w:r>
-    </w:p>
-    <w:p>
-      <w:r>
-        <w:rPr>
-          <w:rFonts w:ascii="Verdana" w:hAnsi="Verdana"/>
-          <w:i/>
-          <w:sz w:val="14"/>
-        </w:rPr>
-        <w:t>Note 161: Для компонент w, направленных вверх, следует выделять положительные значения с единицами измерения в м·с-1.</w:t>
-      </w:r>
-    </w:p>
-    <w:p>
-      <w:r>
-        <w:rPr>
-          <w:rFonts w:ascii="Verdana" w:hAnsi="Verdana"/>
-          <w:i/>
-          <w:sz w:val="14"/>
-        </w:rPr>
-        <w:t>Note 162: Пригодные диапазоны, использованные выше: 1011–1019 Бк для выбросов; 10-2–107 Бк и 10-2–107 мЗв для концентраций и доз.</w:t>
-      </w:r>
-    </w:p>
-    <w:p>
-      <w:r>
-        <w:rPr>
-          <w:rFonts w:ascii="Verdana" w:hAnsi="Verdana"/>
-          <w:i/>
-          <w:sz w:val="14"/>
-        </w:rPr>
-        <w:t>Note 163: Величины широты и приращений широты ограничены диапазоном от –90 до +90 градусов.</w:t>
-      </w:r>
-    </w:p>
-    <w:p>
-      <w:r>
-        <w:rPr>
-          <w:rFonts w:ascii="Verdana" w:hAnsi="Verdana"/>
-          <w:i/>
-          <w:sz w:val="14"/>
-        </w:rPr>
-        <w:t>Note 164: Величины долготы ограничены диапазоном от –180 до +180 градусов.</w:t>
-      </w:r>
-    </w:p>
-    <w:p>
-      <w:r>
-        <w:rPr>
-          <w:rFonts w:ascii="Verdana" w:hAnsi="Verdana"/>
-          <w:i/>
-          <w:sz w:val="14"/>
-        </w:rPr>
-        <w:t>Note 165: Вертикальные элементы и давление следует использовать для определения значений этих элементов независимо от элемента или переменной, означающей вертикальную координату.</w:t>
-      </w:r>
-    </w:p>
-    <w:p>
-      <w:r>
-        <w:rPr>
-          <w:rFonts w:ascii="Verdana" w:hAnsi="Verdana"/>
-          <w:i/>
-          <w:sz w:val="14"/>
-        </w:rPr>
-        <w:t>Note 166: Западная долгота выражается отрицательными величинами.</w:t>
-      </w:r>
-    </w:p>
-    <w:p>
-      <w:r>
-        <w:rPr>
-          <w:rFonts w:ascii="Verdana" w:hAnsi="Verdana"/>
-          <w:i/>
-          <w:sz w:val="14"/>
-        </w:rPr>
-        <w:t>Note 167: Для компонент u, направленных с запада на восток, следует выделять положительные значения.</w:t>
-      </w:r>
-    </w:p>
-    <w:p>
-      <w:r>
-        <w:rPr>
-          <w:rFonts w:ascii="Verdana" w:hAnsi="Verdana"/>
-          <w:i/>
-          <w:sz w:val="14"/>
-        </w:rPr>
-        <w:t>Note 176: Там, где в колонку «НАЗВАНИЕ ЭЛЕМЕНТА» вводится выражение «на указанной высоте и за указанный период», соответствующее вертикальное местоположение должно быть определено с использованием дескрипторов из класса 07 совместно с соответствующим периодом с использованием дескрипторов из класса 04.</w:t>
-      </w:r>
-    </w:p>
-    <w:p>
-      <w:r>
-        <w:rPr>
-          <w:rFonts w:ascii="Verdana" w:hAnsi="Verdana"/>
-          <w:i/>
-          <w:sz w:val="14"/>
-        </w:rPr>
-        <w:t>Note 178: Там, где величины суммируются или усредняются (например, за временной период), общее число значений, из которых получается сумма или среднее значение, может быть представлено с использованием ссылки 0 08 022.</w:t>
-      </w:r>
-    </w:p>
-    <w:p>
-      <w:r>
-        <w:rPr>
-          <w:rFonts w:ascii="Verdana" w:hAnsi="Verdana"/>
-          <w:i/>
-          <w:sz w:val="14"/>
-        </w:rPr>
-        <w:t>Note 179: Стандарты ветровых данных: Скорость Направление; Наблюдение отсутствует Отсутствует Отсутствует; Штиль 0 0; Обычное наблюдение &gt;0 1°–360°; Только скорость &gt;0 Отсутствует; Только направление Отсутствует 1°–360°; «Слабый и переменный» &gt;0 0</w:t>
-      </w:r>
-    </w:p>
-    <w:p>
-      <w:r>
-        <w:rPr>
-          <w:rFonts w:ascii="Verdana" w:hAnsi="Verdana"/>
-          <w:i/>
-          <w:sz w:val="14"/>
-        </w:rPr>
-        <w:t>Note 180: Стандарты сообщения о ветровых волнах и волнении: Наблюдения Скорость Направление; Нет наблюдений Отсутствует Отсутствует; Штиль 0 0; Обычное наблюдение &gt;0 1–360; Только скорость &gt;0 Отсутствует; Только направление Отсутствует 1–360; «Легкий и переменный» &gt;0 0</w:t>
-      </w:r>
-    </w:p>
     <w:sectPr>
       <w:pgSz w:w="16838" w:h="11906" w:orient="landscape"/>
       <w:pgMar w:top="850" w:right="850" w:bottom="850" w:left="850" w:header="720" w:footer="720" w:gutter="0"/>
